--- a/mode_docx_nc/pmi_ka2/template.docx
+++ b/mode_docx_nc/pmi_ka2/template.docx
@@ -430,6 +430,8 @@
         <w:t>СОДЕРЖАНИЕ</w:t>
       </w:r>
     </w:p>
+    <w:bookmarkStart w:id="0" w:name="_GoBack"/>
+    <w:bookmarkEnd w:id="0"/>
     <w:p>
       <w:pPr>
         <w:pStyle w:val="12"/>
@@ -454,7 +456,7 @@
       <w:r>
         <w:fldChar w:fldCharType="separate"/>
       </w:r>
-      <w:hyperlink w:anchor="_Toc201995456" w:history="1">
+      <w:hyperlink w:anchor="_Toc204005546" w:history="1">
         <w:r>
           <w:rPr>
             <w:rStyle w:val="af4"/>
@@ -498,7 +500,7 @@
             <w:noProof/>
             <w:webHidden/>
           </w:rPr>
-          <w:instrText xml:space="preserve"> PAGEREF _Toc201995456 \h </w:instrText>
+          <w:instrText xml:space="preserve"> PAGEREF _Toc204005546 \h </w:instrText>
         </w:r>
         <w:r>
           <w:rPr>
@@ -540,7 +542,7 @@
           <w:lang w:val="en-US"/>
         </w:rPr>
       </w:pPr>
-      <w:hyperlink w:anchor="_Toc201995457" w:history="1">
+      <w:hyperlink w:anchor="_Toc204005547" w:history="1">
         <w:r>
           <w:rPr>
             <w:rStyle w:val="af4"/>
@@ -567,7 +569,7 @@
             <w:noProof/>
             <w:webHidden/>
           </w:rPr>
-          <w:instrText xml:space="preserve"> PAGEREF _Toc201995457 \h </w:instrText>
+          <w:instrText xml:space="preserve"> PAGEREF _Toc204005547 \h </w:instrText>
         </w:r>
         <w:r>
           <w:rPr>
@@ -609,7 +611,7 @@
           <w:lang w:val="en-US"/>
         </w:rPr>
       </w:pPr>
-      <w:hyperlink w:anchor="_Toc201995458" w:history="1">
+      <w:hyperlink w:anchor="_Toc204005548" w:history="1">
         <w:r>
           <w:rPr>
             <w:rStyle w:val="af4"/>
@@ -636,7 +638,7 @@
             <w:noProof/>
             <w:webHidden/>
           </w:rPr>
-          <w:instrText xml:space="preserve"> PAGEREF _Toc201995458 \h </w:instrText>
+          <w:instrText xml:space="preserve"> PAGEREF _Toc204005548 \h </w:instrText>
         </w:r>
         <w:r>
           <w:rPr>
@@ -678,7 +680,7 @@
           <w:lang w:val="en-US"/>
         </w:rPr>
       </w:pPr>
-      <w:hyperlink w:anchor="_Toc201995459" w:history="1">
+      <w:hyperlink w:anchor="_Toc204005549" w:history="1">
         <w:r>
           <w:rPr>
             <w:rStyle w:val="af4"/>
@@ -705,7 +707,7 @@
             <w:noProof/>
             <w:webHidden/>
           </w:rPr>
-          <w:instrText xml:space="preserve"> PAGEREF _Toc201995459 \h </w:instrText>
+          <w:instrText xml:space="preserve"> PAGEREF _Toc204005549 \h </w:instrText>
         </w:r>
         <w:r>
           <w:rPr>
@@ -747,7 +749,7 @@
           <w:lang w:val="en-US"/>
         </w:rPr>
       </w:pPr>
-      <w:hyperlink w:anchor="_Toc201995460" w:history="1">
+      <w:hyperlink w:anchor="_Toc204005550" w:history="1">
         <w:r>
           <w:rPr>
             <w:rStyle w:val="af4"/>
@@ -774,7 +776,7 @@
             <w:noProof/>
             <w:webHidden/>
           </w:rPr>
-          <w:instrText xml:space="preserve"> PAGEREF _Toc201995460 \h </w:instrText>
+          <w:instrText xml:space="preserve"> PAGEREF _Toc204005550 \h </w:instrText>
         </w:r>
         <w:r>
           <w:rPr>
@@ -816,7 +818,7 @@
           <w:lang w:val="en-US"/>
         </w:rPr>
       </w:pPr>
-      <w:hyperlink w:anchor="_Toc201995461" w:history="1">
+      <w:hyperlink w:anchor="_Toc204005551" w:history="1">
         <w:r>
           <w:rPr>
             <w:rStyle w:val="af4"/>
@@ -843,7 +845,7 @@
             <w:noProof/>
             <w:webHidden/>
           </w:rPr>
-          <w:instrText xml:space="preserve"> PAGEREF _Toc201995461 \h </w:instrText>
+          <w:instrText xml:space="preserve"> PAGEREF _Toc204005551 \h </w:instrText>
         </w:r>
         <w:r>
           <w:rPr>
@@ -885,7 +887,7 @@
           <w:lang w:val="en-US"/>
         </w:rPr>
       </w:pPr>
-      <w:hyperlink w:anchor="_Toc201995462" w:history="1">
+      <w:hyperlink w:anchor="_Toc204005552" w:history="1">
         <w:r>
           <w:rPr>
             <w:rStyle w:val="af4"/>
@@ -912,7 +914,7 @@
             <w:noProof/>
             <w:webHidden/>
           </w:rPr>
-          <w:instrText xml:space="preserve"> PAGEREF _Toc201995462 \h </w:instrText>
+          <w:instrText xml:space="preserve"> PAGEREF _Toc204005552 \h </w:instrText>
         </w:r>
         <w:r>
           <w:rPr>
@@ -954,7 +956,7 @@
           <w:lang w:val="en-US"/>
         </w:rPr>
       </w:pPr>
-      <w:hyperlink w:anchor="_Toc201995463" w:history="1">
+      <w:hyperlink w:anchor="_Toc204005553" w:history="1">
         <w:r>
           <w:rPr>
             <w:rStyle w:val="af4"/>
@@ -981,7 +983,7 @@
             <w:noProof/>
             <w:webHidden/>
           </w:rPr>
-          <w:instrText xml:space="preserve"> PAGEREF _Toc201995463 \h </w:instrText>
+          <w:instrText xml:space="preserve"> PAGEREF _Toc204005553 \h </w:instrText>
         </w:r>
         <w:r>
           <w:rPr>
@@ -1027,7 +1029,7 @@
           <w:lang w:val="en-US"/>
         </w:rPr>
       </w:pPr>
-      <w:hyperlink w:anchor="_Toc201995464" w:history="1">
+      <w:hyperlink w:anchor="_Toc204005554" w:history="1">
         <w:r>
           <w:rPr>
             <w:rStyle w:val="af4"/>
@@ -1050,7 +1052,7 @@
             <w:rStyle w:val="af4"/>
             <w:noProof/>
           </w:rPr>
-          <w:t>ПРОГРАММА И МЕТОДИКИ ПРОВЕДЕНИЯ ИСПЫТАНИЙ</w:t>
+          <w:t>ПРОГРАММА ПРОВЕДЕНИЯ ИСПЫТАНИЙ</w:t>
         </w:r>
         <w:r>
           <w:rPr>
@@ -1071,7 +1073,7 @@
             <w:noProof/>
             <w:webHidden/>
           </w:rPr>
-          <w:instrText xml:space="preserve"> PAGEREF _Toc201995464 \h </w:instrText>
+          <w:instrText xml:space="preserve"> PAGEREF _Toc204005554 \h </w:instrText>
         </w:r>
         <w:r>
           <w:rPr>
@@ -1113,7 +1115,7 @@
           <w:lang w:val="en-US"/>
         </w:rPr>
       </w:pPr>
-      <w:hyperlink w:anchor="_Toc201995465" w:history="1">
+      <w:hyperlink w:anchor="_Toc204005555" w:history="1">
         <w:r>
           <w:rPr>
             <w:rStyle w:val="af4"/>
@@ -1140,7 +1142,7 @@
             <w:noProof/>
             <w:webHidden/>
           </w:rPr>
-          <w:instrText xml:space="preserve"> PAGEREF _Toc201995465 \h </w:instrText>
+          <w:instrText xml:space="preserve"> PAGEREF _Toc204005555 \h </w:instrText>
         </w:r>
         <w:r>
           <w:rPr>
@@ -1182,7 +1184,7 @@
           <w:lang w:val="en-US"/>
         </w:rPr>
       </w:pPr>
-      <w:hyperlink w:anchor="_Toc201995466" w:history="1">
+      <w:hyperlink w:anchor="_Toc204005556" w:history="1">
         <w:r>
           <w:rPr>
             <w:rStyle w:val="af4"/>
@@ -1209,7 +1211,7 @@
             <w:noProof/>
             <w:webHidden/>
           </w:rPr>
-          <w:instrText xml:space="preserve"> PAGEREF _Toc201995466 \h </w:instrText>
+          <w:instrText xml:space="preserve"> PAGEREF _Toc204005556 \h </w:instrText>
         </w:r>
         <w:r>
           <w:rPr>
@@ -1251,7 +1253,7 @@
           <w:lang w:val="en-US"/>
         </w:rPr>
       </w:pPr>
-      <w:hyperlink w:anchor="_Toc201995467" w:history="1">
+      <w:hyperlink w:anchor="_Toc204005557" w:history="1">
         <w:r>
           <w:rPr>
             <w:rStyle w:val="af4"/>
@@ -1278,7 +1280,7 @@
             <w:noProof/>
             <w:webHidden/>
           </w:rPr>
-          <w:instrText xml:space="preserve"> PAGEREF _Toc201995467 \h </w:instrText>
+          <w:instrText xml:space="preserve"> PAGEREF _Toc204005557 \h </w:instrText>
         </w:r>
         <w:r>
           <w:rPr>
@@ -1320,7 +1322,7 @@
           <w:lang w:val="en-US"/>
         </w:rPr>
       </w:pPr>
-      <w:hyperlink w:anchor="_Toc201995468" w:history="1">
+      <w:hyperlink w:anchor="_Toc204005558" w:history="1">
         <w:r>
           <w:rPr>
             <w:rStyle w:val="af4"/>
@@ -1347,7 +1349,7 @@
             <w:noProof/>
             <w:webHidden/>
           </w:rPr>
-          <w:instrText xml:space="preserve"> PAGEREF _Toc201995468 \h </w:instrText>
+          <w:instrText xml:space="preserve"> PAGEREF _Toc204005558 \h </w:instrText>
         </w:r>
         <w:r>
           <w:rPr>
@@ -1368,786 +1370,6 @@
             <w:webHidden/>
           </w:rPr>
           <w:t>8</w:t>
-        </w:r>
-        <w:r>
-          <w:rPr>
-            <w:noProof/>
-            <w:webHidden/>
-          </w:rPr>
-          <w:fldChar w:fldCharType="end"/>
-        </w:r>
-      </w:hyperlink>
-    </w:p>
-    <w:p>
-      <w:pPr>
-        <w:pStyle w:val="22"/>
-        <w:rPr>
-          <w:rFonts w:asciiTheme="minorHAnsi" w:eastAsiaTheme="minorEastAsia" w:hAnsiTheme="minorHAnsi"/>
-          <w:noProof/>
-          <w:color w:val="auto"/>
-          <w:sz w:val="22"/>
-          <w:lang w:val="en-US"/>
-        </w:rPr>
-      </w:pPr>
-      <w:hyperlink w:anchor="_Toc201995469" w:history="1">
-        <w:r>
-          <w:rPr>
-            <w:rStyle w:val="af4"/>
-            <w:noProof/>
-          </w:rPr>
-          <w:t>2.5 Проверка функции УВ</w:t>
-        </w:r>
-        <w:r>
-          <w:rPr>
-            <w:noProof/>
-            <w:webHidden/>
-          </w:rPr>
-          <w:tab/>
-        </w:r>
-        <w:r>
-          <w:rPr>
-            <w:noProof/>
-            <w:webHidden/>
-          </w:rPr>
-          <w:fldChar w:fldCharType="begin"/>
-        </w:r>
-        <w:r>
-          <w:rPr>
-            <w:noProof/>
-            <w:webHidden/>
-          </w:rPr>
-          <w:instrText xml:space="preserve"> PAGEREF _Toc201995469 \h </w:instrText>
-        </w:r>
-        <w:r>
-          <w:rPr>
-            <w:noProof/>
-            <w:webHidden/>
-          </w:rPr>
-        </w:r>
-        <w:r>
-          <w:rPr>
-            <w:noProof/>
-            <w:webHidden/>
-          </w:rPr>
-          <w:fldChar w:fldCharType="separate"/>
-        </w:r>
-        <w:r>
-          <w:rPr>
-            <w:noProof/>
-            <w:webHidden/>
-          </w:rPr>
-          <w:t>10</w:t>
-        </w:r>
-        <w:r>
-          <w:rPr>
-            <w:noProof/>
-            <w:webHidden/>
-          </w:rPr>
-          <w:fldChar w:fldCharType="end"/>
-        </w:r>
-      </w:hyperlink>
-    </w:p>
-    <w:p>
-      <w:pPr>
-        <w:pStyle w:val="22"/>
-        <w:rPr>
-          <w:rFonts w:asciiTheme="minorHAnsi" w:eastAsiaTheme="minorEastAsia" w:hAnsiTheme="minorHAnsi"/>
-          <w:noProof/>
-          <w:color w:val="auto"/>
-          <w:sz w:val="22"/>
-          <w:lang w:val="en-US"/>
-        </w:rPr>
-      </w:pPr>
-      <w:hyperlink w:anchor="_Toc201995470" w:history="1">
-        <w:r>
-          <w:rPr>
-            <w:rStyle w:val="af4"/>
-            <w:noProof/>
-          </w:rPr>
-          <w:t>2.6 Проверка функции КА</w:t>
-        </w:r>
-        <w:r>
-          <w:rPr>
-            <w:noProof/>
-            <w:webHidden/>
-          </w:rPr>
-          <w:tab/>
-        </w:r>
-        <w:r>
-          <w:rPr>
-            <w:noProof/>
-            <w:webHidden/>
-          </w:rPr>
-          <w:fldChar w:fldCharType="begin"/>
-        </w:r>
-        <w:r>
-          <w:rPr>
-            <w:noProof/>
-            <w:webHidden/>
-          </w:rPr>
-          <w:instrText xml:space="preserve"> PAGEREF _Toc201995470 \h </w:instrText>
-        </w:r>
-        <w:r>
-          <w:rPr>
-            <w:noProof/>
-            <w:webHidden/>
-          </w:rPr>
-        </w:r>
-        <w:r>
-          <w:rPr>
-            <w:noProof/>
-            <w:webHidden/>
-          </w:rPr>
-          <w:fldChar w:fldCharType="separate"/>
-        </w:r>
-        <w:r>
-          <w:rPr>
-            <w:noProof/>
-            <w:webHidden/>
-          </w:rPr>
-          <w:t>14</w:t>
-        </w:r>
-        <w:r>
-          <w:rPr>
-            <w:noProof/>
-            <w:webHidden/>
-          </w:rPr>
-          <w:fldChar w:fldCharType="end"/>
-        </w:r>
-      </w:hyperlink>
-    </w:p>
-    <w:p>
-      <w:pPr>
-        <w:pStyle w:val="22"/>
-        <w:rPr>
-          <w:rFonts w:asciiTheme="minorHAnsi" w:eastAsiaTheme="minorEastAsia" w:hAnsiTheme="minorHAnsi"/>
-          <w:noProof/>
-          <w:color w:val="auto"/>
-          <w:sz w:val="22"/>
-          <w:lang w:val="en-US"/>
-        </w:rPr>
-      </w:pPr>
-      <w:hyperlink w:anchor="_Toc201995471" w:history="1">
-        <w:r>
-          <w:rPr>
-            <w:rStyle w:val="af4"/>
-            <w:noProof/>
-          </w:rPr>
-          <w:t>2.7 Проверка функции КСВ. Часть 1</w:t>
-        </w:r>
-        <w:r>
-          <w:rPr>
-            <w:noProof/>
-            <w:webHidden/>
-          </w:rPr>
-          <w:tab/>
-        </w:r>
-        <w:r>
-          <w:rPr>
-            <w:noProof/>
-            <w:webHidden/>
-          </w:rPr>
-          <w:fldChar w:fldCharType="begin"/>
-        </w:r>
-        <w:r>
-          <w:rPr>
-            <w:noProof/>
-            <w:webHidden/>
-          </w:rPr>
-          <w:instrText xml:space="preserve"> PAGEREF _Toc201995471 \h </w:instrText>
-        </w:r>
-        <w:r>
-          <w:rPr>
-            <w:noProof/>
-            <w:webHidden/>
-          </w:rPr>
-        </w:r>
-        <w:r>
-          <w:rPr>
-            <w:noProof/>
-            <w:webHidden/>
-          </w:rPr>
-          <w:fldChar w:fldCharType="separate"/>
-        </w:r>
-        <w:r>
-          <w:rPr>
-            <w:noProof/>
-            <w:webHidden/>
-          </w:rPr>
-          <w:t>24</w:t>
-        </w:r>
-        <w:r>
-          <w:rPr>
-            <w:noProof/>
-            <w:webHidden/>
-          </w:rPr>
-          <w:fldChar w:fldCharType="end"/>
-        </w:r>
-      </w:hyperlink>
-    </w:p>
-    <w:p>
-      <w:pPr>
-        <w:pStyle w:val="22"/>
-        <w:rPr>
-          <w:rFonts w:asciiTheme="minorHAnsi" w:eastAsiaTheme="minorEastAsia" w:hAnsiTheme="minorHAnsi"/>
-          <w:noProof/>
-          <w:color w:val="auto"/>
-          <w:sz w:val="22"/>
-          <w:lang w:val="en-US"/>
-        </w:rPr>
-      </w:pPr>
-      <w:hyperlink w:anchor="_Toc201995472" w:history="1">
-        <w:r>
-          <w:rPr>
-            <w:rStyle w:val="af4"/>
-            <w:noProof/>
-          </w:rPr>
-          <w:t>2.8 Проверка функции КСВ. Часть 2</w:t>
-        </w:r>
-        <w:r>
-          <w:rPr>
-            <w:noProof/>
-            <w:webHidden/>
-          </w:rPr>
-          <w:tab/>
-        </w:r>
-        <w:r>
-          <w:rPr>
-            <w:noProof/>
-            <w:webHidden/>
-          </w:rPr>
-          <w:fldChar w:fldCharType="begin"/>
-        </w:r>
-        <w:r>
-          <w:rPr>
-            <w:noProof/>
-            <w:webHidden/>
-          </w:rPr>
-          <w:instrText xml:space="preserve"> PAGEREF _Toc201995472 \h </w:instrText>
-        </w:r>
-        <w:r>
-          <w:rPr>
-            <w:noProof/>
-            <w:webHidden/>
-          </w:rPr>
-        </w:r>
-        <w:r>
-          <w:rPr>
-            <w:noProof/>
-            <w:webHidden/>
-          </w:rPr>
-          <w:fldChar w:fldCharType="separate"/>
-        </w:r>
-        <w:r>
-          <w:rPr>
-            <w:noProof/>
-            <w:webHidden/>
-          </w:rPr>
-          <w:t>35</w:t>
-        </w:r>
-        <w:r>
-          <w:rPr>
-            <w:noProof/>
-            <w:webHidden/>
-          </w:rPr>
-          <w:fldChar w:fldCharType="end"/>
-        </w:r>
-      </w:hyperlink>
-    </w:p>
-    <w:p>
-      <w:pPr>
-        <w:pStyle w:val="22"/>
-        <w:rPr>
-          <w:rFonts w:asciiTheme="minorHAnsi" w:eastAsiaTheme="minorEastAsia" w:hAnsiTheme="minorHAnsi"/>
-          <w:noProof/>
-          <w:color w:val="auto"/>
-          <w:sz w:val="22"/>
-          <w:lang w:val="en-US"/>
-        </w:rPr>
-      </w:pPr>
-      <w:hyperlink w:anchor="_Toc201995473" w:history="1">
-        <w:r>
-          <w:rPr>
-            <w:rStyle w:val="af4"/>
-            <w:noProof/>
-          </w:rPr>
-          <w:t>2.9 Проверка функции КП</w:t>
-        </w:r>
-        <w:r>
-          <w:rPr>
-            <w:noProof/>
-            <w:webHidden/>
-          </w:rPr>
-          <w:tab/>
-        </w:r>
-        <w:r>
-          <w:rPr>
-            <w:noProof/>
-            <w:webHidden/>
-          </w:rPr>
-          <w:fldChar w:fldCharType="begin"/>
-        </w:r>
-        <w:r>
-          <w:rPr>
-            <w:noProof/>
-            <w:webHidden/>
-          </w:rPr>
-          <w:instrText xml:space="preserve"> PAGEREF _Toc201995473 \h </w:instrText>
-        </w:r>
-        <w:r>
-          <w:rPr>
-            <w:noProof/>
-            <w:webHidden/>
-          </w:rPr>
-        </w:r>
-        <w:r>
-          <w:rPr>
-            <w:noProof/>
-            <w:webHidden/>
-          </w:rPr>
-          <w:fldChar w:fldCharType="separate"/>
-        </w:r>
-        <w:r>
-          <w:rPr>
-            <w:noProof/>
-            <w:webHidden/>
-          </w:rPr>
-          <w:t>44</w:t>
-        </w:r>
-        <w:r>
-          <w:rPr>
-            <w:noProof/>
-            <w:webHidden/>
-          </w:rPr>
-          <w:fldChar w:fldCharType="end"/>
-        </w:r>
-      </w:hyperlink>
-    </w:p>
-    <w:p>
-      <w:pPr>
-        <w:pStyle w:val="12"/>
-        <w:tabs>
-          <w:tab w:val="left" w:pos="567"/>
-          <w:tab w:val="right" w:leader="dot" w:pos="9605"/>
-        </w:tabs>
-        <w:rPr>
-          <w:rFonts w:asciiTheme="minorHAnsi" w:eastAsiaTheme="minorEastAsia" w:hAnsiTheme="minorHAnsi"/>
-          <w:noProof/>
-          <w:color w:val="auto"/>
-          <w:sz w:val="22"/>
-          <w:lang w:val="en-US"/>
-        </w:rPr>
-      </w:pPr>
-      <w:hyperlink w:anchor="_Toc201995474" w:history="1">
-        <w:r>
-          <w:rPr>
-            <w:rStyle w:val="af4"/>
-            <w:noProof/>
-          </w:rPr>
-          <w:t>3.</w:t>
-        </w:r>
-        <w:r>
-          <w:rPr>
-            <w:rFonts w:asciiTheme="minorHAnsi" w:eastAsiaTheme="minorEastAsia" w:hAnsiTheme="minorHAnsi"/>
-            <w:noProof/>
-            <w:color w:val="auto"/>
-            <w:sz w:val="22"/>
-            <w:lang w:val="en-US"/>
-          </w:rPr>
-          <w:tab/>
-        </w:r>
-        <w:r>
-          <w:rPr>
-            <w:rStyle w:val="af4"/>
-            <w:noProof/>
-          </w:rPr>
-          <w:t>РЕЗУЛЬТАТ ИСПЫТАНИЙ</w:t>
-        </w:r>
-        <w:r>
-          <w:rPr>
-            <w:noProof/>
-            <w:webHidden/>
-          </w:rPr>
-          <w:tab/>
-        </w:r>
-        <w:r>
-          <w:rPr>
-            <w:noProof/>
-            <w:webHidden/>
-          </w:rPr>
-          <w:fldChar w:fldCharType="begin"/>
-        </w:r>
-        <w:r>
-          <w:rPr>
-            <w:noProof/>
-            <w:webHidden/>
-          </w:rPr>
-          <w:instrText xml:space="preserve"> PAGEREF _Toc201995474 \h </w:instrText>
-        </w:r>
-        <w:r>
-          <w:rPr>
-            <w:noProof/>
-            <w:webHidden/>
-          </w:rPr>
-        </w:r>
-        <w:r>
-          <w:rPr>
-            <w:noProof/>
-            <w:webHidden/>
-          </w:rPr>
-          <w:fldChar w:fldCharType="separate"/>
-        </w:r>
-        <w:r>
-          <w:rPr>
-            <w:noProof/>
-            <w:webHidden/>
-          </w:rPr>
-          <w:t>52</w:t>
-        </w:r>
-        <w:r>
-          <w:rPr>
-            <w:noProof/>
-            <w:webHidden/>
-          </w:rPr>
-          <w:fldChar w:fldCharType="end"/>
-        </w:r>
-      </w:hyperlink>
-    </w:p>
-    <w:p>
-      <w:pPr>
-        <w:pStyle w:val="22"/>
-        <w:rPr>
-          <w:rFonts w:asciiTheme="minorHAnsi" w:eastAsiaTheme="minorEastAsia" w:hAnsiTheme="minorHAnsi"/>
-          <w:noProof/>
-          <w:color w:val="auto"/>
-          <w:sz w:val="22"/>
-          <w:lang w:val="en-US"/>
-        </w:rPr>
-      </w:pPr>
-      <w:hyperlink w:anchor="_Toc201995475" w:history="1">
-        <w:r>
-          <w:rPr>
-            <w:rStyle w:val="af4"/>
-            <w:noProof/>
-          </w:rPr>
-          <w:t>3.1 Результат проверки функции УВ</w:t>
-        </w:r>
-        <w:r>
-          <w:rPr>
-            <w:noProof/>
-            <w:webHidden/>
-          </w:rPr>
-          <w:tab/>
-        </w:r>
-        <w:r>
-          <w:rPr>
-            <w:noProof/>
-            <w:webHidden/>
-          </w:rPr>
-          <w:fldChar w:fldCharType="begin"/>
-        </w:r>
-        <w:r>
-          <w:rPr>
-            <w:noProof/>
-            <w:webHidden/>
-          </w:rPr>
-          <w:instrText xml:space="preserve"> PAGEREF _Toc201995475 \h </w:instrText>
-        </w:r>
-        <w:r>
-          <w:rPr>
-            <w:noProof/>
-            <w:webHidden/>
-          </w:rPr>
-        </w:r>
-        <w:r>
-          <w:rPr>
-            <w:noProof/>
-            <w:webHidden/>
-          </w:rPr>
-          <w:fldChar w:fldCharType="separate"/>
-        </w:r>
-        <w:r>
-          <w:rPr>
-            <w:noProof/>
-            <w:webHidden/>
-          </w:rPr>
-          <w:t>52</w:t>
-        </w:r>
-        <w:r>
-          <w:rPr>
-            <w:noProof/>
-            <w:webHidden/>
-          </w:rPr>
-          <w:fldChar w:fldCharType="end"/>
-        </w:r>
-      </w:hyperlink>
-    </w:p>
-    <w:p>
-      <w:pPr>
-        <w:pStyle w:val="22"/>
-        <w:rPr>
-          <w:rFonts w:asciiTheme="minorHAnsi" w:eastAsiaTheme="minorEastAsia" w:hAnsiTheme="minorHAnsi"/>
-          <w:noProof/>
-          <w:color w:val="auto"/>
-          <w:sz w:val="22"/>
-          <w:lang w:val="en-US"/>
-        </w:rPr>
-      </w:pPr>
-      <w:hyperlink w:anchor="_Toc201995476" w:history="1">
-        <w:r>
-          <w:rPr>
-            <w:rStyle w:val="af4"/>
-            <w:noProof/>
-          </w:rPr>
-          <w:t>3.2 Результат проверки функции КА</w:t>
-        </w:r>
-        <w:r>
-          <w:rPr>
-            <w:noProof/>
-            <w:webHidden/>
-          </w:rPr>
-          <w:tab/>
-        </w:r>
-        <w:r>
-          <w:rPr>
-            <w:noProof/>
-            <w:webHidden/>
-          </w:rPr>
-          <w:fldChar w:fldCharType="begin"/>
-        </w:r>
-        <w:r>
-          <w:rPr>
-            <w:noProof/>
-            <w:webHidden/>
-          </w:rPr>
-          <w:instrText xml:space="preserve"> PAGEREF _Toc201995476 \h </w:instrText>
-        </w:r>
-        <w:r>
-          <w:rPr>
-            <w:noProof/>
-            <w:webHidden/>
-          </w:rPr>
-        </w:r>
-        <w:r>
-          <w:rPr>
-            <w:noProof/>
-            <w:webHidden/>
-          </w:rPr>
-          <w:fldChar w:fldCharType="separate"/>
-        </w:r>
-        <w:r>
-          <w:rPr>
-            <w:noProof/>
-            <w:webHidden/>
-          </w:rPr>
-          <w:t>52</w:t>
-        </w:r>
-        <w:r>
-          <w:rPr>
-            <w:noProof/>
-            <w:webHidden/>
-          </w:rPr>
-          <w:fldChar w:fldCharType="end"/>
-        </w:r>
-      </w:hyperlink>
-    </w:p>
-    <w:p>
-      <w:pPr>
-        <w:pStyle w:val="22"/>
-        <w:rPr>
-          <w:rFonts w:asciiTheme="minorHAnsi" w:eastAsiaTheme="minorEastAsia" w:hAnsiTheme="minorHAnsi"/>
-          <w:noProof/>
-          <w:color w:val="auto"/>
-          <w:sz w:val="22"/>
-          <w:lang w:val="en-US"/>
-        </w:rPr>
-      </w:pPr>
-      <w:hyperlink w:anchor="_Toc201995477" w:history="1">
-        <w:r>
-          <w:rPr>
-            <w:rStyle w:val="af4"/>
-            <w:noProof/>
-          </w:rPr>
-          <w:t>3.3 Результат проверки функции КСВ. Часть 1</w:t>
-        </w:r>
-        <w:r>
-          <w:rPr>
-            <w:noProof/>
-            <w:webHidden/>
-          </w:rPr>
-          <w:tab/>
-        </w:r>
-        <w:r>
-          <w:rPr>
-            <w:noProof/>
-            <w:webHidden/>
-          </w:rPr>
-          <w:fldChar w:fldCharType="begin"/>
-        </w:r>
-        <w:r>
-          <w:rPr>
-            <w:noProof/>
-            <w:webHidden/>
-          </w:rPr>
-          <w:instrText xml:space="preserve"> PAGEREF _Toc201995477 \h </w:instrText>
-        </w:r>
-        <w:r>
-          <w:rPr>
-            <w:noProof/>
-            <w:webHidden/>
-          </w:rPr>
-        </w:r>
-        <w:r>
-          <w:rPr>
-            <w:noProof/>
-            <w:webHidden/>
-          </w:rPr>
-          <w:fldChar w:fldCharType="separate"/>
-        </w:r>
-        <w:r>
-          <w:rPr>
-            <w:noProof/>
-            <w:webHidden/>
-          </w:rPr>
-          <w:t>54</w:t>
-        </w:r>
-        <w:r>
-          <w:rPr>
-            <w:noProof/>
-            <w:webHidden/>
-          </w:rPr>
-          <w:fldChar w:fldCharType="end"/>
-        </w:r>
-      </w:hyperlink>
-    </w:p>
-    <w:p>
-      <w:pPr>
-        <w:pStyle w:val="22"/>
-        <w:rPr>
-          <w:rFonts w:asciiTheme="minorHAnsi" w:eastAsiaTheme="minorEastAsia" w:hAnsiTheme="minorHAnsi"/>
-          <w:noProof/>
-          <w:color w:val="auto"/>
-          <w:sz w:val="22"/>
-          <w:lang w:val="en-US"/>
-        </w:rPr>
-      </w:pPr>
-      <w:hyperlink w:anchor="_Toc201995478" w:history="1">
-        <w:r>
-          <w:rPr>
-            <w:rStyle w:val="af4"/>
-            <w:noProof/>
-          </w:rPr>
-          <w:t>3.4 Результат проверки функции КСВ. Часть 2</w:t>
-        </w:r>
-        <w:r>
-          <w:rPr>
-            <w:noProof/>
-            <w:webHidden/>
-          </w:rPr>
-          <w:tab/>
-        </w:r>
-        <w:r>
-          <w:rPr>
-            <w:noProof/>
-            <w:webHidden/>
-          </w:rPr>
-          <w:fldChar w:fldCharType="begin"/>
-        </w:r>
-        <w:r>
-          <w:rPr>
-            <w:noProof/>
-            <w:webHidden/>
-          </w:rPr>
-          <w:instrText xml:space="preserve"> PAGEREF _Toc201995478 \h </w:instrText>
-        </w:r>
-        <w:r>
-          <w:rPr>
-            <w:noProof/>
-            <w:webHidden/>
-          </w:rPr>
-        </w:r>
-        <w:r>
-          <w:rPr>
-            <w:noProof/>
-            <w:webHidden/>
-          </w:rPr>
-          <w:fldChar w:fldCharType="separate"/>
-        </w:r>
-        <w:r>
-          <w:rPr>
-            <w:noProof/>
-            <w:webHidden/>
-          </w:rPr>
-          <w:t>55</w:t>
-        </w:r>
-        <w:r>
-          <w:rPr>
-            <w:noProof/>
-            <w:webHidden/>
-          </w:rPr>
-          <w:fldChar w:fldCharType="end"/>
-        </w:r>
-      </w:hyperlink>
-    </w:p>
-    <w:p>
-      <w:pPr>
-        <w:pStyle w:val="22"/>
-        <w:rPr>
-          <w:rFonts w:asciiTheme="minorHAnsi" w:eastAsiaTheme="minorEastAsia" w:hAnsiTheme="minorHAnsi"/>
-          <w:noProof/>
-          <w:color w:val="auto"/>
-          <w:sz w:val="22"/>
-          <w:lang w:val="en-US"/>
-        </w:rPr>
-      </w:pPr>
-      <w:hyperlink w:anchor="_Toc201995479" w:history="1">
-        <w:r>
-          <w:rPr>
-            <w:rStyle w:val="af4"/>
-            <w:noProof/>
-          </w:rPr>
-          <w:t>3.5 Результат проверки функции КП</w:t>
-        </w:r>
-        <w:r>
-          <w:rPr>
-            <w:noProof/>
-            <w:webHidden/>
-          </w:rPr>
-          <w:tab/>
-        </w:r>
-        <w:r>
-          <w:rPr>
-            <w:noProof/>
-            <w:webHidden/>
-          </w:rPr>
-          <w:fldChar w:fldCharType="begin"/>
-        </w:r>
-        <w:r>
-          <w:rPr>
-            <w:noProof/>
-            <w:webHidden/>
-          </w:rPr>
-          <w:instrText xml:space="preserve"> PAGEREF _Toc201995479 \h </w:instrText>
-        </w:r>
-        <w:r>
-          <w:rPr>
-            <w:noProof/>
-            <w:webHidden/>
-          </w:rPr>
-        </w:r>
-        <w:r>
-          <w:rPr>
-            <w:noProof/>
-            <w:webHidden/>
-          </w:rPr>
-          <w:fldChar w:fldCharType="separate"/>
-        </w:r>
-        <w:r>
-          <w:rPr>
-            <w:noProof/>
-            <w:webHidden/>
-          </w:rPr>
-          <w:t>56</w:t>
         </w:r>
         <w:r>
           <w:rPr>
@@ -2208,21 +1430,21 @@
         <w:lastRenderedPageBreak/>
         <w:tab/>
       </w:r>
-      <w:bookmarkStart w:id="0" w:name="_Toc201995456"/>
+      <w:bookmarkStart w:id="1" w:name="_Toc204005546"/>
       <w:r>
         <w:t>ОБЩИЕ СВЕДЕНИЯ</w:t>
       </w:r>
-      <w:bookmarkEnd w:id="0"/>
+      <w:bookmarkEnd w:id="1"/>
     </w:p>
     <w:p>
       <w:pPr>
         <w:pStyle w:val="2"/>
       </w:pPr>
-      <w:bookmarkStart w:id="1" w:name="_Toc201995457"/>
+      <w:bookmarkStart w:id="2" w:name="_Toc204005547"/>
       <w:r>
         <w:t>Цель проведения испытаний</w:t>
       </w:r>
-      <w:bookmarkEnd w:id="1"/>
+      <w:bookmarkEnd w:id="2"/>
     </w:p>
     <w:p>
       <w:pPr>
@@ -2248,14 +1470,14 @@
       <w:pPr>
         <w:pStyle w:val="2"/>
       </w:pPr>
-      <w:bookmarkStart w:id="2" w:name="_Toc201995458"/>
+      <w:bookmarkStart w:id="3" w:name="_Toc204005548"/>
       <w:r>
         <w:t>Место</w:t>
       </w:r>
       <w:r>
         <w:t xml:space="preserve"> проведения испытаний</w:t>
       </w:r>
-      <w:bookmarkEnd w:id="2"/>
+      <w:bookmarkEnd w:id="3"/>
     </w:p>
     <w:tbl>
       <w:tblPr>
@@ -2395,11 +1617,11 @@
       <w:pPr>
         <w:pStyle w:val="2"/>
       </w:pPr>
-      <w:bookmarkStart w:id="3" w:name="_Toc201995459"/>
+      <w:bookmarkStart w:id="4" w:name="_Toc204005549"/>
       <w:r>
         <w:t>Информация об объекте испытаний</w:t>
       </w:r>
-      <w:bookmarkEnd w:id="3"/>
+      <w:bookmarkEnd w:id="4"/>
     </w:p>
     <w:p>
       <w:pPr>
@@ -2751,36 +1973,9 @@
       <w:pPr>
         <w:pStyle w:val="2"/>
       </w:pPr>
-      <w:bookmarkStart w:id="4" w:name="_Toc201995460"/>
+      <w:bookmarkStart w:id="5" w:name="_Toc204005550"/>
       <w:r>
         <w:t>Период проведения испытаний</w:t>
-      </w:r>
-      <w:bookmarkEnd w:id="4"/>
-    </w:p>
-    <w:p>
-      <w:pPr>
-        <w:pStyle w:val="a5"/>
-      </w:pPr>
-      <w:r>
-        <w:t>Дата проведения испытаний:</w:t>
-      </w:r>
-      <w:r>
-        <w:tab/>
-      </w:r>
-      <w:r>
-        <w:rPr>
-          <w:highlight w:val="yellow"/>
-        </w:rPr>
-        <w:t>15.09.2025 - 17.10.2025</w:t>
-      </w:r>
-    </w:p>
-    <w:p>
-      <w:pPr>
-        <w:pStyle w:val="2"/>
-      </w:pPr>
-      <w:bookmarkStart w:id="5" w:name="_Toc201995461"/>
-      <w:r>
-        <w:t>Условия проведения испытаний и измерений</w:t>
       </w:r>
       <w:bookmarkEnd w:id="5"/>
     </w:p>
@@ -2789,16 +1984,25 @@
         <w:pStyle w:val="a5"/>
       </w:pPr>
       <w:r>
-        <w:t>Испытания проводились при нормальных климатических условиях (температура воздуха 20±5 ºС, относительная влажность до 80%).</w:t>
+        <w:t>Дата проведения испытаний:</w:t>
+      </w:r>
+      <w:r>
+        <w:tab/>
+      </w:r>
+      <w:r>
+        <w:rPr>
+          <w:highlight w:val="yellow"/>
+        </w:rPr>
+        <w:t>15.09.2025 - 17.10.2025</w:t>
       </w:r>
     </w:p>
     <w:p>
       <w:pPr>
         <w:pStyle w:val="2"/>
       </w:pPr>
-      <w:bookmarkStart w:id="6" w:name="_Toc201995462"/>
-      <w:r>
-        <w:t>Нормативная документация</w:t>
+      <w:bookmarkStart w:id="6" w:name="_Toc204005551"/>
+      <w:r>
+        <w:t>Условия проведения испытаний и измерений</w:t>
       </w:r>
       <w:bookmarkEnd w:id="6"/>
     </w:p>
@@ -2807,20 +2011,38 @@
         <w:pStyle w:val="a5"/>
       </w:pPr>
       <w:r>
-        <w:t xml:space="preserve">1. СТО 56947007-33.040.20.296-2019 </w:t>
-      </w:r>
-      <w:r>
-        <w:t>Типовые шкафы ШЭТ и ОЭТ 6-35 кВ. Архитектура I типа</w:t>
-      </w:r>
-      <w:r>
-        <w:t>, ПАО «ФСК ЕЭС».</w:t>
-      </w:r>
+        <w:t>Испытания проводились при нормальных климатических условиях (температура воздуха 20±5 ºС, относительная влажность до 80%).</w:t>
+      </w:r>
+    </w:p>
+    <w:p>
+      <w:pPr>
+        <w:pStyle w:val="2"/>
+      </w:pPr>
+      <w:bookmarkStart w:id="7" w:name="_Toc204005552"/>
+      <w:r>
+        <w:t>Нормативная документация</w:t>
+      </w:r>
+      <w:bookmarkEnd w:id="7"/>
     </w:p>
     <w:p>
       <w:pPr>
         <w:pStyle w:val="a5"/>
       </w:pPr>
       <w:r>
+        <w:t xml:space="preserve">1. СТО 56947007-33.040.20.296-2019 </w:t>
+      </w:r>
+      <w:r>
+        <w:t>Типовые шкафы ШЭТ и ОЭТ 6-35 кВ. Архитектура I типа</w:t>
+      </w:r>
+      <w:r>
+        <w:t>, ПАО «ФСК ЕЭС».</w:t>
+      </w:r>
+    </w:p>
+    <w:p>
+      <w:pPr>
+        <w:pStyle w:val="a5"/>
+      </w:pPr>
+      <w:r>
         <w:lastRenderedPageBreak/>
         <w:t xml:space="preserve">2. СТО 56947007-33.040.20.297-2019 </w:t>
       </w:r>
@@ -2844,11 +2066,11 @@
       <w:pPr>
         <w:pStyle w:val="2"/>
       </w:pPr>
-      <w:bookmarkStart w:id="7" w:name="_Toc201995463"/>
+      <w:bookmarkStart w:id="8" w:name="_Toc204005553"/>
       <w:r>
         <w:t>Перечень используемых средств измерений (СИ), испытательного оборудования (ИО) и вспомогательного оборудования (ВО)</w:t>
       </w:r>
-      <w:bookmarkEnd w:id="7"/>
+      <w:bookmarkEnd w:id="8"/>
     </w:p>
     <w:p>
       <w:pPr>
@@ -4250,18 +3472,18 @@
       <w:pPr>
         <w:pStyle w:val="1"/>
       </w:pPr>
-      <w:bookmarkStart w:id="8" w:name="_Toc201995464"/>
+      <w:bookmarkStart w:id="9" w:name="_Toc204005554"/>
       <w:r>
         <w:lastRenderedPageBreak/>
-        <w:t>ПРОГРАММА И МЕТОДИКИ ПРОВЕДЕНИЯ ИСПЫТАНИЙ</w:t>
-      </w:r>
-      <w:bookmarkEnd w:id="8"/>
+        <w:t>ПРОГРАММА ПРОВЕДЕНИЯ ИСПЫТАНИЙ</w:t>
+      </w:r>
+      <w:bookmarkEnd w:id="9"/>
     </w:p>
     <w:p>
       <w:pPr>
         <w:pStyle w:val="2"/>
       </w:pPr>
-      <w:bookmarkStart w:id="9" w:name="_Toc201995465"/>
+      <w:bookmarkStart w:id="10" w:name="_Toc204005555"/>
       <w:r>
         <w:t>Цел</w:t>
       </w:r>
@@ -4271,7 +3493,7 @@
       <w:r>
         <w:t xml:space="preserve"> испытаний</w:t>
       </w:r>
-      <w:bookmarkEnd w:id="9"/>
+      <w:bookmarkEnd w:id="10"/>
     </w:p>
     <w:p>
       <w:pPr>
@@ -4330,18 +3552,18 @@
       <w:pPr>
         <w:pStyle w:val="2"/>
       </w:pPr>
-      <w:bookmarkStart w:id="10" w:name="_Toc198633114"/>
-      <w:bookmarkStart w:id="11" w:name="_Toc198732865"/>
-      <w:bookmarkStart w:id="12" w:name="_Toc201995466"/>
+      <w:bookmarkStart w:id="11" w:name="_Toc198633114"/>
+      <w:bookmarkStart w:id="12" w:name="_Toc198732865"/>
+      <w:bookmarkStart w:id="13" w:name="_Toc204005556"/>
       <w:r>
         <w:t>Подключение испытатель</w:t>
       </w:r>
       <w:r>
         <w:t>ной установки к устройству</w:t>
       </w:r>
-      <w:bookmarkEnd w:id="10"/>
       <w:bookmarkEnd w:id="11"/>
       <w:bookmarkEnd w:id="12"/>
+      <w:bookmarkEnd w:id="13"/>
     </w:p>
     <w:p>
       <w:pPr>
@@ -4462,10 +3684,10 @@
             <v:path o:extrusionok="f" gradientshapeok="t" o:connecttype="rect"/>
             <o:lock v:ext="edit" aspectratio="t"/>
           </v:shapetype>
-          <v:shape id="_x0000_i1025" type="#_x0000_t75" style="width:373.5pt;height:473.5pt" o:ole="">
+          <v:shape id="_x0000_i1025" type="#_x0000_t75" style="width:373.75pt;height:473.3pt" o:ole="">
             <v:imagedata r:id="rId10" o:title=""/>
           </v:shape>
-          <o:OLEObject Type="Embed" ProgID="Acrobat.Document.DC" ShapeID="_x0000_i1025" DrawAspect="Content" ObjectID="_1812967940" r:id="rId11"/>
+          <o:OLEObject Type="Embed" ProgID="Acrobat.Document.DC" ShapeID="_x0000_i1025" DrawAspect="Content" ObjectID="_1814618293" r:id="rId11"/>
         </w:object>
       </w:r>
     </w:p>
@@ -4473,7 +3695,7 @@
       <w:pPr>
         <w:pStyle w:val="a1"/>
       </w:pPr>
-      <w:bookmarkStart w:id="13" w:name="_Ref198732889"/>
+      <w:bookmarkStart w:id="14" w:name="_Ref198732889"/>
       <w:r>
         <w:t xml:space="preserve">Схема подключения </w:t>
       </w:r>
@@ -4504,7 +3726,7 @@
       <w:r>
         <w:t>устройства</w:t>
       </w:r>
-      <w:bookmarkEnd w:id="13"/>
+      <w:bookmarkEnd w:id="14"/>
     </w:p>
     <w:p>
       <w:pPr>
@@ -4512,10 +3734,10 @@
       </w:pPr>
       <w:r>
         <w:object w:dxaOrig="14235" w:dyaOrig="16485">
-          <v:shape id="_x0000_i1026" type="#_x0000_t75" style="width:381pt;height:441pt" o:ole="">
+          <v:shape id="_x0000_i1026" type="#_x0000_t75" style="width:380.65pt;height:440.75pt" o:ole="">
             <v:imagedata r:id="rId12" o:title=""/>
           </v:shape>
-          <o:OLEObject Type="Embed" ProgID="Acrobat.Document.DC" ShapeID="_x0000_i1026" DrawAspect="Content" ObjectID="_1812967941" r:id="rId13"/>
+          <o:OLEObject Type="Embed" ProgID="Acrobat.Document.DC" ShapeID="_x0000_i1026" DrawAspect="Content" ObjectID="_1814618294" r:id="rId13"/>
         </w:object>
       </w:r>
     </w:p>
@@ -4523,7 +3745,7 @@
       <w:pPr>
         <w:pStyle w:val="a1"/>
       </w:pPr>
-      <w:bookmarkStart w:id="14" w:name="_Ref198628610"/>
+      <w:bookmarkStart w:id="15" w:name="_Ref198628610"/>
       <w:r>
         <w:t xml:space="preserve">Схема подключения </w:t>
       </w:r>
@@ -4560,17 +3782,17 @@
       <w:r>
         <w:t>устройства</w:t>
       </w:r>
-      <w:bookmarkEnd w:id="14"/>
+      <w:bookmarkEnd w:id="15"/>
     </w:p>
     <w:p>
       <w:pPr>
         <w:pStyle w:val="2"/>
       </w:pPr>
-      <w:bookmarkStart w:id="15" w:name="_Toc201995467"/>
+      <w:bookmarkStart w:id="16" w:name="_Toc204005557"/>
       <w:r>
         <w:t>Назначение дискретных входов устройства ЮНИТ-М-300</w:t>
       </w:r>
-      <w:bookmarkEnd w:id="15"/>
+      <w:bookmarkEnd w:id="16"/>
     </w:p>
     <w:p>
       <w:pPr>
@@ -4653,949 +3875,14 @@
       <w:pPr>
         <w:pStyle w:val="a"/>
       </w:pPr>
-      <w:bookmarkStart w:id="16" w:name="_Ref192834795"/>
-      <w:bookmarkStart w:id="17" w:name="_Ref195520686"/>
+      <w:bookmarkStart w:id="17" w:name="_Ref192834795"/>
+      <w:bookmarkStart w:id="18" w:name="_Ref195520686"/>
       <w:r>
         <w:t xml:space="preserve">Назначение дискретных входов ЮНИТ-М300 для проверки </w:t>
       </w:r>
-      <w:bookmarkEnd w:id="16"/>
+      <w:bookmarkEnd w:id="17"/>
       <w:r>
         <w:t>УВ</w:t>
-      </w:r>
-      <w:bookmarkEnd w:id="17"/>
-    </w:p>
-    <w:tbl>
-      <w:tblPr>
-        <w:tblStyle w:val="21"/>
-        <w:tblW w:w="0" w:type="auto"/>
-        <w:tblLook w:val="04A0" w:firstRow="1" w:lastRow="0" w:firstColumn="1" w:lastColumn="0" w:noHBand="0" w:noVBand="1"/>
-      </w:tblPr>
-      <w:tblGrid>
-        <w:gridCol w:w="2482"/>
-        <w:gridCol w:w="2062"/>
-        <w:gridCol w:w="5061"/>
-      </w:tblGrid>
-      <w:tr>
-        <w:trPr>
-          <w:cnfStyle w:val="100000000000" w:firstRow="1" w:lastRow="0" w:firstColumn="0" w:lastColumn="0" w:oddVBand="0" w:evenVBand="0" w:oddHBand="0" w:evenHBand="0" w:firstRowFirstColumn="0" w:firstRowLastColumn="0" w:lastRowFirstColumn="0" w:lastRowLastColumn="0"/>
-        </w:trPr>
-        <w:tc>
-          <w:tcPr>
-            <w:tcW w:w="2482" w:type="dxa"/>
-          </w:tcPr>
-          <w:p>
-            <w:pPr>
-              <w:rPr>
-                <w:b w:val="0"/>
-                <w:sz w:val="22"/>
-              </w:rPr>
-            </w:pPr>
-            <w:r>
-              <w:rPr>
-                <w:b w:val="0"/>
-                <w:sz w:val="22"/>
-              </w:rPr>
-              <w:t>Клемма на устройстве ЮНИТ-М300</w:t>
-            </w:r>
-          </w:p>
-        </w:tc>
-        <w:tc>
-          <w:tcPr>
-            <w:tcW w:w="2062" w:type="dxa"/>
-          </w:tcPr>
-          <w:p>
-            <w:pPr>
-              <w:rPr>
-                <w:b w:val="0"/>
-                <w:sz w:val="22"/>
-              </w:rPr>
-            </w:pPr>
-            <w:r>
-              <w:rPr>
-                <w:b w:val="0"/>
-                <w:sz w:val="22"/>
-              </w:rPr>
-              <w:t xml:space="preserve">Номер ДВ </w:t>
-            </w:r>
-          </w:p>
-        </w:tc>
-        <w:tc>
-          <w:tcPr>
-            <w:tcW w:w="5061" w:type="dxa"/>
-          </w:tcPr>
-          <w:p>
-            <w:pPr>
-              <w:rPr>
-                <w:b w:val="0"/>
-                <w:sz w:val="22"/>
-              </w:rPr>
-            </w:pPr>
-            <w:r>
-              <w:rPr>
-                <w:b w:val="0"/>
-                <w:sz w:val="22"/>
-              </w:rPr>
-              <w:t>Наименование сигнала на ФСУ</w:t>
-            </w:r>
-          </w:p>
-        </w:tc>
-      </w:tr>
-      <w:tr>
-        <w:tc>
-          <w:tcPr>
-            <w:tcW w:w="2482" w:type="dxa"/>
-          </w:tcPr>
-          <w:p>
-            <w:pPr>
-              <w:pStyle w:val="af0"/>
-            </w:pPr>
-            <w:r>
-              <w:t>М3.</w:t>
-            </w:r>
-            <w:r>
-              <w:rPr>
-                <w:lang w:val="en-US"/>
-              </w:rPr>
-              <w:t>XB</w:t>
-            </w:r>
-            <w:r>
-              <w:t>:1</w:t>
-            </w:r>
-          </w:p>
-        </w:tc>
-        <w:tc>
-          <w:tcPr>
-            <w:tcW w:w="2062" w:type="dxa"/>
-          </w:tcPr>
-          <w:p>
-            <w:pPr>
-              <w:pStyle w:val="af0"/>
-            </w:pPr>
-            <w:r>
-              <w:t>М3.</w:t>
-            </w:r>
-            <w:r>
-              <w:t>1</w:t>
-            </w:r>
-          </w:p>
-        </w:tc>
-        <w:tc>
-          <w:tcPr>
-            <w:tcW w:w="5061" w:type="dxa"/>
-          </w:tcPr>
-          <w:p>
-            <w:pPr>
-              <w:pStyle w:val="af0"/>
-              <w:jc w:val="left"/>
-            </w:pPr>
-            <w:r>
-              <w:t>Вывод терминала</w:t>
-            </w:r>
-          </w:p>
-        </w:tc>
-      </w:tr>
-      <w:tr>
-        <w:tc>
-          <w:tcPr>
-            <w:tcW w:w="2482" w:type="dxa"/>
-          </w:tcPr>
-          <w:p>
-            <w:pPr>
-              <w:pStyle w:val="af0"/>
-            </w:pPr>
-            <w:r>
-              <w:t>М3.</w:t>
-            </w:r>
-            <w:r>
-              <w:rPr>
-                <w:lang w:val="en-US"/>
-              </w:rPr>
-              <w:t>XB</w:t>
-            </w:r>
-            <w:r>
-              <w:t>:</w:t>
-            </w:r>
-            <w:r>
-              <w:t>2</w:t>
-            </w:r>
-          </w:p>
-        </w:tc>
-        <w:tc>
-          <w:tcPr>
-            <w:tcW w:w="2062" w:type="dxa"/>
-          </w:tcPr>
-          <w:p>
-            <w:pPr>
-              <w:pStyle w:val="af0"/>
-            </w:pPr>
-            <w:r>
-              <w:t>М3.</w:t>
-            </w:r>
-            <w:r>
-              <w:t>2</w:t>
-            </w:r>
-          </w:p>
-        </w:tc>
-        <w:tc>
-          <w:tcPr>
-            <w:tcW w:w="5061" w:type="dxa"/>
-          </w:tcPr>
-          <w:p>
-            <w:pPr>
-              <w:pStyle w:val="af0"/>
-              <w:jc w:val="left"/>
-            </w:pPr>
-            <w:r>
-              <w:t xml:space="preserve">ОВ </w:t>
-            </w:r>
-            <w:r>
-              <w:t>УВ</w:t>
-            </w:r>
-          </w:p>
-        </w:tc>
-      </w:tr>
-      <w:tr>
-        <w:tc>
-          <w:tcPr>
-            <w:tcW w:w="2482" w:type="dxa"/>
-          </w:tcPr>
-          <w:p>
-            <w:pPr>
-              <w:pStyle w:val="af0"/>
-            </w:pPr>
-            <w:r>
-              <w:t>М3.</w:t>
-            </w:r>
-            <w:r>
-              <w:rPr>
-                <w:lang w:val="en-US"/>
-              </w:rPr>
-              <w:t>XB:</w:t>
-            </w:r>
-            <w:r>
-              <w:t>3</w:t>
-            </w:r>
-          </w:p>
-        </w:tc>
-        <w:tc>
-          <w:tcPr>
-            <w:tcW w:w="2062" w:type="dxa"/>
-          </w:tcPr>
-          <w:p>
-            <w:pPr>
-              <w:pStyle w:val="af0"/>
-              <w:rPr>
-                <w:lang w:val="en-US"/>
-              </w:rPr>
-            </w:pPr>
-            <w:r>
-              <w:t>М3.</w:t>
-            </w:r>
-            <w:r>
-              <w:rPr>
-                <w:lang w:val="en-US"/>
-              </w:rPr>
-              <w:t>3</w:t>
-            </w:r>
-          </w:p>
-        </w:tc>
-        <w:tc>
-          <w:tcPr>
-            <w:tcW w:w="5061" w:type="dxa"/>
-          </w:tcPr>
-          <w:p>
-            <w:pPr>
-              <w:pStyle w:val="af0"/>
-              <w:jc w:val="left"/>
-            </w:pPr>
-            <w:r>
-              <w:t>Опер</w:t>
-            </w:r>
-            <w:r>
-              <w:rPr>
-                <w:lang w:val="en-US"/>
-              </w:rPr>
-              <w:t xml:space="preserve">. </w:t>
-            </w:r>
-            <w:r>
-              <w:t>включить В</w:t>
-            </w:r>
-          </w:p>
-        </w:tc>
-      </w:tr>
-      <w:tr>
-        <w:tc>
-          <w:tcPr>
-            <w:tcW w:w="2482" w:type="dxa"/>
-          </w:tcPr>
-          <w:p>
-            <w:pPr>
-              <w:pStyle w:val="af0"/>
-              <w:rPr>
-                <w:lang w:val="en-US"/>
-              </w:rPr>
-            </w:pPr>
-            <w:r>
-              <w:t>М</w:t>
-            </w:r>
-            <w:r>
-              <w:rPr>
-                <w:lang w:val="en-US"/>
-              </w:rPr>
-              <w:t>3</w:t>
-            </w:r>
-            <w:r>
-              <w:rPr>
-                <w:lang w:val="en-US"/>
-              </w:rPr>
-              <w:t>.XB:</w:t>
-            </w:r>
-            <w:r>
-              <w:rPr>
-                <w:lang w:val="en-US"/>
-              </w:rPr>
-              <w:t>4</w:t>
-            </w:r>
-          </w:p>
-        </w:tc>
-        <w:tc>
-          <w:tcPr>
-            <w:tcW w:w="2062" w:type="dxa"/>
-          </w:tcPr>
-          <w:p>
-            <w:pPr>
-              <w:pStyle w:val="af0"/>
-              <w:rPr>
-                <w:lang w:val="en-US"/>
-              </w:rPr>
-            </w:pPr>
-            <w:r>
-              <w:t>М</w:t>
-            </w:r>
-            <w:r>
-              <w:rPr>
-                <w:lang w:val="en-US"/>
-              </w:rPr>
-              <w:t>3</w:t>
-            </w:r>
-            <w:r>
-              <w:rPr>
-                <w:lang w:val="en-US"/>
-              </w:rPr>
-              <w:t>.4</w:t>
-            </w:r>
-          </w:p>
-        </w:tc>
-        <w:tc>
-          <w:tcPr>
-            <w:tcW w:w="5061" w:type="dxa"/>
-          </w:tcPr>
-          <w:p>
-            <w:pPr>
-              <w:pStyle w:val="af0"/>
-              <w:jc w:val="left"/>
-              <w:rPr>
-                <w:lang w:val="en-US"/>
-              </w:rPr>
-            </w:pPr>
-            <w:r>
-              <w:t>Низ.уров.изоляц. В</w:t>
-            </w:r>
-          </w:p>
-        </w:tc>
-      </w:tr>
-      <w:tr>
-        <w:tc>
-          <w:tcPr>
-            <w:tcW w:w="2482" w:type="dxa"/>
-          </w:tcPr>
-          <w:p>
-            <w:pPr>
-              <w:pStyle w:val="af0"/>
-              <w:rPr>
-                <w:lang w:val="en-US"/>
-              </w:rPr>
-            </w:pPr>
-            <w:r>
-              <w:t>М</w:t>
-            </w:r>
-            <w:r>
-              <w:rPr>
-                <w:lang w:val="en-US"/>
-              </w:rPr>
-              <w:t>3</w:t>
-            </w:r>
-            <w:r>
-              <w:rPr>
-                <w:lang w:val="en-US"/>
-              </w:rPr>
-              <w:t>.XB:</w:t>
-            </w:r>
-            <w:r>
-              <w:rPr>
-                <w:lang w:val="en-US"/>
-              </w:rPr>
-              <w:t>5</w:t>
-            </w:r>
-          </w:p>
-        </w:tc>
-        <w:tc>
-          <w:tcPr>
-            <w:tcW w:w="2062" w:type="dxa"/>
-          </w:tcPr>
-          <w:p>
-            <w:pPr>
-              <w:pStyle w:val="af0"/>
-              <w:rPr>
-                <w:lang w:val="en-US"/>
-              </w:rPr>
-            </w:pPr>
-            <w:r>
-              <w:t>М</w:t>
-            </w:r>
-            <w:r>
-              <w:rPr>
-                <w:lang w:val="en-US"/>
-              </w:rPr>
-              <w:t>3</w:t>
-            </w:r>
-            <w:r>
-              <w:rPr>
-                <w:lang w:val="en-US"/>
-              </w:rPr>
-              <w:t>.5</w:t>
-            </w:r>
-          </w:p>
-        </w:tc>
-        <w:tc>
-          <w:tcPr>
-            <w:tcW w:w="5061" w:type="dxa"/>
-          </w:tcPr>
-          <w:p>
-            <w:pPr>
-              <w:pStyle w:val="af0"/>
-              <w:jc w:val="left"/>
-              <w:rPr>
-                <w:lang w:val="en-US"/>
-              </w:rPr>
-            </w:pPr>
-            <w:r>
-              <w:t>В отключен (б/к)</w:t>
-            </w:r>
-          </w:p>
-        </w:tc>
-      </w:tr>
-      <w:tr>
-        <w:tc>
-          <w:tcPr>
-            <w:tcW w:w="2482" w:type="dxa"/>
-          </w:tcPr>
-          <w:p>
-            <w:pPr>
-              <w:pStyle w:val="af0"/>
-              <w:rPr>
-                <w:lang w:val="en-US"/>
-              </w:rPr>
-            </w:pPr>
-            <w:r>
-              <w:t>М</w:t>
-            </w:r>
-            <w:r>
-              <w:rPr>
-                <w:lang w:val="en-US"/>
-              </w:rPr>
-              <w:t>3.XB:6</w:t>
-            </w:r>
-          </w:p>
-        </w:tc>
-        <w:tc>
-          <w:tcPr>
-            <w:tcW w:w="2062" w:type="dxa"/>
-          </w:tcPr>
-          <w:p>
-            <w:pPr>
-              <w:pStyle w:val="af0"/>
-              <w:rPr>
-                <w:lang w:val="en-US"/>
-              </w:rPr>
-            </w:pPr>
-            <w:r>
-              <w:t>М</w:t>
-            </w:r>
-            <w:r>
-              <w:rPr>
-                <w:lang w:val="en-US"/>
-              </w:rPr>
-              <w:t>3.6</w:t>
-            </w:r>
-          </w:p>
-        </w:tc>
-        <w:tc>
-          <w:tcPr>
-            <w:tcW w:w="5061" w:type="dxa"/>
-          </w:tcPr>
-          <w:p>
-            <w:pPr>
-              <w:pStyle w:val="af0"/>
-              <w:jc w:val="left"/>
-              <w:rPr>
-                <w:lang w:val="en-US"/>
-              </w:rPr>
-            </w:pPr>
-            <w:r>
-              <w:t>В включен (б/к)</w:t>
-            </w:r>
-          </w:p>
-        </w:tc>
-      </w:tr>
-      <w:tr>
-        <w:tc>
-          <w:tcPr>
-            <w:tcW w:w="2482" w:type="dxa"/>
-          </w:tcPr>
-          <w:p>
-            <w:pPr>
-              <w:pStyle w:val="af0"/>
-              <w:rPr>
-                <w:lang w:val="en-US"/>
-              </w:rPr>
-            </w:pPr>
-            <w:r>
-              <w:t>М</w:t>
-            </w:r>
-            <w:r>
-              <w:rPr>
-                <w:lang w:val="en-US"/>
-              </w:rPr>
-              <w:t>3.XB:7</w:t>
-            </w:r>
-          </w:p>
-        </w:tc>
-        <w:tc>
-          <w:tcPr>
-            <w:tcW w:w="2062" w:type="dxa"/>
-          </w:tcPr>
-          <w:p>
-            <w:pPr>
-              <w:pStyle w:val="af0"/>
-              <w:rPr>
-                <w:lang w:val="en-US"/>
-              </w:rPr>
-            </w:pPr>
-            <w:r>
-              <w:t>М</w:t>
-            </w:r>
-            <w:r>
-              <w:rPr>
-                <w:lang w:val="en-US"/>
-              </w:rPr>
-              <w:t>3.7</w:t>
-            </w:r>
-          </w:p>
-        </w:tc>
-        <w:tc>
-          <w:tcPr>
-            <w:tcW w:w="5061" w:type="dxa"/>
-          </w:tcPr>
-          <w:p>
-            <w:pPr>
-              <w:pStyle w:val="af0"/>
-              <w:jc w:val="left"/>
-            </w:pPr>
-            <w:r>
-              <w:t>Сброс</w:t>
-            </w:r>
-          </w:p>
-        </w:tc>
-      </w:tr>
-      <w:tr>
-        <w:tc>
-          <w:tcPr>
-            <w:tcW w:w="2482" w:type="dxa"/>
-          </w:tcPr>
-          <w:p>
-            <w:pPr>
-              <w:pStyle w:val="af0"/>
-              <w:rPr>
-                <w:lang w:val="en-US"/>
-              </w:rPr>
-            </w:pPr>
-            <w:r>
-              <w:t>М</w:t>
-            </w:r>
-            <w:r>
-              <w:rPr>
-                <w:lang w:val="en-US"/>
-              </w:rPr>
-              <w:t>3.XB:9</w:t>
-            </w:r>
-          </w:p>
-        </w:tc>
-        <w:tc>
-          <w:tcPr>
-            <w:tcW w:w="2062" w:type="dxa"/>
-          </w:tcPr>
-          <w:p>
-            <w:pPr>
-              <w:pStyle w:val="af0"/>
-              <w:rPr>
-                <w:lang w:val="en-US"/>
-              </w:rPr>
-            </w:pPr>
-            <w:r>
-              <w:t>М</w:t>
-            </w:r>
-            <w:r>
-              <w:rPr>
-                <w:lang w:val="en-US"/>
-              </w:rPr>
-              <w:t>3.8</w:t>
-            </w:r>
-          </w:p>
-        </w:tc>
-        <w:tc>
-          <w:tcPr>
-            <w:tcW w:w="5061" w:type="dxa"/>
-          </w:tcPr>
-          <w:p>
-            <w:pPr>
-              <w:pStyle w:val="af0"/>
-              <w:jc w:val="left"/>
-            </w:pPr>
-            <w:r>
-              <w:t>Резерв</w:t>
-            </w:r>
-          </w:p>
-        </w:tc>
-      </w:tr>
-      <w:tr>
-        <w:tc>
-          <w:tcPr>
-            <w:tcW w:w="2482" w:type="dxa"/>
-          </w:tcPr>
-          <w:p>
-            <w:pPr>
-              <w:pStyle w:val="af0"/>
-              <w:rPr>
-                <w:lang w:val="en-US"/>
-              </w:rPr>
-            </w:pPr>
-            <w:r>
-              <w:lastRenderedPageBreak/>
-              <w:t>М</w:t>
-            </w:r>
-            <w:r>
-              <w:rPr>
-                <w:lang w:val="en-US"/>
-              </w:rPr>
-              <w:t>3.XB:10</w:t>
-            </w:r>
-          </w:p>
-        </w:tc>
-        <w:tc>
-          <w:tcPr>
-            <w:tcW w:w="2062" w:type="dxa"/>
-          </w:tcPr>
-          <w:p>
-            <w:pPr>
-              <w:pStyle w:val="af0"/>
-              <w:rPr>
-                <w:lang w:val="en-US"/>
-              </w:rPr>
-            </w:pPr>
-            <w:r>
-              <w:t>М</w:t>
-            </w:r>
-            <w:r>
-              <w:rPr>
-                <w:lang w:val="en-US"/>
-              </w:rPr>
-              <w:t>3.9</w:t>
-            </w:r>
-          </w:p>
-        </w:tc>
-        <w:tc>
-          <w:tcPr>
-            <w:tcW w:w="5061" w:type="dxa"/>
-          </w:tcPr>
-          <w:p>
-            <w:pPr>
-              <w:pStyle w:val="af0"/>
-              <w:jc w:val="left"/>
-            </w:pPr>
-            <w:r>
-              <w:t>Резерв</w:t>
-            </w:r>
-          </w:p>
-        </w:tc>
-      </w:tr>
-      <w:tr>
-        <w:tc>
-          <w:tcPr>
-            <w:tcW w:w="2482" w:type="dxa"/>
-          </w:tcPr>
-          <w:p>
-            <w:pPr>
-              <w:pStyle w:val="af0"/>
-            </w:pPr>
-            <w:r>
-              <w:t>М</w:t>
-            </w:r>
-            <w:r>
-              <w:rPr>
-                <w:lang w:val="en-US"/>
-              </w:rPr>
-              <w:t>3.XB:</w:t>
-            </w:r>
-            <w:r>
-              <w:t>11</w:t>
-            </w:r>
-          </w:p>
-        </w:tc>
-        <w:tc>
-          <w:tcPr>
-            <w:tcW w:w="2062" w:type="dxa"/>
-          </w:tcPr>
-          <w:p>
-            <w:pPr>
-              <w:pStyle w:val="af0"/>
-            </w:pPr>
-            <w:r>
-              <w:t>М3.10</w:t>
-            </w:r>
-          </w:p>
-        </w:tc>
-        <w:tc>
-          <w:tcPr>
-            <w:tcW w:w="5061" w:type="dxa"/>
-          </w:tcPr>
-          <w:p>
-            <w:pPr>
-              <w:pStyle w:val="af0"/>
-              <w:jc w:val="left"/>
-            </w:pPr>
-            <w:r>
-              <w:t>Резерв</w:t>
-            </w:r>
-          </w:p>
-        </w:tc>
-      </w:tr>
-      <w:tr>
-        <w:tc>
-          <w:tcPr>
-            <w:tcW w:w="2482" w:type="dxa"/>
-          </w:tcPr>
-          <w:p>
-            <w:pPr>
-              <w:pStyle w:val="af0"/>
-            </w:pPr>
-            <w:r>
-              <w:t>М3.</w:t>
-            </w:r>
-            <w:r>
-              <w:rPr>
-                <w:lang w:val="en-US"/>
-              </w:rPr>
-              <w:t>XB:</w:t>
-            </w:r>
-            <w:r>
-              <w:t>12</w:t>
-            </w:r>
-          </w:p>
-        </w:tc>
-        <w:tc>
-          <w:tcPr>
-            <w:tcW w:w="2062" w:type="dxa"/>
-          </w:tcPr>
-          <w:p>
-            <w:pPr>
-              <w:pStyle w:val="af0"/>
-            </w:pPr>
-            <w:r>
-              <w:t>М3.11</w:t>
-            </w:r>
-          </w:p>
-        </w:tc>
-        <w:tc>
-          <w:tcPr>
-            <w:tcW w:w="5061" w:type="dxa"/>
-          </w:tcPr>
-          <w:p>
-            <w:pPr>
-              <w:pStyle w:val="af0"/>
-              <w:jc w:val="left"/>
-            </w:pPr>
-            <w:r>
-              <w:t>Резерв</w:t>
-            </w:r>
-          </w:p>
-        </w:tc>
-      </w:tr>
-      <w:tr>
-        <w:tc>
-          <w:tcPr>
-            <w:tcW w:w="2482" w:type="dxa"/>
-          </w:tcPr>
-          <w:p>
-            <w:pPr>
-              <w:pStyle w:val="af0"/>
-            </w:pPr>
-            <w:r>
-              <w:t>М3.</w:t>
-            </w:r>
-            <w:r>
-              <w:rPr>
-                <w:lang w:val="en-US"/>
-              </w:rPr>
-              <w:t>XB:</w:t>
-            </w:r>
-            <w:r>
-              <w:t>13</w:t>
-            </w:r>
-          </w:p>
-        </w:tc>
-        <w:tc>
-          <w:tcPr>
-            <w:tcW w:w="2062" w:type="dxa"/>
-          </w:tcPr>
-          <w:p>
-            <w:pPr>
-              <w:pStyle w:val="af0"/>
-            </w:pPr>
-            <w:r>
-              <w:t>М3.12</w:t>
-            </w:r>
-          </w:p>
-        </w:tc>
-        <w:tc>
-          <w:tcPr>
-            <w:tcW w:w="5061" w:type="dxa"/>
-          </w:tcPr>
-          <w:p>
-            <w:pPr>
-              <w:pStyle w:val="af0"/>
-              <w:jc w:val="left"/>
-            </w:pPr>
-            <w:r>
-              <w:t>Резерв</w:t>
-            </w:r>
-          </w:p>
-        </w:tc>
-      </w:tr>
-      <w:tr>
-        <w:tc>
-          <w:tcPr>
-            <w:tcW w:w="2482" w:type="dxa"/>
-          </w:tcPr>
-          <w:p>
-            <w:pPr>
-              <w:pStyle w:val="af0"/>
-            </w:pPr>
-            <w:r>
-              <w:t>М3.</w:t>
-            </w:r>
-            <w:r>
-              <w:rPr>
-                <w:lang w:val="en-US"/>
-              </w:rPr>
-              <w:t>XB</w:t>
-            </w:r>
-            <w:r>
-              <w:t>:14</w:t>
-            </w:r>
-          </w:p>
-        </w:tc>
-        <w:tc>
-          <w:tcPr>
-            <w:tcW w:w="2062" w:type="dxa"/>
-          </w:tcPr>
-          <w:p>
-            <w:pPr>
-              <w:pStyle w:val="af0"/>
-            </w:pPr>
-            <w:r>
-              <w:t>М3.13</w:t>
-            </w:r>
-          </w:p>
-        </w:tc>
-        <w:tc>
-          <w:tcPr>
-            <w:tcW w:w="5061" w:type="dxa"/>
-          </w:tcPr>
-          <w:p>
-            <w:pPr>
-              <w:pStyle w:val="af0"/>
-              <w:jc w:val="left"/>
-            </w:pPr>
-            <w:r>
-              <w:t>Резерв</w:t>
-            </w:r>
-          </w:p>
-        </w:tc>
-      </w:tr>
-      <w:tr>
-        <w:tc>
-          <w:tcPr>
-            <w:tcW w:w="2482" w:type="dxa"/>
-          </w:tcPr>
-          <w:p>
-            <w:pPr>
-              <w:pStyle w:val="af0"/>
-            </w:pPr>
-            <w:r>
-              <w:t>М3.</w:t>
-            </w:r>
-            <w:r>
-              <w:rPr>
-                <w:lang w:val="en-US"/>
-              </w:rPr>
-              <w:t>XB</w:t>
-            </w:r>
-            <w:r>
-              <w:t>:15</w:t>
-            </w:r>
-          </w:p>
-        </w:tc>
-        <w:tc>
-          <w:tcPr>
-            <w:tcW w:w="2062" w:type="dxa"/>
-          </w:tcPr>
-          <w:p>
-            <w:pPr>
-              <w:pStyle w:val="af0"/>
-            </w:pPr>
-            <w:r>
-              <w:t>М3.14</w:t>
-            </w:r>
-          </w:p>
-        </w:tc>
-        <w:tc>
-          <w:tcPr>
-            <w:tcW w:w="5061" w:type="dxa"/>
-          </w:tcPr>
-          <w:p>
-            <w:pPr>
-              <w:pStyle w:val="af0"/>
-              <w:jc w:val="left"/>
-            </w:pPr>
-            <w:r>
-              <w:t>Резерв</w:t>
-            </w:r>
-          </w:p>
-        </w:tc>
-      </w:tr>
-    </w:tbl>
-    <w:p>
-      <w:pPr>
-        <w:pStyle w:val="a"/>
-      </w:pPr>
-      <w:bookmarkStart w:id="18" w:name="_Ref195520699"/>
-      <w:bookmarkStart w:id="19" w:name="_Ref191625992"/>
-      <w:r>
-        <w:t>Назначение дискретных входов ЮНИТ-М300 для проверки К</w:t>
-      </w:r>
-      <w:r>
-        <w:t>А</w:t>
       </w:r>
       <w:bookmarkEnd w:id="18"/>
     </w:p>
@@ -5707,7 +3994,10 @@
               <w:pStyle w:val="af0"/>
             </w:pPr>
             <w:r>
-              <w:t>М3.1</w:t>
+              <w:t>М3.</w:t>
+            </w:r>
+            <w:r>
+              <w:t>1</w:t>
             </w:r>
           </w:p>
         </w:tc>
@@ -5745,7 +4035,10 @@
               <w:t>XB</w:t>
             </w:r>
             <w:r>
-              <w:t>:2</w:t>
+              <w:t>:</w:t>
+            </w:r>
+            <w:r>
+              <w:t>2</w:t>
             </w:r>
           </w:p>
         </w:tc>
@@ -5758,7 +4051,10 @@
               <w:pStyle w:val="af0"/>
             </w:pPr>
             <w:r>
-              <w:t>М3.2</w:t>
+              <w:t>М3.</w:t>
+            </w:r>
+            <w:r>
+              <w:t>2</w:t>
             </w:r>
           </w:p>
         </w:tc>
@@ -5772,6 +4068,363 @@
               <w:jc w:val="left"/>
             </w:pPr>
             <w:r>
+              <w:t xml:space="preserve">ОВ </w:t>
+            </w:r>
+            <w:r>
+              <w:t>УВ</w:t>
+            </w:r>
+          </w:p>
+        </w:tc>
+      </w:tr>
+      <w:tr>
+        <w:tc>
+          <w:tcPr>
+            <w:tcW w:w="2482" w:type="dxa"/>
+          </w:tcPr>
+          <w:p>
+            <w:pPr>
+              <w:pStyle w:val="af0"/>
+            </w:pPr>
+            <w:r>
+              <w:t>М3.</w:t>
+            </w:r>
+            <w:r>
+              <w:rPr>
+                <w:lang w:val="en-US"/>
+              </w:rPr>
+              <w:t>XB:</w:t>
+            </w:r>
+            <w:r>
+              <w:t>3</w:t>
+            </w:r>
+          </w:p>
+        </w:tc>
+        <w:tc>
+          <w:tcPr>
+            <w:tcW w:w="2062" w:type="dxa"/>
+          </w:tcPr>
+          <w:p>
+            <w:pPr>
+              <w:pStyle w:val="af0"/>
+              <w:rPr>
+                <w:lang w:val="en-US"/>
+              </w:rPr>
+            </w:pPr>
+            <w:r>
+              <w:t>М3.</w:t>
+            </w:r>
+            <w:r>
+              <w:rPr>
+                <w:lang w:val="en-US"/>
+              </w:rPr>
+              <w:t>3</w:t>
+            </w:r>
+          </w:p>
+        </w:tc>
+        <w:tc>
+          <w:tcPr>
+            <w:tcW w:w="5061" w:type="dxa"/>
+          </w:tcPr>
+          <w:p>
+            <w:pPr>
+              <w:pStyle w:val="af0"/>
+              <w:jc w:val="left"/>
+            </w:pPr>
+            <w:r>
+              <w:t>Опер</w:t>
+            </w:r>
+            <w:r>
+              <w:rPr>
+                <w:lang w:val="en-US"/>
+              </w:rPr>
+              <w:t xml:space="preserve">. </w:t>
+            </w:r>
+            <w:r>
+              <w:t>включить В</w:t>
+            </w:r>
+          </w:p>
+        </w:tc>
+      </w:tr>
+      <w:tr>
+        <w:tc>
+          <w:tcPr>
+            <w:tcW w:w="2482" w:type="dxa"/>
+          </w:tcPr>
+          <w:p>
+            <w:pPr>
+              <w:pStyle w:val="af0"/>
+              <w:rPr>
+                <w:lang w:val="en-US"/>
+              </w:rPr>
+            </w:pPr>
+            <w:r>
+              <w:t>М</w:t>
+            </w:r>
+            <w:r>
+              <w:rPr>
+                <w:lang w:val="en-US"/>
+              </w:rPr>
+              <w:t>3</w:t>
+            </w:r>
+            <w:r>
+              <w:rPr>
+                <w:lang w:val="en-US"/>
+              </w:rPr>
+              <w:t>.XB:</w:t>
+            </w:r>
+            <w:r>
+              <w:rPr>
+                <w:lang w:val="en-US"/>
+              </w:rPr>
+              <w:t>4</w:t>
+            </w:r>
+          </w:p>
+        </w:tc>
+        <w:tc>
+          <w:tcPr>
+            <w:tcW w:w="2062" w:type="dxa"/>
+          </w:tcPr>
+          <w:p>
+            <w:pPr>
+              <w:pStyle w:val="af0"/>
+              <w:rPr>
+                <w:lang w:val="en-US"/>
+              </w:rPr>
+            </w:pPr>
+            <w:r>
+              <w:t>М</w:t>
+            </w:r>
+            <w:r>
+              <w:rPr>
+                <w:lang w:val="en-US"/>
+              </w:rPr>
+              <w:t>3</w:t>
+            </w:r>
+            <w:r>
+              <w:rPr>
+                <w:lang w:val="en-US"/>
+              </w:rPr>
+              <w:t>.4</w:t>
+            </w:r>
+          </w:p>
+        </w:tc>
+        <w:tc>
+          <w:tcPr>
+            <w:tcW w:w="5061" w:type="dxa"/>
+          </w:tcPr>
+          <w:p>
+            <w:pPr>
+              <w:pStyle w:val="af0"/>
+              <w:jc w:val="left"/>
+              <w:rPr>
+                <w:lang w:val="en-US"/>
+              </w:rPr>
+            </w:pPr>
+            <w:r>
+              <w:t>Низ.уров.изоляц. В</w:t>
+            </w:r>
+          </w:p>
+        </w:tc>
+      </w:tr>
+      <w:tr>
+        <w:tc>
+          <w:tcPr>
+            <w:tcW w:w="2482" w:type="dxa"/>
+          </w:tcPr>
+          <w:p>
+            <w:pPr>
+              <w:pStyle w:val="af0"/>
+              <w:rPr>
+                <w:lang w:val="en-US"/>
+              </w:rPr>
+            </w:pPr>
+            <w:r>
+              <w:t>М</w:t>
+            </w:r>
+            <w:r>
+              <w:rPr>
+                <w:lang w:val="en-US"/>
+              </w:rPr>
+              <w:t>3</w:t>
+            </w:r>
+            <w:r>
+              <w:rPr>
+                <w:lang w:val="en-US"/>
+              </w:rPr>
+              <w:t>.XB:</w:t>
+            </w:r>
+            <w:r>
+              <w:rPr>
+                <w:lang w:val="en-US"/>
+              </w:rPr>
+              <w:t>5</w:t>
+            </w:r>
+          </w:p>
+        </w:tc>
+        <w:tc>
+          <w:tcPr>
+            <w:tcW w:w="2062" w:type="dxa"/>
+          </w:tcPr>
+          <w:p>
+            <w:pPr>
+              <w:pStyle w:val="af0"/>
+              <w:rPr>
+                <w:lang w:val="en-US"/>
+              </w:rPr>
+            </w:pPr>
+            <w:r>
+              <w:t>М</w:t>
+            </w:r>
+            <w:r>
+              <w:rPr>
+                <w:lang w:val="en-US"/>
+              </w:rPr>
+              <w:t>3</w:t>
+            </w:r>
+            <w:r>
+              <w:rPr>
+                <w:lang w:val="en-US"/>
+              </w:rPr>
+              <w:t>.5</w:t>
+            </w:r>
+          </w:p>
+        </w:tc>
+        <w:tc>
+          <w:tcPr>
+            <w:tcW w:w="5061" w:type="dxa"/>
+          </w:tcPr>
+          <w:p>
+            <w:pPr>
+              <w:pStyle w:val="af0"/>
+              <w:jc w:val="left"/>
+              <w:rPr>
+                <w:lang w:val="en-US"/>
+              </w:rPr>
+            </w:pPr>
+            <w:r>
+              <w:t>В отключен (б/к)</w:t>
+            </w:r>
+          </w:p>
+        </w:tc>
+      </w:tr>
+      <w:tr>
+        <w:tc>
+          <w:tcPr>
+            <w:tcW w:w="2482" w:type="dxa"/>
+          </w:tcPr>
+          <w:p>
+            <w:pPr>
+              <w:pStyle w:val="af0"/>
+              <w:rPr>
+                <w:lang w:val="en-US"/>
+              </w:rPr>
+            </w:pPr>
+            <w:r>
+              <w:t>М</w:t>
+            </w:r>
+            <w:r>
+              <w:rPr>
+                <w:lang w:val="en-US"/>
+              </w:rPr>
+              <w:t>3.XB:6</w:t>
+            </w:r>
+          </w:p>
+        </w:tc>
+        <w:tc>
+          <w:tcPr>
+            <w:tcW w:w="2062" w:type="dxa"/>
+          </w:tcPr>
+          <w:p>
+            <w:pPr>
+              <w:pStyle w:val="af0"/>
+              <w:rPr>
+                <w:lang w:val="en-US"/>
+              </w:rPr>
+            </w:pPr>
+            <w:r>
+              <w:t>М</w:t>
+            </w:r>
+            <w:r>
+              <w:rPr>
+                <w:lang w:val="en-US"/>
+              </w:rPr>
+              <w:t>3.6</w:t>
+            </w:r>
+          </w:p>
+        </w:tc>
+        <w:tc>
+          <w:tcPr>
+            <w:tcW w:w="5061" w:type="dxa"/>
+          </w:tcPr>
+          <w:p>
+            <w:pPr>
+              <w:pStyle w:val="af0"/>
+              <w:jc w:val="left"/>
+              <w:rPr>
+                <w:lang w:val="en-US"/>
+              </w:rPr>
+            </w:pPr>
+            <w:r>
+              <w:t>В включен (б/к)</w:t>
+            </w:r>
+          </w:p>
+        </w:tc>
+      </w:tr>
+      <w:tr>
+        <w:tc>
+          <w:tcPr>
+            <w:tcW w:w="2482" w:type="dxa"/>
+          </w:tcPr>
+          <w:p>
+            <w:pPr>
+              <w:pStyle w:val="af0"/>
+              <w:rPr>
+                <w:lang w:val="en-US"/>
+              </w:rPr>
+            </w:pPr>
+            <w:r>
+              <w:t>М</w:t>
+            </w:r>
+            <w:r>
+              <w:rPr>
+                <w:lang w:val="en-US"/>
+              </w:rPr>
+              <w:t>3.XB:7</w:t>
+            </w:r>
+          </w:p>
+        </w:tc>
+        <w:tc>
+          <w:tcPr>
+            <w:tcW w:w="2062" w:type="dxa"/>
+          </w:tcPr>
+          <w:p>
+            <w:pPr>
+              <w:pStyle w:val="af0"/>
+              <w:rPr>
+                <w:lang w:val="en-US"/>
+              </w:rPr>
+            </w:pPr>
+            <w:r>
+              <w:t>М</w:t>
+            </w:r>
+            <w:r>
+              <w:rPr>
+                <w:lang w:val="en-US"/>
+              </w:rPr>
+              <w:t>3.7</w:t>
+            </w:r>
+          </w:p>
+        </w:tc>
+        <w:tc>
+          <w:tcPr>
+            <w:tcW w:w="5061" w:type="dxa"/>
+          </w:tcPr>
+          <w:p>
+            <w:pPr>
+              <w:pStyle w:val="af0"/>
+              <w:jc w:val="left"/>
+            </w:pPr>
+            <w:r>
               <w:t>Сброс</w:t>
             </w:r>
           </w:p>
@@ -5785,6 +4438,178 @@
           <w:p>
             <w:pPr>
               <w:pStyle w:val="af0"/>
+              <w:rPr>
+                <w:lang w:val="en-US"/>
+              </w:rPr>
+            </w:pPr>
+            <w:r>
+              <w:t>М</w:t>
+            </w:r>
+            <w:r>
+              <w:rPr>
+                <w:lang w:val="en-US"/>
+              </w:rPr>
+              <w:t>3.XB:9</w:t>
+            </w:r>
+          </w:p>
+        </w:tc>
+        <w:tc>
+          <w:tcPr>
+            <w:tcW w:w="2062" w:type="dxa"/>
+          </w:tcPr>
+          <w:p>
+            <w:pPr>
+              <w:pStyle w:val="af0"/>
+              <w:rPr>
+                <w:lang w:val="en-US"/>
+              </w:rPr>
+            </w:pPr>
+            <w:r>
+              <w:t>М</w:t>
+            </w:r>
+            <w:r>
+              <w:rPr>
+                <w:lang w:val="en-US"/>
+              </w:rPr>
+              <w:t>3.8</w:t>
+            </w:r>
+          </w:p>
+        </w:tc>
+        <w:tc>
+          <w:tcPr>
+            <w:tcW w:w="5061" w:type="dxa"/>
+          </w:tcPr>
+          <w:p>
+            <w:pPr>
+              <w:pStyle w:val="af0"/>
+              <w:jc w:val="left"/>
+            </w:pPr>
+            <w:r>
+              <w:t>Резерв</w:t>
+            </w:r>
+          </w:p>
+        </w:tc>
+      </w:tr>
+      <w:tr>
+        <w:tc>
+          <w:tcPr>
+            <w:tcW w:w="2482" w:type="dxa"/>
+          </w:tcPr>
+          <w:p>
+            <w:pPr>
+              <w:pStyle w:val="af0"/>
+              <w:rPr>
+                <w:lang w:val="en-US"/>
+              </w:rPr>
+            </w:pPr>
+            <w:r>
+              <w:lastRenderedPageBreak/>
+              <w:t>М</w:t>
+            </w:r>
+            <w:r>
+              <w:rPr>
+                <w:lang w:val="en-US"/>
+              </w:rPr>
+              <w:t>3.XB:10</w:t>
+            </w:r>
+          </w:p>
+        </w:tc>
+        <w:tc>
+          <w:tcPr>
+            <w:tcW w:w="2062" w:type="dxa"/>
+          </w:tcPr>
+          <w:p>
+            <w:pPr>
+              <w:pStyle w:val="af0"/>
+              <w:rPr>
+                <w:lang w:val="en-US"/>
+              </w:rPr>
+            </w:pPr>
+            <w:r>
+              <w:t>М</w:t>
+            </w:r>
+            <w:r>
+              <w:rPr>
+                <w:lang w:val="en-US"/>
+              </w:rPr>
+              <w:t>3.9</w:t>
+            </w:r>
+          </w:p>
+        </w:tc>
+        <w:tc>
+          <w:tcPr>
+            <w:tcW w:w="5061" w:type="dxa"/>
+          </w:tcPr>
+          <w:p>
+            <w:pPr>
+              <w:pStyle w:val="af0"/>
+              <w:jc w:val="left"/>
+            </w:pPr>
+            <w:r>
+              <w:t>Резерв</w:t>
+            </w:r>
+          </w:p>
+        </w:tc>
+      </w:tr>
+      <w:tr>
+        <w:tc>
+          <w:tcPr>
+            <w:tcW w:w="2482" w:type="dxa"/>
+          </w:tcPr>
+          <w:p>
+            <w:pPr>
+              <w:pStyle w:val="af0"/>
+            </w:pPr>
+            <w:r>
+              <w:t>М</w:t>
+            </w:r>
+            <w:r>
+              <w:rPr>
+                <w:lang w:val="en-US"/>
+              </w:rPr>
+              <w:t>3.XB:</w:t>
+            </w:r>
+            <w:r>
+              <w:t>11</w:t>
+            </w:r>
+          </w:p>
+        </w:tc>
+        <w:tc>
+          <w:tcPr>
+            <w:tcW w:w="2062" w:type="dxa"/>
+          </w:tcPr>
+          <w:p>
+            <w:pPr>
+              <w:pStyle w:val="af0"/>
+            </w:pPr>
+            <w:r>
+              <w:t>М3.10</w:t>
+            </w:r>
+          </w:p>
+        </w:tc>
+        <w:tc>
+          <w:tcPr>
+            <w:tcW w:w="5061" w:type="dxa"/>
+          </w:tcPr>
+          <w:p>
+            <w:pPr>
+              <w:pStyle w:val="af0"/>
+              <w:jc w:val="left"/>
+            </w:pPr>
+            <w:r>
+              <w:t>Резерв</w:t>
+            </w:r>
+          </w:p>
+        </w:tc>
+      </w:tr>
+      <w:tr>
+        <w:tc>
+          <w:tcPr>
+            <w:tcW w:w="2482" w:type="dxa"/>
+          </w:tcPr>
+          <w:p>
+            <w:pPr>
+              <w:pStyle w:val="af0"/>
             </w:pPr>
             <w:r>
               <w:t>М3.</w:t>
@@ -5796,7 +4621,7 @@
               <w:t>XB:</w:t>
             </w:r>
             <w:r>
-              <w:t>3</w:t>
+              <w:t>12</w:t>
             </w:r>
           </w:p>
         </w:tc>
@@ -5807,9 +4632,35 @@
           <w:p>
             <w:pPr>
               <w:pStyle w:val="af0"/>
-              <w:rPr>
-                <w:lang w:val="en-US"/>
-              </w:rPr>
+            </w:pPr>
+            <w:r>
+              <w:t>М3.11</w:t>
+            </w:r>
+          </w:p>
+        </w:tc>
+        <w:tc>
+          <w:tcPr>
+            <w:tcW w:w="5061" w:type="dxa"/>
+          </w:tcPr>
+          <w:p>
+            <w:pPr>
+              <w:pStyle w:val="af0"/>
+              <w:jc w:val="left"/>
+            </w:pPr>
+            <w:r>
+              <w:t>Резерв</w:t>
+            </w:r>
+          </w:p>
+        </w:tc>
+      </w:tr>
+      <w:tr>
+        <w:tc>
+          <w:tcPr>
+            <w:tcW w:w="2482" w:type="dxa"/>
+          </w:tcPr>
+          <w:p>
+            <w:pPr>
+              <w:pStyle w:val="af0"/>
             </w:pPr>
             <w:r>
               <w:t>М3.</w:t>
@@ -5818,7 +4669,23 @@
               <w:rPr>
                 <w:lang w:val="en-US"/>
               </w:rPr>
-              <w:t>3</w:t>
+              <w:t>XB:</w:t>
+            </w:r>
+            <w:r>
+              <w:t>13</w:t>
+            </w:r>
+          </w:p>
+        </w:tc>
+        <w:tc>
+          <w:tcPr>
+            <w:tcW w:w="2062" w:type="dxa"/>
+          </w:tcPr>
+          <w:p>
+            <w:pPr>
+              <w:pStyle w:val="af0"/>
+            </w:pPr>
+            <w:r>
+              <w:t>М3.12</w:t>
             </w:r>
           </w:p>
         </w:tc>
@@ -5830,12 +4697,9 @@
             <w:pPr>
               <w:pStyle w:val="af0"/>
               <w:jc w:val="left"/>
-              <w:rPr>
-                <w:lang w:val="en-US"/>
-              </w:rPr>
-            </w:pPr>
-            <w:r>
-              <w:t>ОВ КА</w:t>
+            </w:pPr>
+            <w:r>
+              <w:t>Резерв</w:t>
             </w:r>
           </w:p>
         </w:tc>
@@ -5850,16 +4714,16 @@
               <w:pStyle w:val="af0"/>
             </w:pPr>
             <w:r>
-              <w:t>М3</w:t>
-            </w:r>
-            <w:r>
-              <w:rPr>
-                <w:lang w:val="en-US"/>
-              </w:rPr>
-              <w:t>.XB:</w:t>
-            </w:r>
-            <w:r>
-              <w:t>4</w:t>
+              <w:t>М3.</w:t>
+            </w:r>
+            <w:r>
+              <w:rPr>
+                <w:lang w:val="en-US"/>
+              </w:rPr>
+              <w:t>XB</w:t>
+            </w:r>
+            <w:r>
+              <w:t>:14</w:t>
             </w:r>
           </w:p>
         </w:tc>
@@ -5870,18 +4734,9 @@
           <w:p>
             <w:pPr>
               <w:pStyle w:val="af0"/>
-              <w:rPr>
-                <w:lang w:val="en-US"/>
-              </w:rPr>
-            </w:pPr>
-            <w:r>
-              <w:t>М3</w:t>
-            </w:r>
-            <w:r>
-              <w:rPr>
-                <w:lang w:val="en-US"/>
-              </w:rPr>
-              <w:t>.4</w:t>
+            </w:pPr>
+            <w:r>
+              <w:t>М3.13</w:t>
             </w:r>
           </w:p>
         </w:tc>
@@ -5893,12 +4748,9 @@
             <w:pPr>
               <w:pStyle w:val="af0"/>
               <w:jc w:val="left"/>
-              <w:rPr>
-                <w:lang w:val="en-US"/>
-              </w:rPr>
-            </w:pPr>
-            <w:r>
-              <w:t>Дистанционное</w:t>
+            </w:pPr>
+            <w:r>
+              <w:t>Резерв</w:t>
             </w:r>
           </w:p>
         </w:tc>
@@ -5913,16 +4765,16 @@
               <w:pStyle w:val="af0"/>
             </w:pPr>
             <w:r>
-              <w:t>М3</w:t>
-            </w:r>
-            <w:r>
-              <w:rPr>
-                <w:lang w:val="en-US"/>
-              </w:rPr>
-              <w:t>.XB:</w:t>
-            </w:r>
-            <w:r>
-              <w:t>5</w:t>
+              <w:t>М3.</w:t>
+            </w:r>
+            <w:r>
+              <w:rPr>
+                <w:lang w:val="en-US"/>
+              </w:rPr>
+              <w:t>XB</w:t>
+            </w:r>
+            <w:r>
+              <w:t>:15</w:t>
             </w:r>
           </w:p>
         </w:tc>
@@ -5933,618 +4785,9 @@
           <w:p>
             <w:pPr>
               <w:pStyle w:val="af0"/>
-              <w:rPr>
-                <w:lang w:val="en-US"/>
-              </w:rPr>
-            </w:pPr>
-            <w:r>
-              <w:t>М3</w:t>
-            </w:r>
-            <w:r>
-              <w:rPr>
-                <w:lang w:val="en-US"/>
-              </w:rPr>
-              <w:t>.5</w:t>
-            </w:r>
-          </w:p>
-        </w:tc>
-        <w:tc>
-          <w:tcPr>
-            <w:tcW w:w="5061" w:type="dxa"/>
-          </w:tcPr>
-          <w:p>
-            <w:pPr>
-              <w:pStyle w:val="af0"/>
-              <w:jc w:val="left"/>
-            </w:pPr>
-            <w:r>
-              <w:t>Опер. отключить В</w:t>
-            </w:r>
-          </w:p>
-        </w:tc>
-      </w:tr>
-      <w:tr>
-        <w:tc>
-          <w:tcPr>
-            <w:tcW w:w="2482" w:type="dxa"/>
-          </w:tcPr>
-          <w:p>
-            <w:pPr>
-              <w:pStyle w:val="af0"/>
-              <w:rPr>
-                <w:lang w:val="en-US"/>
-              </w:rPr>
-            </w:pPr>
-            <w:r>
-              <w:t>М</w:t>
-            </w:r>
-            <w:r>
-              <w:rPr>
-                <w:lang w:val="en-US"/>
-              </w:rPr>
-              <w:t>3.XB:6</w:t>
-            </w:r>
-          </w:p>
-        </w:tc>
-        <w:tc>
-          <w:tcPr>
-            <w:tcW w:w="2062" w:type="dxa"/>
-          </w:tcPr>
-          <w:p>
-            <w:pPr>
-              <w:pStyle w:val="af0"/>
-              <w:rPr>
-                <w:lang w:val="en-US"/>
-              </w:rPr>
-            </w:pPr>
-            <w:r>
-              <w:t>М</w:t>
-            </w:r>
-            <w:r>
-              <w:rPr>
-                <w:lang w:val="en-US"/>
-              </w:rPr>
-              <w:t>3.6</w:t>
-            </w:r>
-          </w:p>
-        </w:tc>
-        <w:tc>
-          <w:tcPr>
-            <w:tcW w:w="5061" w:type="dxa"/>
-          </w:tcPr>
-          <w:p>
-            <w:pPr>
-              <w:pStyle w:val="af0"/>
-              <w:jc w:val="left"/>
-            </w:pPr>
-            <w:r>
-              <w:t>Отключить В от ТУ</w:t>
-            </w:r>
-          </w:p>
-        </w:tc>
-      </w:tr>
-      <w:tr>
-        <w:tc>
-          <w:tcPr>
-            <w:tcW w:w="2482" w:type="dxa"/>
-          </w:tcPr>
-          <w:p>
-            <w:pPr>
-              <w:pStyle w:val="af0"/>
-              <w:rPr>
-                <w:lang w:val="en-US"/>
-              </w:rPr>
-            </w:pPr>
-            <w:r>
-              <w:t>М</w:t>
-            </w:r>
-            <w:r>
-              <w:rPr>
-                <w:lang w:val="en-US"/>
-              </w:rPr>
-              <w:t>3.XB:7</w:t>
-            </w:r>
-          </w:p>
-        </w:tc>
-        <w:tc>
-          <w:tcPr>
-            <w:tcW w:w="2062" w:type="dxa"/>
-          </w:tcPr>
-          <w:p>
-            <w:pPr>
-              <w:pStyle w:val="af0"/>
-              <w:rPr>
-                <w:lang w:val="en-US"/>
-              </w:rPr>
-            </w:pPr>
-            <w:r>
-              <w:t>М</w:t>
-            </w:r>
-            <w:r>
-              <w:rPr>
-                <w:lang w:val="en-US"/>
-              </w:rPr>
-              <w:t>3.7</w:t>
-            </w:r>
-          </w:p>
-        </w:tc>
-        <w:tc>
-          <w:tcPr>
-            <w:tcW w:w="5061" w:type="dxa"/>
-          </w:tcPr>
-          <w:p>
-            <w:pPr>
-              <w:pStyle w:val="af0"/>
-              <w:jc w:val="left"/>
-            </w:pPr>
-            <w:r>
-              <w:t>Пуск УРОВ внешний</w:t>
-            </w:r>
-          </w:p>
-        </w:tc>
-      </w:tr>
-      <w:tr>
-        <w:tc>
-          <w:tcPr>
-            <w:tcW w:w="2482" w:type="dxa"/>
-          </w:tcPr>
-          <w:p>
-            <w:pPr>
-              <w:pStyle w:val="af0"/>
-              <w:rPr>
-                <w:lang w:val="en-US"/>
-              </w:rPr>
-            </w:pPr>
-            <w:r>
-              <w:t>М</w:t>
-            </w:r>
-            <w:r>
-              <w:rPr>
-                <w:lang w:val="en-US"/>
-              </w:rPr>
-              <w:t>3.XB:9</w:t>
-            </w:r>
-          </w:p>
-        </w:tc>
-        <w:tc>
-          <w:tcPr>
-            <w:tcW w:w="2062" w:type="dxa"/>
-          </w:tcPr>
-          <w:p>
-            <w:pPr>
-              <w:pStyle w:val="af0"/>
-              <w:rPr>
-                <w:lang w:val="en-US"/>
-              </w:rPr>
-            </w:pPr>
-            <w:r>
-              <w:t>М</w:t>
-            </w:r>
-            <w:r>
-              <w:rPr>
-                <w:lang w:val="en-US"/>
-              </w:rPr>
-              <w:t>3.8</w:t>
-            </w:r>
-          </w:p>
-        </w:tc>
-        <w:tc>
-          <w:tcPr>
-            <w:tcW w:w="5061" w:type="dxa"/>
-          </w:tcPr>
-          <w:p>
-            <w:pPr>
-              <w:pStyle w:val="af0"/>
-              <w:jc w:val="left"/>
-            </w:pPr>
-            <w:r>
-              <w:t>Работа ЭМВ</w:t>
-            </w:r>
-          </w:p>
-        </w:tc>
-      </w:tr>
-      <w:tr>
-        <w:tc>
-          <w:tcPr>
-            <w:tcW w:w="2482" w:type="dxa"/>
-          </w:tcPr>
-          <w:p>
-            <w:pPr>
-              <w:pStyle w:val="af0"/>
-              <w:rPr>
-                <w:lang w:val="en-US"/>
-              </w:rPr>
-            </w:pPr>
-            <w:r>
-              <w:t>М</w:t>
-            </w:r>
-            <w:r>
-              <w:rPr>
-                <w:lang w:val="en-US"/>
-              </w:rPr>
-              <w:t>3.XB:10</w:t>
-            </w:r>
-          </w:p>
-        </w:tc>
-        <w:tc>
-          <w:tcPr>
-            <w:tcW w:w="2062" w:type="dxa"/>
-          </w:tcPr>
-          <w:p>
-            <w:pPr>
-              <w:pStyle w:val="af0"/>
-              <w:rPr>
-                <w:lang w:val="en-US"/>
-              </w:rPr>
-            </w:pPr>
-            <w:r>
-              <w:t>М</w:t>
-            </w:r>
-            <w:r>
-              <w:rPr>
-                <w:lang w:val="en-US"/>
-              </w:rPr>
-              <w:t>3.9</w:t>
-            </w:r>
-          </w:p>
-        </w:tc>
-        <w:tc>
-          <w:tcPr>
-            <w:tcW w:w="5061" w:type="dxa"/>
-          </w:tcPr>
-          <w:p>
-            <w:pPr>
-              <w:pStyle w:val="af0"/>
-              <w:jc w:val="left"/>
-            </w:pPr>
-            <w:r>
-              <w:t>Работа ЭМО1</w:t>
-            </w:r>
-          </w:p>
-        </w:tc>
-      </w:tr>
-      <w:tr>
-        <w:tc>
-          <w:tcPr>
-            <w:tcW w:w="2482" w:type="dxa"/>
-          </w:tcPr>
-          <w:p>
-            <w:pPr>
-              <w:pStyle w:val="af0"/>
-            </w:pPr>
-            <w:r>
-              <w:t>М</w:t>
-            </w:r>
-            <w:r>
-              <w:rPr>
-                <w:lang w:val="en-US"/>
-              </w:rPr>
-              <w:t>3.XB:</w:t>
-            </w:r>
-            <w:r>
-              <w:t>11</w:t>
-            </w:r>
-          </w:p>
-        </w:tc>
-        <w:tc>
-          <w:tcPr>
-            <w:tcW w:w="2062" w:type="dxa"/>
-          </w:tcPr>
-          <w:p>
-            <w:pPr>
-              <w:pStyle w:val="af0"/>
-            </w:pPr>
-            <w:r>
-              <w:t>М3.10</w:t>
-            </w:r>
-          </w:p>
-        </w:tc>
-        <w:tc>
-          <w:tcPr>
-            <w:tcW w:w="5061" w:type="dxa"/>
-          </w:tcPr>
-          <w:p>
-            <w:pPr>
-              <w:pStyle w:val="af0"/>
-              <w:jc w:val="left"/>
-            </w:pPr>
-            <w:r>
-              <w:t>Работа ЭМО2</w:t>
-            </w:r>
-          </w:p>
-        </w:tc>
-      </w:tr>
-      <w:tr>
-        <w:tc>
-          <w:tcPr>
-            <w:tcW w:w="2482" w:type="dxa"/>
-          </w:tcPr>
-          <w:p>
-            <w:pPr>
-              <w:pStyle w:val="af0"/>
-            </w:pPr>
-            <w:r>
-              <w:t>М3.</w:t>
-            </w:r>
-            <w:r>
-              <w:rPr>
-                <w:lang w:val="en-US"/>
-              </w:rPr>
-              <w:t>XB:</w:t>
-            </w:r>
-            <w:r>
-              <w:t>12</w:t>
-            </w:r>
-          </w:p>
-        </w:tc>
-        <w:tc>
-          <w:tcPr>
-            <w:tcW w:w="2062" w:type="dxa"/>
-          </w:tcPr>
-          <w:p>
-            <w:pPr>
-              <w:pStyle w:val="af0"/>
-            </w:pPr>
-            <w:r>
-              <w:t>М3.11</w:t>
-            </w:r>
-          </w:p>
-        </w:tc>
-        <w:tc>
-          <w:tcPr>
-            <w:tcW w:w="5061" w:type="dxa"/>
-          </w:tcPr>
-          <w:p>
-            <w:pPr>
-              <w:pStyle w:val="af0"/>
-              <w:jc w:val="left"/>
-            </w:pPr>
-            <w:r>
-              <w:t>В отключен (б/к)</w:t>
-            </w:r>
-          </w:p>
-        </w:tc>
-      </w:tr>
-      <w:tr>
-        <w:tc>
-          <w:tcPr>
-            <w:tcW w:w="2482" w:type="dxa"/>
-          </w:tcPr>
-          <w:p>
-            <w:pPr>
-              <w:pStyle w:val="af0"/>
-            </w:pPr>
-            <w:r>
-              <w:t>М3.</w:t>
-            </w:r>
-            <w:r>
-              <w:rPr>
-                <w:lang w:val="en-US"/>
-              </w:rPr>
-              <w:t>XB:</w:t>
-            </w:r>
-            <w:r>
-              <w:t>13</w:t>
-            </w:r>
-          </w:p>
-        </w:tc>
-        <w:tc>
-          <w:tcPr>
-            <w:tcW w:w="2062" w:type="dxa"/>
-          </w:tcPr>
-          <w:p>
-            <w:pPr>
-              <w:pStyle w:val="af0"/>
-            </w:pPr>
-            <w:r>
-              <w:t>М3.12</w:t>
-            </w:r>
-          </w:p>
-        </w:tc>
-        <w:tc>
-          <w:tcPr>
-            <w:tcW w:w="5061" w:type="dxa"/>
-          </w:tcPr>
-          <w:p>
-            <w:pPr>
-              <w:pStyle w:val="af0"/>
-              <w:jc w:val="left"/>
-            </w:pPr>
-            <w:r>
-              <w:t>В включен (б/к)</w:t>
-            </w:r>
-          </w:p>
-        </w:tc>
-      </w:tr>
-      <w:tr>
-        <w:tc>
-          <w:tcPr>
-            <w:tcW w:w="2482" w:type="dxa"/>
-          </w:tcPr>
-          <w:p>
-            <w:pPr>
-              <w:pStyle w:val="af0"/>
-            </w:pPr>
-            <w:r>
-              <w:t>М3.</w:t>
-            </w:r>
-            <w:r>
-              <w:rPr>
-                <w:lang w:val="en-US"/>
-              </w:rPr>
-              <w:t>XB</w:t>
-            </w:r>
-            <w:r>
-              <w:t>:14</w:t>
-            </w:r>
-          </w:p>
-        </w:tc>
-        <w:tc>
-          <w:tcPr>
-            <w:tcW w:w="2062" w:type="dxa"/>
-          </w:tcPr>
-          <w:p>
-            <w:pPr>
-              <w:pStyle w:val="af0"/>
-            </w:pPr>
-            <w:r>
-              <w:t>М3.13</w:t>
-            </w:r>
-          </w:p>
-        </w:tc>
-        <w:tc>
-          <w:tcPr>
-            <w:tcW w:w="5061" w:type="dxa"/>
-          </w:tcPr>
-          <w:p>
-            <w:pPr>
-              <w:pStyle w:val="af0"/>
-              <w:jc w:val="left"/>
-            </w:pPr>
-            <w:r>
-              <w:t>Включить В от ТУ</w:t>
-            </w:r>
-          </w:p>
-        </w:tc>
-      </w:tr>
-      <w:tr>
-        <w:tc>
-          <w:tcPr>
-            <w:tcW w:w="2482" w:type="dxa"/>
-          </w:tcPr>
-          <w:p>
-            <w:pPr>
-              <w:pStyle w:val="af0"/>
-            </w:pPr>
-            <w:r>
-              <w:t>М3.</w:t>
-            </w:r>
-            <w:r>
-              <w:rPr>
-                <w:lang w:val="en-US"/>
-              </w:rPr>
-              <w:t>XB</w:t>
-            </w:r>
-            <w:r>
-              <w:t>:15</w:t>
-            </w:r>
-          </w:p>
-        </w:tc>
-        <w:tc>
-          <w:tcPr>
-            <w:tcW w:w="2062" w:type="dxa"/>
-          </w:tcPr>
-          <w:p>
-            <w:pPr>
-              <w:pStyle w:val="af0"/>
             </w:pPr>
             <w:r>
               <w:t>М3.14</w:t>
-            </w:r>
-          </w:p>
-        </w:tc>
-        <w:tc>
-          <w:tcPr>
-            <w:tcW w:w="5061" w:type="dxa"/>
-          </w:tcPr>
-          <w:p>
-            <w:pPr>
-              <w:pStyle w:val="af0"/>
-              <w:jc w:val="left"/>
-            </w:pPr>
-            <w:r>
-              <w:t>Внеш. блок. упр. В</w:t>
-            </w:r>
-          </w:p>
-        </w:tc>
-      </w:tr>
-      <w:tr>
-        <w:tc>
-          <w:tcPr>
-            <w:tcW w:w="2482" w:type="dxa"/>
-          </w:tcPr>
-          <w:p>
-            <w:pPr>
-              <w:pStyle w:val="af0"/>
-            </w:pPr>
-            <w:r>
-              <w:t>М4.</w:t>
-            </w:r>
-            <w:r>
-              <w:rPr>
-                <w:lang w:val="en-US"/>
-              </w:rPr>
-              <w:t>XB</w:t>
-            </w:r>
-            <w:r>
-              <w:t>:1</w:t>
-            </w:r>
-          </w:p>
-        </w:tc>
-        <w:tc>
-          <w:tcPr>
-            <w:tcW w:w="2062" w:type="dxa"/>
-          </w:tcPr>
-          <w:p>
-            <w:pPr>
-              <w:pStyle w:val="af0"/>
-            </w:pPr>
-            <w:r>
-              <w:t>М4.1</w:t>
-            </w:r>
-          </w:p>
-        </w:tc>
-        <w:tc>
-          <w:tcPr>
-            <w:tcW w:w="5061" w:type="dxa"/>
-          </w:tcPr>
-          <w:p>
-            <w:pPr>
-              <w:pStyle w:val="af0"/>
-              <w:jc w:val="left"/>
-            </w:pPr>
-            <w:r>
-              <w:t>Внешнее отключение от ЗДЗ НН</w:t>
-            </w:r>
-            <w:r>
-              <w:t>1</w:t>
-            </w:r>
-          </w:p>
-        </w:tc>
-      </w:tr>
-      <w:tr>
-        <w:tc>
-          <w:tcPr>
-            <w:tcW w:w="2482" w:type="dxa"/>
-          </w:tcPr>
-          <w:p>
-            <w:pPr>
-              <w:pStyle w:val="af0"/>
-            </w:pPr>
-            <w:r>
-              <w:t>М4.</w:t>
-            </w:r>
-            <w:r>
-              <w:rPr>
-                <w:lang w:val="en-US"/>
-              </w:rPr>
-              <w:t>XB</w:t>
-            </w:r>
-            <w:r>
-              <w:t>:2</w:t>
-            </w:r>
-          </w:p>
-        </w:tc>
-        <w:tc>
-          <w:tcPr>
-            <w:tcW w:w="2062" w:type="dxa"/>
-          </w:tcPr>
-          <w:p>
-            <w:pPr>
-              <w:pStyle w:val="af0"/>
-            </w:pPr>
-            <w:r>
-              <w:t>М4.2</w:t>
             </w:r>
           </w:p>
         </w:tc>
@@ -6568,14 +4811,15 @@
       <w:pPr>
         <w:pStyle w:val="a"/>
       </w:pPr>
-      <w:bookmarkStart w:id="20" w:name="_Ref195520710"/>
-      <w:r>
-        <w:t xml:space="preserve">Назначение дискретных входов ЮНИТ-М300 для проверки </w:t>
-      </w:r>
-      <w:r>
-        <w:t>КСВ (часть 1)</w:t>
-      </w:r>
-      <w:bookmarkEnd w:id="20"/>
+      <w:bookmarkStart w:id="19" w:name="_Ref195520699"/>
+      <w:bookmarkStart w:id="20" w:name="_Ref191625992"/>
+      <w:r>
+        <w:t>Назначение дискретных входов ЮНИТ-М300 для проверки К</w:t>
+      </w:r>
+      <w:r>
+        <w:t>А</w:t>
+      </w:r>
+      <w:bookmarkEnd w:id="19"/>
     </w:p>
     <w:tbl>
       <w:tblPr>
@@ -6699,6 +4943,585 @@
               <w:jc w:val="left"/>
             </w:pPr>
             <w:r>
+              <w:t>Вывод терминала</w:t>
+            </w:r>
+          </w:p>
+        </w:tc>
+      </w:tr>
+      <w:tr>
+        <w:tc>
+          <w:tcPr>
+            <w:tcW w:w="2482" w:type="dxa"/>
+          </w:tcPr>
+          <w:p>
+            <w:pPr>
+              <w:pStyle w:val="af0"/>
+            </w:pPr>
+            <w:r>
+              <w:t>М3.</w:t>
+            </w:r>
+            <w:r>
+              <w:rPr>
+                <w:lang w:val="en-US"/>
+              </w:rPr>
+              <w:t>XB</w:t>
+            </w:r>
+            <w:r>
+              <w:t>:2</w:t>
+            </w:r>
+          </w:p>
+        </w:tc>
+        <w:tc>
+          <w:tcPr>
+            <w:tcW w:w="2062" w:type="dxa"/>
+          </w:tcPr>
+          <w:p>
+            <w:pPr>
+              <w:pStyle w:val="af0"/>
+            </w:pPr>
+            <w:r>
+              <w:t>М3.2</w:t>
+            </w:r>
+          </w:p>
+        </w:tc>
+        <w:tc>
+          <w:tcPr>
+            <w:tcW w:w="5061" w:type="dxa"/>
+          </w:tcPr>
+          <w:p>
+            <w:pPr>
+              <w:pStyle w:val="af0"/>
+              <w:jc w:val="left"/>
+            </w:pPr>
+            <w:r>
+              <w:t>Сброс</w:t>
+            </w:r>
+          </w:p>
+        </w:tc>
+      </w:tr>
+      <w:tr>
+        <w:tc>
+          <w:tcPr>
+            <w:tcW w:w="2482" w:type="dxa"/>
+          </w:tcPr>
+          <w:p>
+            <w:pPr>
+              <w:pStyle w:val="af0"/>
+            </w:pPr>
+            <w:r>
+              <w:t>М3.</w:t>
+            </w:r>
+            <w:r>
+              <w:rPr>
+                <w:lang w:val="en-US"/>
+              </w:rPr>
+              <w:t>XB:</w:t>
+            </w:r>
+            <w:r>
+              <w:t>3</w:t>
+            </w:r>
+          </w:p>
+        </w:tc>
+        <w:tc>
+          <w:tcPr>
+            <w:tcW w:w="2062" w:type="dxa"/>
+          </w:tcPr>
+          <w:p>
+            <w:pPr>
+              <w:pStyle w:val="af0"/>
+              <w:rPr>
+                <w:lang w:val="en-US"/>
+              </w:rPr>
+            </w:pPr>
+            <w:r>
+              <w:t>М3.</w:t>
+            </w:r>
+            <w:r>
+              <w:rPr>
+                <w:lang w:val="en-US"/>
+              </w:rPr>
+              <w:t>3</w:t>
+            </w:r>
+          </w:p>
+        </w:tc>
+        <w:tc>
+          <w:tcPr>
+            <w:tcW w:w="5061" w:type="dxa"/>
+          </w:tcPr>
+          <w:p>
+            <w:pPr>
+              <w:pStyle w:val="af0"/>
+              <w:jc w:val="left"/>
+              <w:rPr>
+                <w:lang w:val="en-US"/>
+              </w:rPr>
+            </w:pPr>
+            <w:r>
+              <w:t>ОВ КА</w:t>
+            </w:r>
+          </w:p>
+        </w:tc>
+      </w:tr>
+      <w:tr>
+        <w:tc>
+          <w:tcPr>
+            <w:tcW w:w="2482" w:type="dxa"/>
+          </w:tcPr>
+          <w:p>
+            <w:pPr>
+              <w:pStyle w:val="af0"/>
+            </w:pPr>
+            <w:r>
+              <w:t>М3</w:t>
+            </w:r>
+            <w:r>
+              <w:rPr>
+                <w:lang w:val="en-US"/>
+              </w:rPr>
+              <w:t>.XB:</w:t>
+            </w:r>
+            <w:r>
+              <w:t>4</w:t>
+            </w:r>
+          </w:p>
+        </w:tc>
+        <w:tc>
+          <w:tcPr>
+            <w:tcW w:w="2062" w:type="dxa"/>
+          </w:tcPr>
+          <w:p>
+            <w:pPr>
+              <w:pStyle w:val="af0"/>
+              <w:rPr>
+                <w:lang w:val="en-US"/>
+              </w:rPr>
+            </w:pPr>
+            <w:r>
+              <w:t>М3</w:t>
+            </w:r>
+            <w:r>
+              <w:rPr>
+                <w:lang w:val="en-US"/>
+              </w:rPr>
+              <w:t>.4</w:t>
+            </w:r>
+          </w:p>
+        </w:tc>
+        <w:tc>
+          <w:tcPr>
+            <w:tcW w:w="5061" w:type="dxa"/>
+          </w:tcPr>
+          <w:p>
+            <w:pPr>
+              <w:pStyle w:val="af0"/>
+              <w:jc w:val="left"/>
+              <w:rPr>
+                <w:lang w:val="en-US"/>
+              </w:rPr>
+            </w:pPr>
+            <w:r>
+              <w:t>Дистанционное</w:t>
+            </w:r>
+          </w:p>
+        </w:tc>
+      </w:tr>
+      <w:tr>
+        <w:tc>
+          <w:tcPr>
+            <w:tcW w:w="2482" w:type="dxa"/>
+          </w:tcPr>
+          <w:p>
+            <w:pPr>
+              <w:pStyle w:val="af0"/>
+            </w:pPr>
+            <w:r>
+              <w:t>М3</w:t>
+            </w:r>
+            <w:r>
+              <w:rPr>
+                <w:lang w:val="en-US"/>
+              </w:rPr>
+              <w:t>.XB:</w:t>
+            </w:r>
+            <w:r>
+              <w:t>5</w:t>
+            </w:r>
+          </w:p>
+        </w:tc>
+        <w:tc>
+          <w:tcPr>
+            <w:tcW w:w="2062" w:type="dxa"/>
+          </w:tcPr>
+          <w:p>
+            <w:pPr>
+              <w:pStyle w:val="af0"/>
+              <w:rPr>
+                <w:lang w:val="en-US"/>
+              </w:rPr>
+            </w:pPr>
+            <w:r>
+              <w:t>М3</w:t>
+            </w:r>
+            <w:r>
+              <w:rPr>
+                <w:lang w:val="en-US"/>
+              </w:rPr>
+              <w:t>.5</w:t>
+            </w:r>
+          </w:p>
+        </w:tc>
+        <w:tc>
+          <w:tcPr>
+            <w:tcW w:w="5061" w:type="dxa"/>
+          </w:tcPr>
+          <w:p>
+            <w:pPr>
+              <w:pStyle w:val="af0"/>
+              <w:jc w:val="left"/>
+            </w:pPr>
+            <w:r>
+              <w:t>Опер. отключить В</w:t>
+            </w:r>
+          </w:p>
+        </w:tc>
+      </w:tr>
+      <w:tr>
+        <w:tc>
+          <w:tcPr>
+            <w:tcW w:w="2482" w:type="dxa"/>
+          </w:tcPr>
+          <w:p>
+            <w:pPr>
+              <w:pStyle w:val="af0"/>
+              <w:rPr>
+                <w:lang w:val="en-US"/>
+              </w:rPr>
+            </w:pPr>
+            <w:r>
+              <w:t>М</w:t>
+            </w:r>
+            <w:r>
+              <w:rPr>
+                <w:lang w:val="en-US"/>
+              </w:rPr>
+              <w:t>3.XB:6</w:t>
+            </w:r>
+          </w:p>
+        </w:tc>
+        <w:tc>
+          <w:tcPr>
+            <w:tcW w:w="2062" w:type="dxa"/>
+          </w:tcPr>
+          <w:p>
+            <w:pPr>
+              <w:pStyle w:val="af0"/>
+              <w:rPr>
+                <w:lang w:val="en-US"/>
+              </w:rPr>
+            </w:pPr>
+            <w:r>
+              <w:t>М</w:t>
+            </w:r>
+            <w:r>
+              <w:rPr>
+                <w:lang w:val="en-US"/>
+              </w:rPr>
+              <w:t>3.6</w:t>
+            </w:r>
+          </w:p>
+        </w:tc>
+        <w:tc>
+          <w:tcPr>
+            <w:tcW w:w="5061" w:type="dxa"/>
+          </w:tcPr>
+          <w:p>
+            <w:pPr>
+              <w:pStyle w:val="af0"/>
+              <w:jc w:val="left"/>
+            </w:pPr>
+            <w:r>
+              <w:t>Отключить В от ТУ</w:t>
+            </w:r>
+          </w:p>
+        </w:tc>
+      </w:tr>
+      <w:tr>
+        <w:tc>
+          <w:tcPr>
+            <w:tcW w:w="2482" w:type="dxa"/>
+          </w:tcPr>
+          <w:p>
+            <w:pPr>
+              <w:pStyle w:val="af0"/>
+              <w:rPr>
+                <w:lang w:val="en-US"/>
+              </w:rPr>
+            </w:pPr>
+            <w:r>
+              <w:t>М</w:t>
+            </w:r>
+            <w:r>
+              <w:rPr>
+                <w:lang w:val="en-US"/>
+              </w:rPr>
+              <w:t>3.XB:7</w:t>
+            </w:r>
+          </w:p>
+        </w:tc>
+        <w:tc>
+          <w:tcPr>
+            <w:tcW w:w="2062" w:type="dxa"/>
+          </w:tcPr>
+          <w:p>
+            <w:pPr>
+              <w:pStyle w:val="af0"/>
+              <w:rPr>
+                <w:lang w:val="en-US"/>
+              </w:rPr>
+            </w:pPr>
+            <w:r>
+              <w:t>М</w:t>
+            </w:r>
+            <w:r>
+              <w:rPr>
+                <w:lang w:val="en-US"/>
+              </w:rPr>
+              <w:t>3.7</w:t>
+            </w:r>
+          </w:p>
+        </w:tc>
+        <w:tc>
+          <w:tcPr>
+            <w:tcW w:w="5061" w:type="dxa"/>
+          </w:tcPr>
+          <w:p>
+            <w:pPr>
+              <w:pStyle w:val="af0"/>
+              <w:jc w:val="left"/>
+            </w:pPr>
+            <w:r>
+              <w:t>Пуск УРОВ внешний</w:t>
+            </w:r>
+          </w:p>
+        </w:tc>
+      </w:tr>
+      <w:tr>
+        <w:tc>
+          <w:tcPr>
+            <w:tcW w:w="2482" w:type="dxa"/>
+          </w:tcPr>
+          <w:p>
+            <w:pPr>
+              <w:pStyle w:val="af0"/>
+              <w:rPr>
+                <w:lang w:val="en-US"/>
+              </w:rPr>
+            </w:pPr>
+            <w:r>
+              <w:t>М</w:t>
+            </w:r>
+            <w:r>
+              <w:rPr>
+                <w:lang w:val="en-US"/>
+              </w:rPr>
+              <w:t>3.XB:9</w:t>
+            </w:r>
+          </w:p>
+        </w:tc>
+        <w:tc>
+          <w:tcPr>
+            <w:tcW w:w="2062" w:type="dxa"/>
+          </w:tcPr>
+          <w:p>
+            <w:pPr>
+              <w:pStyle w:val="af0"/>
+              <w:rPr>
+                <w:lang w:val="en-US"/>
+              </w:rPr>
+            </w:pPr>
+            <w:r>
+              <w:t>М</w:t>
+            </w:r>
+            <w:r>
+              <w:rPr>
+                <w:lang w:val="en-US"/>
+              </w:rPr>
+              <w:t>3.8</w:t>
+            </w:r>
+          </w:p>
+        </w:tc>
+        <w:tc>
+          <w:tcPr>
+            <w:tcW w:w="5061" w:type="dxa"/>
+          </w:tcPr>
+          <w:p>
+            <w:pPr>
+              <w:pStyle w:val="af0"/>
+              <w:jc w:val="left"/>
+            </w:pPr>
+            <w:r>
+              <w:t>Работа ЭМВ</w:t>
+            </w:r>
+          </w:p>
+        </w:tc>
+      </w:tr>
+      <w:tr>
+        <w:tc>
+          <w:tcPr>
+            <w:tcW w:w="2482" w:type="dxa"/>
+          </w:tcPr>
+          <w:p>
+            <w:pPr>
+              <w:pStyle w:val="af0"/>
+              <w:rPr>
+                <w:lang w:val="en-US"/>
+              </w:rPr>
+            </w:pPr>
+            <w:r>
+              <w:t>М</w:t>
+            </w:r>
+            <w:r>
+              <w:rPr>
+                <w:lang w:val="en-US"/>
+              </w:rPr>
+              <w:t>3.XB:10</w:t>
+            </w:r>
+          </w:p>
+        </w:tc>
+        <w:tc>
+          <w:tcPr>
+            <w:tcW w:w="2062" w:type="dxa"/>
+          </w:tcPr>
+          <w:p>
+            <w:pPr>
+              <w:pStyle w:val="af0"/>
+              <w:rPr>
+                <w:lang w:val="en-US"/>
+              </w:rPr>
+            </w:pPr>
+            <w:r>
+              <w:t>М</w:t>
+            </w:r>
+            <w:r>
+              <w:rPr>
+                <w:lang w:val="en-US"/>
+              </w:rPr>
+              <w:t>3.9</w:t>
+            </w:r>
+          </w:p>
+        </w:tc>
+        <w:tc>
+          <w:tcPr>
+            <w:tcW w:w="5061" w:type="dxa"/>
+          </w:tcPr>
+          <w:p>
+            <w:pPr>
+              <w:pStyle w:val="af0"/>
+              <w:jc w:val="left"/>
+            </w:pPr>
+            <w:r>
+              <w:t>Работа ЭМО1</w:t>
+            </w:r>
+          </w:p>
+        </w:tc>
+      </w:tr>
+      <w:tr>
+        <w:tc>
+          <w:tcPr>
+            <w:tcW w:w="2482" w:type="dxa"/>
+          </w:tcPr>
+          <w:p>
+            <w:pPr>
+              <w:pStyle w:val="af0"/>
+            </w:pPr>
+            <w:r>
+              <w:t>М</w:t>
+            </w:r>
+            <w:r>
+              <w:rPr>
+                <w:lang w:val="en-US"/>
+              </w:rPr>
+              <w:t>3.XB:</w:t>
+            </w:r>
+            <w:r>
+              <w:t>11</w:t>
+            </w:r>
+          </w:p>
+        </w:tc>
+        <w:tc>
+          <w:tcPr>
+            <w:tcW w:w="2062" w:type="dxa"/>
+          </w:tcPr>
+          <w:p>
+            <w:pPr>
+              <w:pStyle w:val="af0"/>
+            </w:pPr>
+            <w:r>
+              <w:t>М3.10</w:t>
+            </w:r>
+          </w:p>
+        </w:tc>
+        <w:tc>
+          <w:tcPr>
+            <w:tcW w:w="5061" w:type="dxa"/>
+          </w:tcPr>
+          <w:p>
+            <w:pPr>
+              <w:pStyle w:val="af0"/>
+              <w:jc w:val="left"/>
+            </w:pPr>
+            <w:r>
+              <w:t>Работа ЭМО2</w:t>
+            </w:r>
+          </w:p>
+        </w:tc>
+      </w:tr>
+      <w:tr>
+        <w:tc>
+          <w:tcPr>
+            <w:tcW w:w="2482" w:type="dxa"/>
+          </w:tcPr>
+          <w:p>
+            <w:pPr>
+              <w:pStyle w:val="af0"/>
+            </w:pPr>
+            <w:r>
+              <w:t>М3.</w:t>
+            </w:r>
+            <w:r>
+              <w:rPr>
+                <w:lang w:val="en-US"/>
+              </w:rPr>
+              <w:t>XB:</w:t>
+            </w:r>
+            <w:r>
+              <w:t>12</w:t>
+            </w:r>
+          </w:p>
+        </w:tc>
+        <w:tc>
+          <w:tcPr>
+            <w:tcW w:w="2062" w:type="dxa"/>
+          </w:tcPr>
+          <w:p>
+            <w:pPr>
+              <w:pStyle w:val="af0"/>
+            </w:pPr>
+            <w:r>
+              <w:t>М3.11</w:t>
+            </w:r>
+          </w:p>
+        </w:tc>
+        <w:tc>
+          <w:tcPr>
+            <w:tcW w:w="5061" w:type="dxa"/>
+          </w:tcPr>
+          <w:p>
+            <w:pPr>
+              <w:pStyle w:val="af0"/>
+              <w:jc w:val="left"/>
+            </w:pPr>
+            <w:r>
               <w:t>В отключен (б/к)</w:t>
             </w:r>
           </w:p>
@@ -6720,9 +5543,216 @@
               <w:rPr>
                 <w:lang w:val="en-US"/>
               </w:rPr>
+              <w:t>XB:</w:t>
+            </w:r>
+            <w:r>
+              <w:t>13</w:t>
+            </w:r>
+          </w:p>
+        </w:tc>
+        <w:tc>
+          <w:tcPr>
+            <w:tcW w:w="2062" w:type="dxa"/>
+          </w:tcPr>
+          <w:p>
+            <w:pPr>
+              <w:pStyle w:val="af0"/>
+            </w:pPr>
+            <w:r>
+              <w:t>М3.12</w:t>
+            </w:r>
+          </w:p>
+        </w:tc>
+        <w:tc>
+          <w:tcPr>
+            <w:tcW w:w="5061" w:type="dxa"/>
+          </w:tcPr>
+          <w:p>
+            <w:pPr>
+              <w:pStyle w:val="af0"/>
+              <w:jc w:val="left"/>
+            </w:pPr>
+            <w:r>
+              <w:t>В включен (б/к)</w:t>
+            </w:r>
+          </w:p>
+        </w:tc>
+      </w:tr>
+      <w:tr>
+        <w:tc>
+          <w:tcPr>
+            <w:tcW w:w="2482" w:type="dxa"/>
+          </w:tcPr>
+          <w:p>
+            <w:pPr>
+              <w:pStyle w:val="af0"/>
+            </w:pPr>
+            <w:r>
+              <w:t>М3.</w:t>
+            </w:r>
+            <w:r>
+              <w:rPr>
+                <w:lang w:val="en-US"/>
+              </w:rPr>
               <w:t>XB</w:t>
             </w:r>
             <w:r>
+              <w:t>:14</w:t>
+            </w:r>
+          </w:p>
+        </w:tc>
+        <w:tc>
+          <w:tcPr>
+            <w:tcW w:w="2062" w:type="dxa"/>
+          </w:tcPr>
+          <w:p>
+            <w:pPr>
+              <w:pStyle w:val="af0"/>
+            </w:pPr>
+            <w:r>
+              <w:t>М3.13</w:t>
+            </w:r>
+          </w:p>
+        </w:tc>
+        <w:tc>
+          <w:tcPr>
+            <w:tcW w:w="5061" w:type="dxa"/>
+          </w:tcPr>
+          <w:p>
+            <w:pPr>
+              <w:pStyle w:val="af0"/>
+              <w:jc w:val="left"/>
+            </w:pPr>
+            <w:r>
+              <w:t>Включить В от ТУ</w:t>
+            </w:r>
+          </w:p>
+        </w:tc>
+      </w:tr>
+      <w:tr>
+        <w:tc>
+          <w:tcPr>
+            <w:tcW w:w="2482" w:type="dxa"/>
+          </w:tcPr>
+          <w:p>
+            <w:pPr>
+              <w:pStyle w:val="af0"/>
+            </w:pPr>
+            <w:r>
+              <w:t>М3.</w:t>
+            </w:r>
+            <w:r>
+              <w:rPr>
+                <w:lang w:val="en-US"/>
+              </w:rPr>
+              <w:t>XB</w:t>
+            </w:r>
+            <w:r>
+              <w:t>:15</w:t>
+            </w:r>
+          </w:p>
+        </w:tc>
+        <w:tc>
+          <w:tcPr>
+            <w:tcW w:w="2062" w:type="dxa"/>
+          </w:tcPr>
+          <w:p>
+            <w:pPr>
+              <w:pStyle w:val="af0"/>
+            </w:pPr>
+            <w:r>
+              <w:t>М3.14</w:t>
+            </w:r>
+          </w:p>
+        </w:tc>
+        <w:tc>
+          <w:tcPr>
+            <w:tcW w:w="5061" w:type="dxa"/>
+          </w:tcPr>
+          <w:p>
+            <w:pPr>
+              <w:pStyle w:val="af0"/>
+              <w:jc w:val="left"/>
+            </w:pPr>
+            <w:r>
+              <w:t>Внеш. блок. упр. В</w:t>
+            </w:r>
+          </w:p>
+        </w:tc>
+      </w:tr>
+      <w:tr>
+        <w:tc>
+          <w:tcPr>
+            <w:tcW w:w="2482" w:type="dxa"/>
+          </w:tcPr>
+          <w:p>
+            <w:pPr>
+              <w:pStyle w:val="af0"/>
+            </w:pPr>
+            <w:r>
+              <w:t>М4.</w:t>
+            </w:r>
+            <w:r>
+              <w:rPr>
+                <w:lang w:val="en-US"/>
+              </w:rPr>
+              <w:t>XB</w:t>
+            </w:r>
+            <w:r>
+              <w:t>:1</w:t>
+            </w:r>
+          </w:p>
+        </w:tc>
+        <w:tc>
+          <w:tcPr>
+            <w:tcW w:w="2062" w:type="dxa"/>
+          </w:tcPr>
+          <w:p>
+            <w:pPr>
+              <w:pStyle w:val="af0"/>
+            </w:pPr>
+            <w:r>
+              <w:t>М4.1</w:t>
+            </w:r>
+          </w:p>
+        </w:tc>
+        <w:tc>
+          <w:tcPr>
+            <w:tcW w:w="5061" w:type="dxa"/>
+          </w:tcPr>
+          <w:p>
+            <w:pPr>
+              <w:pStyle w:val="af0"/>
+              <w:jc w:val="left"/>
+            </w:pPr>
+            <w:r>
+              <w:t>Внешнее отключение от ЗДЗ НН</w:t>
+            </w:r>
+            <w:r>
+              <w:t>1</w:t>
+            </w:r>
+          </w:p>
+        </w:tc>
+      </w:tr>
+      <w:tr>
+        <w:tc>
+          <w:tcPr>
+            <w:tcW w:w="2482" w:type="dxa"/>
+          </w:tcPr>
+          <w:p>
+            <w:pPr>
+              <w:pStyle w:val="af0"/>
+            </w:pPr>
+            <w:r>
+              <w:t>М4.</w:t>
+            </w:r>
+            <w:r>
+              <w:rPr>
+                <w:lang w:val="en-US"/>
+              </w:rPr>
+              <w:t>XB</w:t>
+            </w:r>
+            <w:r>
               <w:t>:2</w:t>
             </w:r>
           </w:p>
@@ -6736,682 +5766,7 @@
               <w:pStyle w:val="af0"/>
             </w:pPr>
             <w:r>
-              <w:t>М3.2</w:t>
-            </w:r>
-          </w:p>
-        </w:tc>
-        <w:tc>
-          <w:tcPr>
-            <w:tcW w:w="5061" w:type="dxa"/>
-          </w:tcPr>
-          <w:p>
-            <w:pPr>
-              <w:pStyle w:val="af0"/>
-              <w:jc w:val="left"/>
-            </w:pPr>
-            <w:r>
-              <w:t>В включен (б/к)</w:t>
-            </w:r>
-          </w:p>
-        </w:tc>
-      </w:tr>
-      <w:tr>
-        <w:tc>
-          <w:tcPr>
-            <w:tcW w:w="2482" w:type="dxa"/>
-          </w:tcPr>
-          <w:p>
-            <w:pPr>
-              <w:pStyle w:val="af0"/>
-            </w:pPr>
-            <w:r>
-              <w:t>М3.</w:t>
-            </w:r>
-            <w:r>
-              <w:rPr>
-                <w:lang w:val="en-US"/>
-              </w:rPr>
-              <w:t>XB:</w:t>
-            </w:r>
-            <w:r>
-              <w:t>3</w:t>
-            </w:r>
-          </w:p>
-        </w:tc>
-        <w:tc>
-          <w:tcPr>
-            <w:tcW w:w="2062" w:type="dxa"/>
-          </w:tcPr>
-          <w:p>
-            <w:pPr>
-              <w:pStyle w:val="af0"/>
-              <w:rPr>
-                <w:lang w:val="en-US"/>
-              </w:rPr>
-            </w:pPr>
-            <w:r>
-              <w:t>М3.</w:t>
-            </w:r>
-            <w:r>
-              <w:rPr>
-                <w:lang w:val="en-US"/>
-              </w:rPr>
-              <w:t>3</w:t>
-            </w:r>
-          </w:p>
-        </w:tc>
-        <w:tc>
-          <w:tcPr>
-            <w:tcW w:w="5061" w:type="dxa"/>
-          </w:tcPr>
-          <w:p>
-            <w:pPr>
-              <w:pStyle w:val="af0"/>
-              <w:jc w:val="left"/>
-            </w:pPr>
-            <w:r>
-              <w:t>Работа ЭМВ</w:t>
-            </w:r>
-          </w:p>
-        </w:tc>
-      </w:tr>
-      <w:tr>
-        <w:tc>
-          <w:tcPr>
-            <w:tcW w:w="2482" w:type="dxa"/>
-          </w:tcPr>
-          <w:p>
-            <w:pPr>
-              <w:pStyle w:val="af0"/>
-            </w:pPr>
-            <w:r>
-              <w:t>М3</w:t>
-            </w:r>
-            <w:r>
-              <w:rPr>
-                <w:lang w:val="en-US"/>
-              </w:rPr>
-              <w:t>.XB:</w:t>
-            </w:r>
-            <w:r>
-              <w:t>4</w:t>
-            </w:r>
-          </w:p>
-        </w:tc>
-        <w:tc>
-          <w:tcPr>
-            <w:tcW w:w="2062" w:type="dxa"/>
-          </w:tcPr>
-          <w:p>
-            <w:pPr>
-              <w:pStyle w:val="af0"/>
-              <w:rPr>
-                <w:lang w:val="en-US"/>
-              </w:rPr>
-            </w:pPr>
-            <w:r>
-              <w:t>М3</w:t>
-            </w:r>
-            <w:r>
-              <w:rPr>
-                <w:lang w:val="en-US"/>
-              </w:rPr>
-              <w:t>.4</w:t>
-            </w:r>
-          </w:p>
-        </w:tc>
-        <w:tc>
-          <w:tcPr>
-            <w:tcW w:w="5061" w:type="dxa"/>
-          </w:tcPr>
-          <w:p>
-            <w:pPr>
-              <w:pStyle w:val="af0"/>
-              <w:jc w:val="left"/>
-            </w:pPr>
-            <w:r>
-              <w:t>Работа ЭМО1</w:t>
-            </w:r>
-          </w:p>
-        </w:tc>
-      </w:tr>
-      <w:tr>
-        <w:tc>
-          <w:tcPr>
-            <w:tcW w:w="2482" w:type="dxa"/>
-          </w:tcPr>
-          <w:p>
-            <w:pPr>
-              <w:pStyle w:val="af0"/>
-            </w:pPr>
-            <w:r>
-              <w:t>М3</w:t>
-            </w:r>
-            <w:r>
-              <w:rPr>
-                <w:lang w:val="en-US"/>
-              </w:rPr>
-              <w:t>.XB:</w:t>
-            </w:r>
-            <w:r>
-              <w:t>5</w:t>
-            </w:r>
-          </w:p>
-        </w:tc>
-        <w:tc>
-          <w:tcPr>
-            <w:tcW w:w="2062" w:type="dxa"/>
-          </w:tcPr>
-          <w:p>
-            <w:pPr>
-              <w:pStyle w:val="af0"/>
-              <w:rPr>
-                <w:lang w:val="en-US"/>
-              </w:rPr>
-            </w:pPr>
-            <w:r>
-              <w:t>М3</w:t>
-            </w:r>
-            <w:r>
-              <w:rPr>
-                <w:lang w:val="en-US"/>
-              </w:rPr>
-              <w:t>.5</w:t>
-            </w:r>
-          </w:p>
-        </w:tc>
-        <w:tc>
-          <w:tcPr>
-            <w:tcW w:w="5061" w:type="dxa"/>
-          </w:tcPr>
-          <w:p>
-            <w:pPr>
-              <w:pStyle w:val="af0"/>
-              <w:jc w:val="left"/>
-            </w:pPr>
-            <w:r>
-              <w:t>Работа ЭМО2</w:t>
-            </w:r>
-          </w:p>
-        </w:tc>
-      </w:tr>
-      <w:tr>
-        <w:tc>
-          <w:tcPr>
-            <w:tcW w:w="2482" w:type="dxa"/>
-          </w:tcPr>
-          <w:p>
-            <w:pPr>
-              <w:pStyle w:val="af0"/>
-              <w:rPr>
-                <w:lang w:val="en-US"/>
-              </w:rPr>
-            </w:pPr>
-            <w:r>
-              <w:t>М</w:t>
-            </w:r>
-            <w:r>
-              <w:rPr>
-                <w:lang w:val="en-US"/>
-              </w:rPr>
-              <w:t>3.XB:6</w:t>
-            </w:r>
-          </w:p>
-        </w:tc>
-        <w:tc>
-          <w:tcPr>
-            <w:tcW w:w="2062" w:type="dxa"/>
-          </w:tcPr>
-          <w:p>
-            <w:pPr>
-              <w:pStyle w:val="af0"/>
-              <w:rPr>
-                <w:lang w:val="en-US"/>
-              </w:rPr>
-            </w:pPr>
-            <w:r>
-              <w:t>М</w:t>
-            </w:r>
-            <w:r>
-              <w:rPr>
-                <w:lang w:val="en-US"/>
-              </w:rPr>
-              <w:t>3.6</w:t>
-            </w:r>
-          </w:p>
-        </w:tc>
-        <w:tc>
-          <w:tcPr>
-            <w:tcW w:w="5061" w:type="dxa"/>
-          </w:tcPr>
-          <w:p>
-            <w:pPr>
-              <w:pStyle w:val="af0"/>
-              <w:jc w:val="left"/>
-            </w:pPr>
-            <w:r>
-              <w:t>Вывод терминала</w:t>
-            </w:r>
-          </w:p>
-        </w:tc>
-      </w:tr>
-      <w:tr>
-        <w:tc>
-          <w:tcPr>
-            <w:tcW w:w="2482" w:type="dxa"/>
-          </w:tcPr>
-          <w:p>
-            <w:pPr>
-              <w:pStyle w:val="af0"/>
-              <w:rPr>
-                <w:lang w:val="en-US"/>
-              </w:rPr>
-            </w:pPr>
-            <w:r>
-              <w:t>М</w:t>
-            </w:r>
-            <w:r>
-              <w:rPr>
-                <w:lang w:val="en-US"/>
-              </w:rPr>
-              <w:t>3.XB:7</w:t>
-            </w:r>
-          </w:p>
-        </w:tc>
-        <w:tc>
-          <w:tcPr>
-            <w:tcW w:w="2062" w:type="dxa"/>
-          </w:tcPr>
-          <w:p>
-            <w:pPr>
-              <w:pStyle w:val="af0"/>
-              <w:rPr>
-                <w:lang w:val="en-US"/>
-              </w:rPr>
-            </w:pPr>
-            <w:r>
-              <w:t>М</w:t>
-            </w:r>
-            <w:r>
-              <w:rPr>
-                <w:lang w:val="en-US"/>
-              </w:rPr>
-              <w:t>3.7</w:t>
-            </w:r>
-          </w:p>
-        </w:tc>
-        <w:tc>
-          <w:tcPr>
-            <w:tcW w:w="5061" w:type="dxa"/>
-          </w:tcPr>
-          <w:p>
-            <w:pPr>
-              <w:pStyle w:val="af0"/>
-              <w:jc w:val="left"/>
-            </w:pPr>
-            <w:r>
-              <w:t>ОВ КСВ</w:t>
-            </w:r>
-          </w:p>
-        </w:tc>
-      </w:tr>
-      <w:tr>
-        <w:tc>
-          <w:tcPr>
-            <w:tcW w:w="2482" w:type="dxa"/>
-          </w:tcPr>
-          <w:p>
-            <w:pPr>
-              <w:pStyle w:val="af0"/>
-              <w:rPr>
-                <w:lang w:val="en-US"/>
-              </w:rPr>
-            </w:pPr>
-            <w:r>
-              <w:t>М</w:t>
-            </w:r>
-            <w:r>
-              <w:rPr>
-                <w:lang w:val="en-US"/>
-              </w:rPr>
-              <w:t>3.XB:9</w:t>
-            </w:r>
-          </w:p>
-        </w:tc>
-        <w:tc>
-          <w:tcPr>
-            <w:tcW w:w="2062" w:type="dxa"/>
-          </w:tcPr>
-          <w:p>
-            <w:pPr>
-              <w:pStyle w:val="af0"/>
-              <w:rPr>
-                <w:lang w:val="en-US"/>
-              </w:rPr>
-            </w:pPr>
-            <w:r>
-              <w:t>М</w:t>
-            </w:r>
-            <w:r>
-              <w:rPr>
-                <w:lang w:val="en-US"/>
-              </w:rPr>
-              <w:t>3.8</w:t>
-            </w:r>
-          </w:p>
-        </w:tc>
-        <w:tc>
-          <w:tcPr>
-            <w:tcW w:w="5061" w:type="dxa"/>
-          </w:tcPr>
-          <w:p>
-            <w:pPr>
-              <w:pStyle w:val="af0"/>
-              <w:jc w:val="left"/>
-            </w:pPr>
-            <w:r>
-              <w:t>Контроль цепи ЭМВ</w:t>
-            </w:r>
-          </w:p>
-        </w:tc>
-      </w:tr>
-      <w:tr>
-        <w:tc>
-          <w:tcPr>
-            <w:tcW w:w="2482" w:type="dxa"/>
-          </w:tcPr>
-          <w:p>
-            <w:pPr>
-              <w:pStyle w:val="af0"/>
-              <w:rPr>
-                <w:lang w:val="en-US"/>
-              </w:rPr>
-            </w:pPr>
-            <w:r>
-              <w:t>М</w:t>
-            </w:r>
-            <w:r>
-              <w:rPr>
-                <w:lang w:val="en-US"/>
-              </w:rPr>
-              <w:t>3.XB:10</w:t>
-            </w:r>
-          </w:p>
-        </w:tc>
-        <w:tc>
-          <w:tcPr>
-            <w:tcW w:w="2062" w:type="dxa"/>
-          </w:tcPr>
-          <w:p>
-            <w:pPr>
-              <w:pStyle w:val="af0"/>
-              <w:rPr>
-                <w:lang w:val="en-US"/>
-              </w:rPr>
-            </w:pPr>
-            <w:r>
-              <w:t>М</w:t>
-            </w:r>
-            <w:r>
-              <w:rPr>
-                <w:lang w:val="en-US"/>
-              </w:rPr>
-              <w:t>3.9</w:t>
-            </w:r>
-          </w:p>
-        </w:tc>
-        <w:tc>
-          <w:tcPr>
-            <w:tcW w:w="5061" w:type="dxa"/>
-          </w:tcPr>
-          <w:p>
-            <w:pPr>
-              <w:pStyle w:val="af0"/>
-              <w:jc w:val="left"/>
-            </w:pPr>
-            <w:r>
-              <w:t>Контроль цепи ЭМО1</w:t>
-            </w:r>
-          </w:p>
-        </w:tc>
-      </w:tr>
-      <w:tr>
-        <w:tc>
-          <w:tcPr>
-            <w:tcW w:w="2482" w:type="dxa"/>
-          </w:tcPr>
-          <w:p>
-            <w:pPr>
-              <w:pStyle w:val="af0"/>
-            </w:pPr>
-            <w:r>
-              <w:t>М</w:t>
-            </w:r>
-            <w:r>
-              <w:rPr>
-                <w:lang w:val="en-US"/>
-              </w:rPr>
-              <w:t>3.XB:</w:t>
-            </w:r>
-            <w:r>
-              <w:t>11</w:t>
-            </w:r>
-          </w:p>
-        </w:tc>
-        <w:tc>
-          <w:tcPr>
-            <w:tcW w:w="2062" w:type="dxa"/>
-          </w:tcPr>
-          <w:p>
-            <w:pPr>
-              <w:pStyle w:val="af0"/>
-            </w:pPr>
-            <w:r>
-              <w:t>М3.10</w:t>
-            </w:r>
-          </w:p>
-        </w:tc>
-        <w:tc>
-          <w:tcPr>
-            <w:tcW w:w="5061" w:type="dxa"/>
-          </w:tcPr>
-          <w:p>
-            <w:pPr>
-              <w:pStyle w:val="af0"/>
-              <w:jc w:val="left"/>
-            </w:pPr>
-            <w:r>
-              <w:t>Контроль цепи ЭМО2</w:t>
-            </w:r>
-          </w:p>
-        </w:tc>
-      </w:tr>
-      <w:tr>
-        <w:tc>
-          <w:tcPr>
-            <w:tcW w:w="2482" w:type="dxa"/>
-          </w:tcPr>
-          <w:p>
-            <w:pPr>
-              <w:pStyle w:val="af0"/>
-            </w:pPr>
-            <w:r>
-              <w:t>М3.</w:t>
-            </w:r>
-            <w:r>
-              <w:rPr>
-                <w:lang w:val="en-US"/>
-              </w:rPr>
-              <w:t>XB:</w:t>
-            </w:r>
-            <w:r>
-              <w:t>12</w:t>
-            </w:r>
-          </w:p>
-        </w:tc>
-        <w:tc>
-          <w:tcPr>
-            <w:tcW w:w="2062" w:type="dxa"/>
-          </w:tcPr>
-          <w:p>
-            <w:pPr>
-              <w:pStyle w:val="af0"/>
-            </w:pPr>
-            <w:r>
-              <w:t>М3.11</w:t>
-            </w:r>
-          </w:p>
-        </w:tc>
-        <w:tc>
-          <w:tcPr>
-            <w:tcW w:w="5061" w:type="dxa"/>
-          </w:tcPr>
-          <w:p>
-            <w:pPr>
-              <w:pStyle w:val="af0"/>
-              <w:jc w:val="left"/>
-            </w:pPr>
-            <w:r>
-              <w:t>Авар.уров.изоляц. В</w:t>
-            </w:r>
-          </w:p>
-        </w:tc>
-      </w:tr>
-      <w:tr>
-        <w:tc>
-          <w:tcPr>
-            <w:tcW w:w="2482" w:type="dxa"/>
-          </w:tcPr>
-          <w:p>
-            <w:pPr>
-              <w:pStyle w:val="af0"/>
-            </w:pPr>
-            <w:r>
-              <w:t>М3.</w:t>
-            </w:r>
-            <w:r>
-              <w:rPr>
-                <w:lang w:val="en-US"/>
-              </w:rPr>
-              <w:t>XB:</w:t>
-            </w:r>
-            <w:r>
-              <w:t>13</w:t>
-            </w:r>
-          </w:p>
-        </w:tc>
-        <w:tc>
-          <w:tcPr>
-            <w:tcW w:w="2062" w:type="dxa"/>
-          </w:tcPr>
-          <w:p>
-            <w:pPr>
-              <w:pStyle w:val="af0"/>
-            </w:pPr>
-            <w:r>
-              <w:t>М3.12</w:t>
-            </w:r>
-          </w:p>
-        </w:tc>
-        <w:tc>
-          <w:tcPr>
-            <w:tcW w:w="5061" w:type="dxa"/>
-          </w:tcPr>
-          <w:p>
-            <w:pPr>
-              <w:pStyle w:val="af0"/>
-              <w:jc w:val="left"/>
-            </w:pPr>
-            <w:r>
-              <w:t>Низ.уров.изоляц. В</w:t>
-            </w:r>
-          </w:p>
-        </w:tc>
-      </w:tr>
-      <w:tr>
-        <w:tc>
-          <w:tcPr>
-            <w:tcW w:w="2482" w:type="dxa"/>
-          </w:tcPr>
-          <w:p>
-            <w:pPr>
-              <w:pStyle w:val="af0"/>
-            </w:pPr>
-            <w:r>
-              <w:t>М3.</w:t>
-            </w:r>
-            <w:r>
-              <w:rPr>
-                <w:lang w:val="en-US"/>
-              </w:rPr>
-              <w:t>XB</w:t>
-            </w:r>
-            <w:r>
-              <w:t>:14</w:t>
-            </w:r>
-          </w:p>
-        </w:tc>
-        <w:tc>
-          <w:tcPr>
-            <w:tcW w:w="2062" w:type="dxa"/>
-          </w:tcPr>
-          <w:p>
-            <w:pPr>
-              <w:pStyle w:val="af0"/>
-            </w:pPr>
-            <w:r>
-              <w:t>М3.13</w:t>
-            </w:r>
-          </w:p>
-        </w:tc>
-        <w:tc>
-          <w:tcPr>
-            <w:tcW w:w="5061" w:type="dxa"/>
-          </w:tcPr>
-          <w:p>
-            <w:pPr>
-              <w:pStyle w:val="af0"/>
-              <w:jc w:val="left"/>
-            </w:pPr>
-            <w:r>
-              <w:t>Пружина не заведена</w:t>
-            </w:r>
-          </w:p>
-        </w:tc>
-      </w:tr>
-      <w:tr>
-        <w:tc>
-          <w:tcPr>
-            <w:tcW w:w="2482" w:type="dxa"/>
-          </w:tcPr>
-          <w:p>
-            <w:pPr>
-              <w:pStyle w:val="af0"/>
-            </w:pPr>
-            <w:r>
-              <w:t>М3.</w:t>
-            </w:r>
-            <w:r>
-              <w:rPr>
-                <w:lang w:val="en-US"/>
-              </w:rPr>
-              <w:t>XB</w:t>
-            </w:r>
-            <w:r>
-              <w:t>:15</w:t>
-            </w:r>
-          </w:p>
-        </w:tc>
-        <w:tc>
-          <w:tcPr>
-            <w:tcW w:w="2062" w:type="dxa"/>
-          </w:tcPr>
-          <w:p>
-            <w:pPr>
-              <w:pStyle w:val="af0"/>
-            </w:pPr>
-            <w:r>
-              <w:t>М3.14</w:t>
+              <w:t>М4.2</w:t>
             </w:r>
           </w:p>
         </w:tc>
@@ -7435,10 +5790,12 @@
       <w:pPr>
         <w:pStyle w:val="a"/>
       </w:pPr>
-      <w:bookmarkStart w:id="21" w:name="_Ref195520720"/>
-      <w:bookmarkEnd w:id="19"/>
-      <w:r>
-        <w:t>Назначение дискретных входов ЮНИТ-М300 для проверки КСВ (часть 2)</w:t>
+      <w:bookmarkStart w:id="21" w:name="_Ref195520710"/>
+      <w:r>
+        <w:t xml:space="preserve">Назначение дискретных входов ЮНИТ-М300 для проверки </w:t>
+      </w:r>
+      <w:r>
+        <w:t>КСВ (часть 1)</w:t>
       </w:r>
       <w:bookmarkEnd w:id="21"/>
     </w:p>
@@ -7534,7 +5891,10 @@
               <w:rPr>
                 <w:lang w:val="en-US"/>
               </w:rPr>
-              <w:t>XB:1</w:t>
+              <w:t>XB</w:t>
+            </w:r>
+            <w:r>
+              <w:t>:1</w:t>
             </w:r>
           </w:p>
         </w:tc>
@@ -7545,9 +5905,35 @@
           <w:p>
             <w:pPr>
               <w:pStyle w:val="af0"/>
-              <w:rPr>
-                <w:lang w:val="en-US"/>
-              </w:rPr>
+            </w:pPr>
+            <w:r>
+              <w:t>М3.1</w:t>
+            </w:r>
+          </w:p>
+        </w:tc>
+        <w:tc>
+          <w:tcPr>
+            <w:tcW w:w="5061" w:type="dxa"/>
+          </w:tcPr>
+          <w:p>
+            <w:pPr>
+              <w:pStyle w:val="af0"/>
+              <w:jc w:val="left"/>
+            </w:pPr>
+            <w:r>
+              <w:t>В отключен (б/к)</w:t>
+            </w:r>
+          </w:p>
+        </w:tc>
+      </w:tr>
+      <w:tr>
+        <w:tc>
+          <w:tcPr>
+            <w:tcW w:w="2482" w:type="dxa"/>
+          </w:tcPr>
+          <w:p>
+            <w:pPr>
+              <w:pStyle w:val="af0"/>
             </w:pPr>
             <w:r>
               <w:t>М3.</w:t>
@@ -7556,7 +5942,23 @@
               <w:rPr>
                 <w:lang w:val="en-US"/>
               </w:rPr>
-              <w:t>1</w:t>
+              <w:t>XB</w:t>
+            </w:r>
+            <w:r>
+              <w:t>:2</w:t>
+            </w:r>
+          </w:p>
+        </w:tc>
+        <w:tc>
+          <w:tcPr>
+            <w:tcW w:w="2062" w:type="dxa"/>
+          </w:tcPr>
+          <w:p>
+            <w:pPr>
+              <w:pStyle w:val="af0"/>
+            </w:pPr>
+            <w:r>
+              <w:t>М3.2</w:t>
             </w:r>
           </w:p>
         </w:tc>
@@ -7570,7 +5972,7 @@
               <w:jc w:val="left"/>
             </w:pPr>
             <w:r>
-              <w:t>В отключен (б/к)</w:t>
+              <w:t>В включен (б/к)</w:t>
             </w:r>
           </w:p>
         </w:tc>
@@ -7594,7 +5996,7 @@
               <w:t>XB:</w:t>
             </w:r>
             <w:r>
-              <w:t>2</w:t>
+              <w:t>3</w:t>
             </w:r>
           </w:p>
         </w:tc>
@@ -7616,7 +6018,7 @@
               <w:rPr>
                 <w:lang w:val="en-US"/>
               </w:rPr>
-              <w:t>2</w:t>
+              <w:t>3</w:t>
             </w:r>
           </w:p>
         </w:tc>
@@ -7630,7 +6032,7 @@
               <w:jc w:val="left"/>
             </w:pPr>
             <w:r>
-              <w:t>В включен (б/к)</w:t>
+              <w:t>Работа ЭМВ</w:t>
             </w:r>
           </w:p>
         </w:tc>
@@ -7645,6 +6047,417 @@
               <w:pStyle w:val="af0"/>
             </w:pPr>
             <w:r>
+              <w:t>М3</w:t>
+            </w:r>
+            <w:r>
+              <w:rPr>
+                <w:lang w:val="en-US"/>
+              </w:rPr>
+              <w:t>.XB:</w:t>
+            </w:r>
+            <w:r>
+              <w:t>4</w:t>
+            </w:r>
+          </w:p>
+        </w:tc>
+        <w:tc>
+          <w:tcPr>
+            <w:tcW w:w="2062" w:type="dxa"/>
+          </w:tcPr>
+          <w:p>
+            <w:pPr>
+              <w:pStyle w:val="af0"/>
+              <w:rPr>
+                <w:lang w:val="en-US"/>
+              </w:rPr>
+            </w:pPr>
+            <w:r>
+              <w:t>М3</w:t>
+            </w:r>
+            <w:r>
+              <w:rPr>
+                <w:lang w:val="en-US"/>
+              </w:rPr>
+              <w:t>.4</w:t>
+            </w:r>
+          </w:p>
+        </w:tc>
+        <w:tc>
+          <w:tcPr>
+            <w:tcW w:w="5061" w:type="dxa"/>
+          </w:tcPr>
+          <w:p>
+            <w:pPr>
+              <w:pStyle w:val="af0"/>
+              <w:jc w:val="left"/>
+            </w:pPr>
+            <w:r>
+              <w:t>Работа ЭМО1</w:t>
+            </w:r>
+          </w:p>
+        </w:tc>
+      </w:tr>
+      <w:tr>
+        <w:tc>
+          <w:tcPr>
+            <w:tcW w:w="2482" w:type="dxa"/>
+          </w:tcPr>
+          <w:p>
+            <w:pPr>
+              <w:pStyle w:val="af0"/>
+            </w:pPr>
+            <w:r>
+              <w:t>М3</w:t>
+            </w:r>
+            <w:r>
+              <w:rPr>
+                <w:lang w:val="en-US"/>
+              </w:rPr>
+              <w:t>.XB:</w:t>
+            </w:r>
+            <w:r>
+              <w:t>5</w:t>
+            </w:r>
+          </w:p>
+        </w:tc>
+        <w:tc>
+          <w:tcPr>
+            <w:tcW w:w="2062" w:type="dxa"/>
+          </w:tcPr>
+          <w:p>
+            <w:pPr>
+              <w:pStyle w:val="af0"/>
+              <w:rPr>
+                <w:lang w:val="en-US"/>
+              </w:rPr>
+            </w:pPr>
+            <w:r>
+              <w:t>М3</w:t>
+            </w:r>
+            <w:r>
+              <w:rPr>
+                <w:lang w:val="en-US"/>
+              </w:rPr>
+              <w:t>.5</w:t>
+            </w:r>
+          </w:p>
+        </w:tc>
+        <w:tc>
+          <w:tcPr>
+            <w:tcW w:w="5061" w:type="dxa"/>
+          </w:tcPr>
+          <w:p>
+            <w:pPr>
+              <w:pStyle w:val="af0"/>
+              <w:jc w:val="left"/>
+            </w:pPr>
+            <w:r>
+              <w:t>Работа ЭМО2</w:t>
+            </w:r>
+          </w:p>
+        </w:tc>
+      </w:tr>
+      <w:tr>
+        <w:tc>
+          <w:tcPr>
+            <w:tcW w:w="2482" w:type="dxa"/>
+          </w:tcPr>
+          <w:p>
+            <w:pPr>
+              <w:pStyle w:val="af0"/>
+              <w:rPr>
+                <w:lang w:val="en-US"/>
+              </w:rPr>
+            </w:pPr>
+            <w:r>
+              <w:t>М</w:t>
+            </w:r>
+            <w:r>
+              <w:rPr>
+                <w:lang w:val="en-US"/>
+              </w:rPr>
+              <w:t>3.XB:6</w:t>
+            </w:r>
+          </w:p>
+        </w:tc>
+        <w:tc>
+          <w:tcPr>
+            <w:tcW w:w="2062" w:type="dxa"/>
+          </w:tcPr>
+          <w:p>
+            <w:pPr>
+              <w:pStyle w:val="af0"/>
+              <w:rPr>
+                <w:lang w:val="en-US"/>
+              </w:rPr>
+            </w:pPr>
+            <w:r>
+              <w:t>М</w:t>
+            </w:r>
+            <w:r>
+              <w:rPr>
+                <w:lang w:val="en-US"/>
+              </w:rPr>
+              <w:t>3.6</w:t>
+            </w:r>
+          </w:p>
+        </w:tc>
+        <w:tc>
+          <w:tcPr>
+            <w:tcW w:w="5061" w:type="dxa"/>
+          </w:tcPr>
+          <w:p>
+            <w:pPr>
+              <w:pStyle w:val="af0"/>
+              <w:jc w:val="left"/>
+            </w:pPr>
+            <w:r>
+              <w:t>Вывод терминала</w:t>
+            </w:r>
+          </w:p>
+        </w:tc>
+      </w:tr>
+      <w:tr>
+        <w:tc>
+          <w:tcPr>
+            <w:tcW w:w="2482" w:type="dxa"/>
+          </w:tcPr>
+          <w:p>
+            <w:pPr>
+              <w:pStyle w:val="af0"/>
+              <w:rPr>
+                <w:lang w:val="en-US"/>
+              </w:rPr>
+            </w:pPr>
+            <w:r>
+              <w:t>М</w:t>
+            </w:r>
+            <w:r>
+              <w:rPr>
+                <w:lang w:val="en-US"/>
+              </w:rPr>
+              <w:t>3.XB:7</w:t>
+            </w:r>
+          </w:p>
+        </w:tc>
+        <w:tc>
+          <w:tcPr>
+            <w:tcW w:w="2062" w:type="dxa"/>
+          </w:tcPr>
+          <w:p>
+            <w:pPr>
+              <w:pStyle w:val="af0"/>
+              <w:rPr>
+                <w:lang w:val="en-US"/>
+              </w:rPr>
+            </w:pPr>
+            <w:r>
+              <w:t>М</w:t>
+            </w:r>
+            <w:r>
+              <w:rPr>
+                <w:lang w:val="en-US"/>
+              </w:rPr>
+              <w:t>3.7</w:t>
+            </w:r>
+          </w:p>
+        </w:tc>
+        <w:tc>
+          <w:tcPr>
+            <w:tcW w:w="5061" w:type="dxa"/>
+          </w:tcPr>
+          <w:p>
+            <w:pPr>
+              <w:pStyle w:val="af0"/>
+              <w:jc w:val="left"/>
+            </w:pPr>
+            <w:r>
+              <w:t>ОВ КСВ</w:t>
+            </w:r>
+          </w:p>
+        </w:tc>
+      </w:tr>
+      <w:tr>
+        <w:tc>
+          <w:tcPr>
+            <w:tcW w:w="2482" w:type="dxa"/>
+          </w:tcPr>
+          <w:p>
+            <w:pPr>
+              <w:pStyle w:val="af0"/>
+              <w:rPr>
+                <w:lang w:val="en-US"/>
+              </w:rPr>
+            </w:pPr>
+            <w:r>
+              <w:t>М</w:t>
+            </w:r>
+            <w:r>
+              <w:rPr>
+                <w:lang w:val="en-US"/>
+              </w:rPr>
+              <w:t>3.XB:9</w:t>
+            </w:r>
+          </w:p>
+        </w:tc>
+        <w:tc>
+          <w:tcPr>
+            <w:tcW w:w="2062" w:type="dxa"/>
+          </w:tcPr>
+          <w:p>
+            <w:pPr>
+              <w:pStyle w:val="af0"/>
+              <w:rPr>
+                <w:lang w:val="en-US"/>
+              </w:rPr>
+            </w:pPr>
+            <w:r>
+              <w:t>М</w:t>
+            </w:r>
+            <w:r>
+              <w:rPr>
+                <w:lang w:val="en-US"/>
+              </w:rPr>
+              <w:t>3.8</w:t>
+            </w:r>
+          </w:p>
+        </w:tc>
+        <w:tc>
+          <w:tcPr>
+            <w:tcW w:w="5061" w:type="dxa"/>
+          </w:tcPr>
+          <w:p>
+            <w:pPr>
+              <w:pStyle w:val="af0"/>
+              <w:jc w:val="left"/>
+            </w:pPr>
+            <w:r>
+              <w:t>Контроль цепи ЭМВ</w:t>
+            </w:r>
+          </w:p>
+        </w:tc>
+      </w:tr>
+      <w:tr>
+        <w:tc>
+          <w:tcPr>
+            <w:tcW w:w="2482" w:type="dxa"/>
+          </w:tcPr>
+          <w:p>
+            <w:pPr>
+              <w:pStyle w:val="af0"/>
+              <w:rPr>
+                <w:lang w:val="en-US"/>
+              </w:rPr>
+            </w:pPr>
+            <w:r>
+              <w:t>М</w:t>
+            </w:r>
+            <w:r>
+              <w:rPr>
+                <w:lang w:val="en-US"/>
+              </w:rPr>
+              <w:t>3.XB:10</w:t>
+            </w:r>
+          </w:p>
+        </w:tc>
+        <w:tc>
+          <w:tcPr>
+            <w:tcW w:w="2062" w:type="dxa"/>
+          </w:tcPr>
+          <w:p>
+            <w:pPr>
+              <w:pStyle w:val="af0"/>
+              <w:rPr>
+                <w:lang w:val="en-US"/>
+              </w:rPr>
+            </w:pPr>
+            <w:r>
+              <w:t>М</w:t>
+            </w:r>
+            <w:r>
+              <w:rPr>
+                <w:lang w:val="en-US"/>
+              </w:rPr>
+              <w:t>3.9</w:t>
+            </w:r>
+          </w:p>
+        </w:tc>
+        <w:tc>
+          <w:tcPr>
+            <w:tcW w:w="5061" w:type="dxa"/>
+          </w:tcPr>
+          <w:p>
+            <w:pPr>
+              <w:pStyle w:val="af0"/>
+              <w:jc w:val="left"/>
+            </w:pPr>
+            <w:r>
+              <w:t>Контроль цепи ЭМО1</w:t>
+            </w:r>
+          </w:p>
+        </w:tc>
+      </w:tr>
+      <w:tr>
+        <w:tc>
+          <w:tcPr>
+            <w:tcW w:w="2482" w:type="dxa"/>
+          </w:tcPr>
+          <w:p>
+            <w:pPr>
+              <w:pStyle w:val="af0"/>
+            </w:pPr>
+            <w:r>
+              <w:t>М</w:t>
+            </w:r>
+            <w:r>
+              <w:rPr>
+                <w:lang w:val="en-US"/>
+              </w:rPr>
+              <w:t>3.XB:</w:t>
+            </w:r>
+            <w:r>
+              <w:t>11</w:t>
+            </w:r>
+          </w:p>
+        </w:tc>
+        <w:tc>
+          <w:tcPr>
+            <w:tcW w:w="2062" w:type="dxa"/>
+          </w:tcPr>
+          <w:p>
+            <w:pPr>
+              <w:pStyle w:val="af0"/>
+            </w:pPr>
+            <w:r>
+              <w:t>М3.10</w:t>
+            </w:r>
+          </w:p>
+        </w:tc>
+        <w:tc>
+          <w:tcPr>
+            <w:tcW w:w="5061" w:type="dxa"/>
+          </w:tcPr>
+          <w:p>
+            <w:pPr>
+              <w:pStyle w:val="af0"/>
+              <w:jc w:val="left"/>
+            </w:pPr>
+            <w:r>
+              <w:t>Контроль цепи ЭМО2</w:t>
+            </w:r>
+          </w:p>
+        </w:tc>
+      </w:tr>
+      <w:tr>
+        <w:tc>
+          <w:tcPr>
+            <w:tcW w:w="2482" w:type="dxa"/>
+          </w:tcPr>
+          <w:p>
+            <w:pPr>
+              <w:pStyle w:val="af0"/>
+            </w:pPr>
+            <w:r>
               <w:t>М3.</w:t>
             </w:r>
             <w:r>
@@ -7654,7 +6467,7 @@
               <w:t>XB:</w:t>
             </w:r>
             <w:r>
-              <w:t>3</w:t>
+              <w:t>12</w:t>
             </w:r>
           </w:p>
         </w:tc>
@@ -7665,9 +6478,35 @@
           <w:p>
             <w:pPr>
               <w:pStyle w:val="af0"/>
-              <w:rPr>
-                <w:lang w:val="en-US"/>
-              </w:rPr>
+            </w:pPr>
+            <w:r>
+              <w:t>М3.11</w:t>
+            </w:r>
+          </w:p>
+        </w:tc>
+        <w:tc>
+          <w:tcPr>
+            <w:tcW w:w="5061" w:type="dxa"/>
+          </w:tcPr>
+          <w:p>
+            <w:pPr>
+              <w:pStyle w:val="af0"/>
+              <w:jc w:val="left"/>
+            </w:pPr>
+            <w:r>
+              <w:t>Авар.уров.изоляц. В</w:t>
+            </w:r>
+          </w:p>
+        </w:tc>
+      </w:tr>
+      <w:tr>
+        <w:tc>
+          <w:tcPr>
+            <w:tcW w:w="2482" w:type="dxa"/>
+          </w:tcPr>
+          <w:p>
+            <w:pPr>
+              <w:pStyle w:val="af0"/>
             </w:pPr>
             <w:r>
               <w:t>М3.</w:t>
@@ -7676,7 +6515,23 @@
               <w:rPr>
                 <w:lang w:val="en-US"/>
               </w:rPr>
-              <w:t>3</w:t>
+              <w:t>XB:</w:t>
+            </w:r>
+            <w:r>
+              <w:t>13</w:t>
+            </w:r>
+          </w:p>
+        </w:tc>
+        <w:tc>
+          <w:tcPr>
+            <w:tcW w:w="2062" w:type="dxa"/>
+          </w:tcPr>
+          <w:p>
+            <w:pPr>
+              <w:pStyle w:val="af0"/>
+            </w:pPr>
+            <w:r>
+              <w:t>М3.12</w:t>
             </w:r>
           </w:p>
         </w:tc>
@@ -7690,7 +6545,7 @@
               <w:jc w:val="left"/>
             </w:pPr>
             <w:r>
-              <w:t>Пуск УРОВ внешний</w:t>
+              <w:t>Низ.уров.изоляц. В</w:t>
             </w:r>
           </w:p>
         </w:tc>
@@ -7705,16 +6560,16 @@
               <w:pStyle w:val="af0"/>
             </w:pPr>
             <w:r>
-              <w:t>М3</w:t>
-            </w:r>
-            <w:r>
-              <w:rPr>
-                <w:lang w:val="en-US"/>
-              </w:rPr>
-              <w:t>.XB:</w:t>
-            </w:r>
-            <w:r>
-              <w:t>4</w:t>
+              <w:t>М3.</w:t>
+            </w:r>
+            <w:r>
+              <w:rPr>
+                <w:lang w:val="en-US"/>
+              </w:rPr>
+              <w:t>XB</w:t>
+            </w:r>
+            <w:r>
+              <w:t>:14</w:t>
             </w:r>
           </w:p>
         </w:tc>
@@ -7725,18 +6580,9 @@
           <w:p>
             <w:pPr>
               <w:pStyle w:val="af0"/>
-              <w:rPr>
-                <w:lang w:val="en-US"/>
-              </w:rPr>
-            </w:pPr>
-            <w:r>
-              <w:t>М3</w:t>
-            </w:r>
-            <w:r>
-              <w:rPr>
-                <w:lang w:val="en-US"/>
-              </w:rPr>
-              <w:t>.4</w:t>
+            </w:pPr>
+            <w:r>
+              <w:t>М3.13</w:t>
             </w:r>
           </w:p>
         </w:tc>
@@ -7750,521 +6596,7 @@
               <w:jc w:val="left"/>
             </w:pPr>
             <w:r>
-              <w:t>Внешнее отключение от УРОВ НН</w:t>
-            </w:r>
-            <w:r>
-              <w:t>1</w:t>
-            </w:r>
-          </w:p>
-        </w:tc>
-      </w:tr>
-      <w:tr>
-        <w:tc>
-          <w:tcPr>
-            <w:tcW w:w="2482" w:type="dxa"/>
-          </w:tcPr>
-          <w:p>
-            <w:pPr>
-              <w:pStyle w:val="af0"/>
-            </w:pPr>
-            <w:r>
-              <w:t>М3</w:t>
-            </w:r>
-            <w:r>
-              <w:rPr>
-                <w:lang w:val="en-US"/>
-              </w:rPr>
-              <w:t>.XB:</w:t>
-            </w:r>
-            <w:r>
-              <w:t>5</w:t>
-            </w:r>
-          </w:p>
-        </w:tc>
-        <w:tc>
-          <w:tcPr>
-            <w:tcW w:w="2062" w:type="dxa"/>
-          </w:tcPr>
-          <w:p>
-            <w:pPr>
-              <w:pStyle w:val="af0"/>
-              <w:rPr>
-                <w:lang w:val="en-US"/>
-              </w:rPr>
-            </w:pPr>
-            <w:r>
-              <w:t>М3</w:t>
-            </w:r>
-            <w:r>
-              <w:rPr>
-                <w:lang w:val="en-US"/>
-              </w:rPr>
-              <w:t>.5</w:t>
-            </w:r>
-          </w:p>
-        </w:tc>
-        <w:tc>
-          <w:tcPr>
-            <w:tcW w:w="5061" w:type="dxa"/>
-          </w:tcPr>
-          <w:p>
-            <w:pPr>
-              <w:pStyle w:val="af0"/>
-              <w:jc w:val="left"/>
-            </w:pPr>
-            <w:r>
-              <w:t>Сброс</w:t>
-            </w:r>
-          </w:p>
-        </w:tc>
-      </w:tr>
-      <w:tr>
-        <w:tc>
-          <w:tcPr>
-            <w:tcW w:w="2482" w:type="dxa"/>
-          </w:tcPr>
-          <w:p>
-            <w:pPr>
-              <w:pStyle w:val="af0"/>
-              <w:rPr>
-                <w:lang w:val="en-US"/>
-              </w:rPr>
-            </w:pPr>
-            <w:r>
-              <w:lastRenderedPageBreak/>
-              <w:t>М</w:t>
-            </w:r>
-            <w:r>
-              <w:rPr>
-                <w:lang w:val="en-US"/>
-              </w:rPr>
-              <w:t>3.XB:6</w:t>
-            </w:r>
-          </w:p>
-        </w:tc>
-        <w:tc>
-          <w:tcPr>
-            <w:tcW w:w="2062" w:type="dxa"/>
-          </w:tcPr>
-          <w:p>
-            <w:pPr>
-              <w:pStyle w:val="af0"/>
-              <w:rPr>
-                <w:lang w:val="en-US"/>
-              </w:rPr>
-            </w:pPr>
-            <w:r>
-              <w:t>М</w:t>
-            </w:r>
-            <w:r>
-              <w:rPr>
-                <w:lang w:val="en-US"/>
-              </w:rPr>
-              <w:t>3.6</w:t>
-            </w:r>
-          </w:p>
-        </w:tc>
-        <w:tc>
-          <w:tcPr>
-            <w:tcW w:w="5061" w:type="dxa"/>
-          </w:tcPr>
-          <w:p>
-            <w:pPr>
-              <w:pStyle w:val="af0"/>
-              <w:jc w:val="left"/>
-            </w:pPr>
-            <w:r>
-              <w:t>Дистанционное</w:t>
-            </w:r>
-          </w:p>
-        </w:tc>
-      </w:tr>
-      <w:tr>
-        <w:tc>
-          <w:tcPr>
-            <w:tcW w:w="2482" w:type="dxa"/>
-          </w:tcPr>
-          <w:p>
-            <w:pPr>
-              <w:pStyle w:val="af0"/>
-              <w:rPr>
-                <w:lang w:val="en-US"/>
-              </w:rPr>
-            </w:pPr>
-            <w:r>
-              <w:t>М</w:t>
-            </w:r>
-            <w:r>
-              <w:rPr>
-                <w:lang w:val="en-US"/>
-              </w:rPr>
-              <w:t>3.XB:7</w:t>
-            </w:r>
-          </w:p>
-        </w:tc>
-        <w:tc>
-          <w:tcPr>
-            <w:tcW w:w="2062" w:type="dxa"/>
-          </w:tcPr>
-          <w:p>
-            <w:pPr>
-              <w:pStyle w:val="af0"/>
-              <w:rPr>
-                <w:lang w:val="en-US"/>
-              </w:rPr>
-            </w:pPr>
-            <w:r>
-              <w:t>М</w:t>
-            </w:r>
-            <w:r>
-              <w:rPr>
-                <w:lang w:val="en-US"/>
-              </w:rPr>
-              <w:t>3.7</w:t>
-            </w:r>
-          </w:p>
-        </w:tc>
-        <w:tc>
-          <w:tcPr>
-            <w:tcW w:w="5061" w:type="dxa"/>
-          </w:tcPr>
-          <w:p>
-            <w:pPr>
-              <w:pStyle w:val="af0"/>
-              <w:jc w:val="left"/>
-              <w:rPr>
-                <w:lang w:val="en-US"/>
-              </w:rPr>
-            </w:pPr>
-            <w:r>
-              <w:rPr>
-                <w:lang w:val="en-US"/>
-              </w:rPr>
-              <w:t>Отключить В от ТУ</w:t>
-            </w:r>
-          </w:p>
-        </w:tc>
-      </w:tr>
-      <w:tr>
-        <w:tc>
-          <w:tcPr>
-            <w:tcW w:w="2482" w:type="dxa"/>
-          </w:tcPr>
-          <w:p>
-            <w:pPr>
-              <w:pStyle w:val="af0"/>
-              <w:rPr>
-                <w:lang w:val="en-US"/>
-              </w:rPr>
-            </w:pPr>
-            <w:r>
-              <w:t>М</w:t>
-            </w:r>
-            <w:r>
-              <w:rPr>
-                <w:lang w:val="en-US"/>
-              </w:rPr>
-              <w:t>3.XB:9</w:t>
-            </w:r>
-          </w:p>
-        </w:tc>
-        <w:tc>
-          <w:tcPr>
-            <w:tcW w:w="2062" w:type="dxa"/>
-          </w:tcPr>
-          <w:p>
-            <w:pPr>
-              <w:pStyle w:val="af0"/>
-              <w:rPr>
-                <w:lang w:val="en-US"/>
-              </w:rPr>
-            </w:pPr>
-            <w:r>
-              <w:t>М</w:t>
-            </w:r>
-            <w:r>
-              <w:rPr>
-                <w:lang w:val="en-US"/>
-              </w:rPr>
-              <w:t>3.8</w:t>
-            </w:r>
-          </w:p>
-        </w:tc>
-        <w:tc>
-          <w:tcPr>
-            <w:tcW w:w="5061" w:type="dxa"/>
-          </w:tcPr>
-          <w:p>
-            <w:pPr>
-              <w:pStyle w:val="af0"/>
-              <w:jc w:val="left"/>
-            </w:pPr>
-            <w:r>
-              <w:t>Откл. от кнопки</w:t>
-            </w:r>
-          </w:p>
-        </w:tc>
-      </w:tr>
-      <w:tr>
-        <w:tc>
-          <w:tcPr>
-            <w:tcW w:w="2482" w:type="dxa"/>
-          </w:tcPr>
-          <w:p>
-            <w:pPr>
-              <w:pStyle w:val="af0"/>
-              <w:rPr>
-                <w:lang w:val="en-US"/>
-              </w:rPr>
-            </w:pPr>
-            <w:r>
-              <w:t>М</w:t>
-            </w:r>
-            <w:r>
-              <w:rPr>
-                <w:lang w:val="en-US"/>
-              </w:rPr>
-              <w:t>3.XB:10</w:t>
-            </w:r>
-          </w:p>
-        </w:tc>
-        <w:tc>
-          <w:tcPr>
-            <w:tcW w:w="2062" w:type="dxa"/>
-          </w:tcPr>
-          <w:p>
-            <w:pPr>
-              <w:pStyle w:val="af0"/>
-              <w:rPr>
-                <w:lang w:val="en-US"/>
-              </w:rPr>
-            </w:pPr>
-            <w:r>
-              <w:t>М</w:t>
-            </w:r>
-            <w:r>
-              <w:rPr>
-                <w:lang w:val="en-US"/>
-              </w:rPr>
-              <w:t>3.9</w:t>
-            </w:r>
-          </w:p>
-        </w:tc>
-        <w:tc>
-          <w:tcPr>
-            <w:tcW w:w="5061" w:type="dxa"/>
-          </w:tcPr>
-          <w:p>
-            <w:pPr>
-              <w:pStyle w:val="af0"/>
-              <w:jc w:val="left"/>
-            </w:pPr>
-            <w:r>
-              <w:t>Опер. отключить В</w:t>
-            </w:r>
-          </w:p>
-        </w:tc>
-      </w:tr>
-      <w:tr>
-        <w:tc>
-          <w:tcPr>
-            <w:tcW w:w="2482" w:type="dxa"/>
-          </w:tcPr>
-          <w:p>
-            <w:pPr>
-              <w:pStyle w:val="af0"/>
-            </w:pPr>
-            <w:r>
-              <w:t>М</w:t>
-            </w:r>
-            <w:r>
-              <w:rPr>
-                <w:lang w:val="en-US"/>
-              </w:rPr>
-              <w:t>3.XB:</w:t>
-            </w:r>
-            <w:r>
-              <w:t>11</w:t>
-            </w:r>
-          </w:p>
-        </w:tc>
-        <w:tc>
-          <w:tcPr>
-            <w:tcW w:w="2062" w:type="dxa"/>
-          </w:tcPr>
-          <w:p>
-            <w:pPr>
-              <w:pStyle w:val="af0"/>
-            </w:pPr>
-            <w:r>
-              <w:t>М3.10</w:t>
-            </w:r>
-          </w:p>
-        </w:tc>
-        <w:tc>
-          <w:tcPr>
-            <w:tcW w:w="5061" w:type="dxa"/>
-          </w:tcPr>
-          <w:p>
-            <w:pPr>
-              <w:pStyle w:val="af0"/>
-              <w:jc w:val="left"/>
-            </w:pPr>
-            <w:r>
-              <w:t>ОТ цепей ЭМО1,ЭМВ</w:t>
-            </w:r>
-          </w:p>
-        </w:tc>
-      </w:tr>
-      <w:tr>
-        <w:tc>
-          <w:tcPr>
-            <w:tcW w:w="2482" w:type="dxa"/>
-          </w:tcPr>
-          <w:p>
-            <w:pPr>
-              <w:pStyle w:val="af0"/>
-            </w:pPr>
-            <w:r>
-              <w:t>М3.</w:t>
-            </w:r>
-            <w:r>
-              <w:rPr>
-                <w:lang w:val="en-US"/>
-              </w:rPr>
-              <w:t>XB:</w:t>
-            </w:r>
-            <w:r>
-              <w:t>12</w:t>
-            </w:r>
-          </w:p>
-        </w:tc>
-        <w:tc>
-          <w:tcPr>
-            <w:tcW w:w="2062" w:type="dxa"/>
-          </w:tcPr>
-          <w:p>
-            <w:pPr>
-              <w:pStyle w:val="af0"/>
-            </w:pPr>
-            <w:r>
-              <w:t>М3.11</w:t>
-            </w:r>
-          </w:p>
-        </w:tc>
-        <w:tc>
-          <w:tcPr>
-            <w:tcW w:w="5061" w:type="dxa"/>
-          </w:tcPr>
-          <w:p>
-            <w:pPr>
-              <w:pStyle w:val="af0"/>
-              <w:jc w:val="left"/>
-            </w:pPr>
-            <w:r>
-              <w:t>ОТ цепей ЭМО2</w:t>
-            </w:r>
-          </w:p>
-        </w:tc>
-      </w:tr>
-      <w:tr>
-        <w:tc>
-          <w:tcPr>
-            <w:tcW w:w="2482" w:type="dxa"/>
-          </w:tcPr>
-          <w:p>
-            <w:pPr>
-              <w:pStyle w:val="af0"/>
-            </w:pPr>
-            <w:r>
-              <w:t>М3.</w:t>
-            </w:r>
-            <w:r>
-              <w:rPr>
-                <w:lang w:val="en-US"/>
-              </w:rPr>
-              <w:t>XB:</w:t>
-            </w:r>
-            <w:r>
-              <w:t>13</w:t>
-            </w:r>
-          </w:p>
-        </w:tc>
-        <w:tc>
-          <w:tcPr>
-            <w:tcW w:w="2062" w:type="dxa"/>
-          </w:tcPr>
-          <w:p>
-            <w:pPr>
-              <w:pStyle w:val="af0"/>
-            </w:pPr>
-            <w:r>
-              <w:t>М3.12</w:t>
-            </w:r>
-          </w:p>
-        </w:tc>
-        <w:tc>
-          <w:tcPr>
-            <w:tcW w:w="5061" w:type="dxa"/>
-          </w:tcPr>
-          <w:p>
-            <w:pPr>
-              <w:pStyle w:val="af0"/>
-              <w:jc w:val="left"/>
-            </w:pPr>
-            <w:r>
-              <w:t>Резерв</w:t>
-            </w:r>
-          </w:p>
-        </w:tc>
-      </w:tr>
-      <w:tr>
-        <w:tc>
-          <w:tcPr>
-            <w:tcW w:w="2482" w:type="dxa"/>
-          </w:tcPr>
-          <w:p>
-            <w:pPr>
-              <w:pStyle w:val="af0"/>
-            </w:pPr>
-            <w:r>
-              <w:t>М3.</w:t>
-            </w:r>
-            <w:r>
-              <w:rPr>
-                <w:lang w:val="en-US"/>
-              </w:rPr>
-              <w:t>XB</w:t>
-            </w:r>
-            <w:r>
-              <w:t>:14</w:t>
-            </w:r>
-          </w:p>
-        </w:tc>
-        <w:tc>
-          <w:tcPr>
-            <w:tcW w:w="2062" w:type="dxa"/>
-          </w:tcPr>
-          <w:p>
-            <w:pPr>
-              <w:pStyle w:val="af0"/>
-            </w:pPr>
-            <w:r>
-              <w:t>М3.13</w:t>
-            </w:r>
-          </w:p>
-        </w:tc>
-        <w:tc>
-          <w:tcPr>
-            <w:tcW w:w="5061" w:type="dxa"/>
-          </w:tcPr>
-          <w:p>
-            <w:pPr>
-              <w:pStyle w:val="af0"/>
-              <w:jc w:val="left"/>
-            </w:pPr>
-            <w:r>
-              <w:t>Резерв</w:t>
+              <w:t>Пружина не заведена</w:t>
             </w:r>
           </w:p>
         </w:tc>
@@ -8325,12 +6657,10 @@
       <w:pPr>
         <w:pStyle w:val="a"/>
       </w:pPr>
-      <w:bookmarkStart w:id="22" w:name="_Ref195519925"/>
-      <w:r>
-        <w:t xml:space="preserve">Назначение дискретных входов ЮНИТ-М300 для проверки </w:t>
-      </w:r>
-      <w:r>
-        <w:t>КП</w:t>
+      <w:bookmarkStart w:id="22" w:name="_Ref195520720"/>
+      <w:bookmarkEnd w:id="20"/>
+      <w:r>
+        <w:t>Назначение дискретных входов ЮНИТ-М300 для проверки КСВ (часть 2)</w:t>
       </w:r>
       <w:bookmarkEnd w:id="22"/>
     </w:p>
@@ -8455,6 +6785,898 @@
         <w:tc>
           <w:tcPr>
             <w:tcW w:w="5061" w:type="dxa"/>
+          </w:tcPr>
+          <w:p>
+            <w:pPr>
+              <w:pStyle w:val="af0"/>
+              <w:jc w:val="left"/>
+            </w:pPr>
+            <w:r>
+              <w:t>В отключен (б/к)</w:t>
+            </w:r>
+          </w:p>
+        </w:tc>
+      </w:tr>
+      <w:tr>
+        <w:tc>
+          <w:tcPr>
+            <w:tcW w:w="2482" w:type="dxa"/>
+          </w:tcPr>
+          <w:p>
+            <w:pPr>
+              <w:pStyle w:val="af0"/>
+            </w:pPr>
+            <w:r>
+              <w:t>М3.</w:t>
+            </w:r>
+            <w:r>
+              <w:rPr>
+                <w:lang w:val="en-US"/>
+              </w:rPr>
+              <w:t>XB:</w:t>
+            </w:r>
+            <w:r>
+              <w:t>2</w:t>
+            </w:r>
+          </w:p>
+        </w:tc>
+        <w:tc>
+          <w:tcPr>
+            <w:tcW w:w="2062" w:type="dxa"/>
+          </w:tcPr>
+          <w:p>
+            <w:pPr>
+              <w:pStyle w:val="af0"/>
+              <w:rPr>
+                <w:lang w:val="en-US"/>
+              </w:rPr>
+            </w:pPr>
+            <w:r>
+              <w:t>М3.</w:t>
+            </w:r>
+            <w:r>
+              <w:rPr>
+                <w:lang w:val="en-US"/>
+              </w:rPr>
+              <w:t>2</w:t>
+            </w:r>
+          </w:p>
+        </w:tc>
+        <w:tc>
+          <w:tcPr>
+            <w:tcW w:w="5061" w:type="dxa"/>
+          </w:tcPr>
+          <w:p>
+            <w:pPr>
+              <w:pStyle w:val="af0"/>
+              <w:jc w:val="left"/>
+            </w:pPr>
+            <w:r>
+              <w:t>В включен (б/к)</w:t>
+            </w:r>
+          </w:p>
+        </w:tc>
+      </w:tr>
+      <w:tr>
+        <w:tc>
+          <w:tcPr>
+            <w:tcW w:w="2482" w:type="dxa"/>
+          </w:tcPr>
+          <w:p>
+            <w:pPr>
+              <w:pStyle w:val="af0"/>
+            </w:pPr>
+            <w:r>
+              <w:t>М3.</w:t>
+            </w:r>
+            <w:r>
+              <w:rPr>
+                <w:lang w:val="en-US"/>
+              </w:rPr>
+              <w:t>XB:</w:t>
+            </w:r>
+            <w:r>
+              <w:t>3</w:t>
+            </w:r>
+          </w:p>
+        </w:tc>
+        <w:tc>
+          <w:tcPr>
+            <w:tcW w:w="2062" w:type="dxa"/>
+          </w:tcPr>
+          <w:p>
+            <w:pPr>
+              <w:pStyle w:val="af0"/>
+              <w:rPr>
+                <w:lang w:val="en-US"/>
+              </w:rPr>
+            </w:pPr>
+            <w:r>
+              <w:t>М3.</w:t>
+            </w:r>
+            <w:r>
+              <w:rPr>
+                <w:lang w:val="en-US"/>
+              </w:rPr>
+              <w:t>3</w:t>
+            </w:r>
+          </w:p>
+        </w:tc>
+        <w:tc>
+          <w:tcPr>
+            <w:tcW w:w="5061" w:type="dxa"/>
+          </w:tcPr>
+          <w:p>
+            <w:pPr>
+              <w:pStyle w:val="af0"/>
+              <w:jc w:val="left"/>
+            </w:pPr>
+            <w:r>
+              <w:t>Пуск УРОВ внешний</w:t>
+            </w:r>
+          </w:p>
+        </w:tc>
+      </w:tr>
+      <w:tr>
+        <w:tc>
+          <w:tcPr>
+            <w:tcW w:w="2482" w:type="dxa"/>
+          </w:tcPr>
+          <w:p>
+            <w:pPr>
+              <w:pStyle w:val="af0"/>
+            </w:pPr>
+            <w:r>
+              <w:t>М3</w:t>
+            </w:r>
+            <w:r>
+              <w:rPr>
+                <w:lang w:val="en-US"/>
+              </w:rPr>
+              <w:t>.XB:</w:t>
+            </w:r>
+            <w:r>
+              <w:t>4</w:t>
+            </w:r>
+          </w:p>
+        </w:tc>
+        <w:tc>
+          <w:tcPr>
+            <w:tcW w:w="2062" w:type="dxa"/>
+          </w:tcPr>
+          <w:p>
+            <w:pPr>
+              <w:pStyle w:val="af0"/>
+              <w:rPr>
+                <w:lang w:val="en-US"/>
+              </w:rPr>
+            </w:pPr>
+            <w:r>
+              <w:t>М3</w:t>
+            </w:r>
+            <w:r>
+              <w:rPr>
+                <w:lang w:val="en-US"/>
+              </w:rPr>
+              <w:t>.4</w:t>
+            </w:r>
+          </w:p>
+        </w:tc>
+        <w:tc>
+          <w:tcPr>
+            <w:tcW w:w="5061" w:type="dxa"/>
+          </w:tcPr>
+          <w:p>
+            <w:pPr>
+              <w:pStyle w:val="af0"/>
+              <w:jc w:val="left"/>
+            </w:pPr>
+            <w:r>
+              <w:t>Внешнее отключение от УРОВ НН</w:t>
+            </w:r>
+            <w:r>
+              <w:t>1</w:t>
+            </w:r>
+          </w:p>
+        </w:tc>
+      </w:tr>
+      <w:tr>
+        <w:tc>
+          <w:tcPr>
+            <w:tcW w:w="2482" w:type="dxa"/>
+          </w:tcPr>
+          <w:p>
+            <w:pPr>
+              <w:pStyle w:val="af0"/>
+            </w:pPr>
+            <w:r>
+              <w:t>М3</w:t>
+            </w:r>
+            <w:r>
+              <w:rPr>
+                <w:lang w:val="en-US"/>
+              </w:rPr>
+              <w:t>.XB:</w:t>
+            </w:r>
+            <w:r>
+              <w:t>5</w:t>
+            </w:r>
+          </w:p>
+        </w:tc>
+        <w:tc>
+          <w:tcPr>
+            <w:tcW w:w="2062" w:type="dxa"/>
+          </w:tcPr>
+          <w:p>
+            <w:pPr>
+              <w:pStyle w:val="af0"/>
+              <w:rPr>
+                <w:lang w:val="en-US"/>
+              </w:rPr>
+            </w:pPr>
+            <w:r>
+              <w:t>М3</w:t>
+            </w:r>
+            <w:r>
+              <w:rPr>
+                <w:lang w:val="en-US"/>
+              </w:rPr>
+              <w:t>.5</w:t>
+            </w:r>
+          </w:p>
+        </w:tc>
+        <w:tc>
+          <w:tcPr>
+            <w:tcW w:w="5061" w:type="dxa"/>
+          </w:tcPr>
+          <w:p>
+            <w:pPr>
+              <w:pStyle w:val="af0"/>
+              <w:jc w:val="left"/>
+            </w:pPr>
+            <w:r>
+              <w:t>Сброс</w:t>
+            </w:r>
+          </w:p>
+        </w:tc>
+      </w:tr>
+      <w:tr>
+        <w:tc>
+          <w:tcPr>
+            <w:tcW w:w="2482" w:type="dxa"/>
+          </w:tcPr>
+          <w:p>
+            <w:pPr>
+              <w:pStyle w:val="af0"/>
+              <w:rPr>
+                <w:lang w:val="en-US"/>
+              </w:rPr>
+            </w:pPr>
+            <w:r>
+              <w:lastRenderedPageBreak/>
+              <w:t>М</w:t>
+            </w:r>
+            <w:r>
+              <w:rPr>
+                <w:lang w:val="en-US"/>
+              </w:rPr>
+              <w:t>3.XB:6</w:t>
+            </w:r>
+          </w:p>
+        </w:tc>
+        <w:tc>
+          <w:tcPr>
+            <w:tcW w:w="2062" w:type="dxa"/>
+          </w:tcPr>
+          <w:p>
+            <w:pPr>
+              <w:pStyle w:val="af0"/>
+              <w:rPr>
+                <w:lang w:val="en-US"/>
+              </w:rPr>
+            </w:pPr>
+            <w:r>
+              <w:t>М</w:t>
+            </w:r>
+            <w:r>
+              <w:rPr>
+                <w:lang w:val="en-US"/>
+              </w:rPr>
+              <w:t>3.6</w:t>
+            </w:r>
+          </w:p>
+        </w:tc>
+        <w:tc>
+          <w:tcPr>
+            <w:tcW w:w="5061" w:type="dxa"/>
+          </w:tcPr>
+          <w:p>
+            <w:pPr>
+              <w:pStyle w:val="af0"/>
+              <w:jc w:val="left"/>
+            </w:pPr>
+            <w:r>
+              <w:t>Дистанционное</w:t>
+            </w:r>
+          </w:p>
+        </w:tc>
+      </w:tr>
+      <w:tr>
+        <w:tc>
+          <w:tcPr>
+            <w:tcW w:w="2482" w:type="dxa"/>
+          </w:tcPr>
+          <w:p>
+            <w:pPr>
+              <w:pStyle w:val="af0"/>
+              <w:rPr>
+                <w:lang w:val="en-US"/>
+              </w:rPr>
+            </w:pPr>
+            <w:r>
+              <w:t>М</w:t>
+            </w:r>
+            <w:r>
+              <w:rPr>
+                <w:lang w:val="en-US"/>
+              </w:rPr>
+              <w:t>3.XB:7</w:t>
+            </w:r>
+          </w:p>
+        </w:tc>
+        <w:tc>
+          <w:tcPr>
+            <w:tcW w:w="2062" w:type="dxa"/>
+          </w:tcPr>
+          <w:p>
+            <w:pPr>
+              <w:pStyle w:val="af0"/>
+              <w:rPr>
+                <w:lang w:val="en-US"/>
+              </w:rPr>
+            </w:pPr>
+            <w:r>
+              <w:t>М</w:t>
+            </w:r>
+            <w:r>
+              <w:rPr>
+                <w:lang w:val="en-US"/>
+              </w:rPr>
+              <w:t>3.7</w:t>
+            </w:r>
+          </w:p>
+        </w:tc>
+        <w:tc>
+          <w:tcPr>
+            <w:tcW w:w="5061" w:type="dxa"/>
+          </w:tcPr>
+          <w:p>
+            <w:pPr>
+              <w:pStyle w:val="af0"/>
+              <w:jc w:val="left"/>
+              <w:rPr>
+                <w:lang w:val="en-US"/>
+              </w:rPr>
+            </w:pPr>
+            <w:r>
+              <w:rPr>
+                <w:lang w:val="en-US"/>
+              </w:rPr>
+              <w:t>Отключить В от ТУ</w:t>
+            </w:r>
+          </w:p>
+        </w:tc>
+      </w:tr>
+      <w:tr>
+        <w:tc>
+          <w:tcPr>
+            <w:tcW w:w="2482" w:type="dxa"/>
+          </w:tcPr>
+          <w:p>
+            <w:pPr>
+              <w:pStyle w:val="af0"/>
+              <w:rPr>
+                <w:lang w:val="en-US"/>
+              </w:rPr>
+            </w:pPr>
+            <w:r>
+              <w:t>М</w:t>
+            </w:r>
+            <w:r>
+              <w:rPr>
+                <w:lang w:val="en-US"/>
+              </w:rPr>
+              <w:t>3.XB:9</w:t>
+            </w:r>
+          </w:p>
+        </w:tc>
+        <w:tc>
+          <w:tcPr>
+            <w:tcW w:w="2062" w:type="dxa"/>
+          </w:tcPr>
+          <w:p>
+            <w:pPr>
+              <w:pStyle w:val="af0"/>
+              <w:rPr>
+                <w:lang w:val="en-US"/>
+              </w:rPr>
+            </w:pPr>
+            <w:r>
+              <w:t>М</w:t>
+            </w:r>
+            <w:r>
+              <w:rPr>
+                <w:lang w:val="en-US"/>
+              </w:rPr>
+              <w:t>3.8</w:t>
+            </w:r>
+          </w:p>
+        </w:tc>
+        <w:tc>
+          <w:tcPr>
+            <w:tcW w:w="5061" w:type="dxa"/>
+          </w:tcPr>
+          <w:p>
+            <w:pPr>
+              <w:pStyle w:val="af0"/>
+              <w:jc w:val="left"/>
+            </w:pPr>
+            <w:r>
+              <w:t>Откл. от кнопки</w:t>
+            </w:r>
+          </w:p>
+        </w:tc>
+      </w:tr>
+      <w:tr>
+        <w:tc>
+          <w:tcPr>
+            <w:tcW w:w="2482" w:type="dxa"/>
+          </w:tcPr>
+          <w:p>
+            <w:pPr>
+              <w:pStyle w:val="af0"/>
+              <w:rPr>
+                <w:lang w:val="en-US"/>
+              </w:rPr>
+            </w:pPr>
+            <w:r>
+              <w:t>М</w:t>
+            </w:r>
+            <w:r>
+              <w:rPr>
+                <w:lang w:val="en-US"/>
+              </w:rPr>
+              <w:t>3.XB:10</w:t>
+            </w:r>
+          </w:p>
+        </w:tc>
+        <w:tc>
+          <w:tcPr>
+            <w:tcW w:w="2062" w:type="dxa"/>
+          </w:tcPr>
+          <w:p>
+            <w:pPr>
+              <w:pStyle w:val="af0"/>
+              <w:rPr>
+                <w:lang w:val="en-US"/>
+              </w:rPr>
+            </w:pPr>
+            <w:r>
+              <w:t>М</w:t>
+            </w:r>
+            <w:r>
+              <w:rPr>
+                <w:lang w:val="en-US"/>
+              </w:rPr>
+              <w:t>3.9</w:t>
+            </w:r>
+          </w:p>
+        </w:tc>
+        <w:tc>
+          <w:tcPr>
+            <w:tcW w:w="5061" w:type="dxa"/>
+          </w:tcPr>
+          <w:p>
+            <w:pPr>
+              <w:pStyle w:val="af0"/>
+              <w:jc w:val="left"/>
+            </w:pPr>
+            <w:r>
+              <w:t>Опер. отключить В</w:t>
+            </w:r>
+          </w:p>
+        </w:tc>
+      </w:tr>
+      <w:tr>
+        <w:tc>
+          <w:tcPr>
+            <w:tcW w:w="2482" w:type="dxa"/>
+          </w:tcPr>
+          <w:p>
+            <w:pPr>
+              <w:pStyle w:val="af0"/>
+            </w:pPr>
+            <w:r>
+              <w:t>М</w:t>
+            </w:r>
+            <w:r>
+              <w:rPr>
+                <w:lang w:val="en-US"/>
+              </w:rPr>
+              <w:t>3.XB:</w:t>
+            </w:r>
+            <w:r>
+              <w:t>11</w:t>
+            </w:r>
+          </w:p>
+        </w:tc>
+        <w:tc>
+          <w:tcPr>
+            <w:tcW w:w="2062" w:type="dxa"/>
+          </w:tcPr>
+          <w:p>
+            <w:pPr>
+              <w:pStyle w:val="af0"/>
+            </w:pPr>
+            <w:r>
+              <w:t>М3.10</w:t>
+            </w:r>
+          </w:p>
+        </w:tc>
+        <w:tc>
+          <w:tcPr>
+            <w:tcW w:w="5061" w:type="dxa"/>
+          </w:tcPr>
+          <w:p>
+            <w:pPr>
+              <w:pStyle w:val="af0"/>
+              <w:jc w:val="left"/>
+            </w:pPr>
+            <w:r>
+              <w:t>ОТ цепей ЭМО1,ЭМВ</w:t>
+            </w:r>
+          </w:p>
+        </w:tc>
+      </w:tr>
+      <w:tr>
+        <w:tc>
+          <w:tcPr>
+            <w:tcW w:w="2482" w:type="dxa"/>
+          </w:tcPr>
+          <w:p>
+            <w:pPr>
+              <w:pStyle w:val="af0"/>
+            </w:pPr>
+            <w:r>
+              <w:t>М3.</w:t>
+            </w:r>
+            <w:r>
+              <w:rPr>
+                <w:lang w:val="en-US"/>
+              </w:rPr>
+              <w:t>XB:</w:t>
+            </w:r>
+            <w:r>
+              <w:t>12</w:t>
+            </w:r>
+          </w:p>
+        </w:tc>
+        <w:tc>
+          <w:tcPr>
+            <w:tcW w:w="2062" w:type="dxa"/>
+          </w:tcPr>
+          <w:p>
+            <w:pPr>
+              <w:pStyle w:val="af0"/>
+            </w:pPr>
+            <w:r>
+              <w:t>М3.11</w:t>
+            </w:r>
+          </w:p>
+        </w:tc>
+        <w:tc>
+          <w:tcPr>
+            <w:tcW w:w="5061" w:type="dxa"/>
+          </w:tcPr>
+          <w:p>
+            <w:pPr>
+              <w:pStyle w:val="af0"/>
+              <w:jc w:val="left"/>
+            </w:pPr>
+            <w:r>
+              <w:t>ОТ цепей ЭМО2</w:t>
+            </w:r>
+          </w:p>
+        </w:tc>
+      </w:tr>
+      <w:tr>
+        <w:tc>
+          <w:tcPr>
+            <w:tcW w:w="2482" w:type="dxa"/>
+          </w:tcPr>
+          <w:p>
+            <w:pPr>
+              <w:pStyle w:val="af0"/>
+            </w:pPr>
+            <w:r>
+              <w:t>М3.</w:t>
+            </w:r>
+            <w:r>
+              <w:rPr>
+                <w:lang w:val="en-US"/>
+              </w:rPr>
+              <w:t>XB:</w:t>
+            </w:r>
+            <w:r>
+              <w:t>13</w:t>
+            </w:r>
+          </w:p>
+        </w:tc>
+        <w:tc>
+          <w:tcPr>
+            <w:tcW w:w="2062" w:type="dxa"/>
+          </w:tcPr>
+          <w:p>
+            <w:pPr>
+              <w:pStyle w:val="af0"/>
+            </w:pPr>
+            <w:r>
+              <w:t>М3.12</w:t>
+            </w:r>
+          </w:p>
+        </w:tc>
+        <w:tc>
+          <w:tcPr>
+            <w:tcW w:w="5061" w:type="dxa"/>
+          </w:tcPr>
+          <w:p>
+            <w:pPr>
+              <w:pStyle w:val="af0"/>
+              <w:jc w:val="left"/>
+            </w:pPr>
+            <w:r>
+              <w:t>Резерв</w:t>
+            </w:r>
+          </w:p>
+        </w:tc>
+      </w:tr>
+      <w:tr>
+        <w:tc>
+          <w:tcPr>
+            <w:tcW w:w="2482" w:type="dxa"/>
+          </w:tcPr>
+          <w:p>
+            <w:pPr>
+              <w:pStyle w:val="af0"/>
+            </w:pPr>
+            <w:r>
+              <w:t>М3.</w:t>
+            </w:r>
+            <w:r>
+              <w:rPr>
+                <w:lang w:val="en-US"/>
+              </w:rPr>
+              <w:t>XB</w:t>
+            </w:r>
+            <w:r>
+              <w:t>:14</w:t>
+            </w:r>
+          </w:p>
+        </w:tc>
+        <w:tc>
+          <w:tcPr>
+            <w:tcW w:w="2062" w:type="dxa"/>
+          </w:tcPr>
+          <w:p>
+            <w:pPr>
+              <w:pStyle w:val="af0"/>
+            </w:pPr>
+            <w:r>
+              <w:t>М3.13</w:t>
+            </w:r>
+          </w:p>
+        </w:tc>
+        <w:tc>
+          <w:tcPr>
+            <w:tcW w:w="5061" w:type="dxa"/>
+          </w:tcPr>
+          <w:p>
+            <w:pPr>
+              <w:pStyle w:val="af0"/>
+              <w:jc w:val="left"/>
+            </w:pPr>
+            <w:r>
+              <w:t>Резерв</w:t>
+            </w:r>
+          </w:p>
+        </w:tc>
+      </w:tr>
+      <w:tr>
+        <w:tc>
+          <w:tcPr>
+            <w:tcW w:w="2482" w:type="dxa"/>
+          </w:tcPr>
+          <w:p>
+            <w:pPr>
+              <w:pStyle w:val="af0"/>
+            </w:pPr>
+            <w:r>
+              <w:t>М3.</w:t>
+            </w:r>
+            <w:r>
+              <w:rPr>
+                <w:lang w:val="en-US"/>
+              </w:rPr>
+              <w:t>XB</w:t>
+            </w:r>
+            <w:r>
+              <w:t>:15</w:t>
+            </w:r>
+          </w:p>
+        </w:tc>
+        <w:tc>
+          <w:tcPr>
+            <w:tcW w:w="2062" w:type="dxa"/>
+          </w:tcPr>
+          <w:p>
+            <w:pPr>
+              <w:pStyle w:val="af0"/>
+            </w:pPr>
+            <w:r>
+              <w:t>М3.14</w:t>
+            </w:r>
+          </w:p>
+        </w:tc>
+        <w:tc>
+          <w:tcPr>
+            <w:tcW w:w="5061" w:type="dxa"/>
+          </w:tcPr>
+          <w:p>
+            <w:pPr>
+              <w:pStyle w:val="af0"/>
+              <w:jc w:val="left"/>
+            </w:pPr>
+            <w:r>
+              <w:t>Резерв</w:t>
+            </w:r>
+          </w:p>
+        </w:tc>
+      </w:tr>
+    </w:tbl>
+    <w:p>
+      <w:pPr>
+        <w:pStyle w:val="a"/>
+      </w:pPr>
+      <w:bookmarkStart w:id="23" w:name="_Ref195519925"/>
+      <w:r>
+        <w:t xml:space="preserve">Назначение дискретных входов ЮНИТ-М300 для проверки </w:t>
+      </w:r>
+      <w:r>
+        <w:t>КП</w:t>
+      </w:r>
+      <w:bookmarkEnd w:id="23"/>
+    </w:p>
+    <w:tbl>
+      <w:tblPr>
+        <w:tblStyle w:val="21"/>
+        <w:tblW w:w="0" w:type="auto"/>
+        <w:tblLook w:val="04A0" w:firstRow="1" w:lastRow="0" w:firstColumn="1" w:lastColumn="0" w:noHBand="0" w:noVBand="1"/>
+      </w:tblPr>
+      <w:tblGrid>
+        <w:gridCol w:w="2482"/>
+        <w:gridCol w:w="2062"/>
+        <w:gridCol w:w="5061"/>
+      </w:tblGrid>
+      <w:tr>
+        <w:trPr>
+          <w:cnfStyle w:val="100000000000" w:firstRow="1" w:lastRow="0" w:firstColumn="0" w:lastColumn="0" w:oddVBand="0" w:evenVBand="0" w:oddHBand="0" w:evenHBand="0" w:firstRowFirstColumn="0" w:firstRowLastColumn="0" w:lastRowFirstColumn="0" w:lastRowLastColumn="0"/>
+        </w:trPr>
+        <w:tc>
+          <w:tcPr>
+            <w:tcW w:w="2482" w:type="dxa"/>
+          </w:tcPr>
+          <w:p>
+            <w:pPr>
+              <w:rPr>
+                <w:b w:val="0"/>
+                <w:sz w:val="22"/>
+              </w:rPr>
+            </w:pPr>
+            <w:r>
+              <w:rPr>
+                <w:b w:val="0"/>
+                <w:sz w:val="22"/>
+              </w:rPr>
+              <w:t>Клемма на устройстве ЮНИТ-М300</w:t>
+            </w:r>
+          </w:p>
+        </w:tc>
+        <w:tc>
+          <w:tcPr>
+            <w:tcW w:w="2062" w:type="dxa"/>
+          </w:tcPr>
+          <w:p>
+            <w:pPr>
+              <w:rPr>
+                <w:b w:val="0"/>
+                <w:sz w:val="22"/>
+              </w:rPr>
+            </w:pPr>
+            <w:r>
+              <w:rPr>
+                <w:b w:val="0"/>
+                <w:sz w:val="22"/>
+              </w:rPr>
+              <w:t xml:space="preserve">Номер ДВ </w:t>
+            </w:r>
+          </w:p>
+        </w:tc>
+        <w:tc>
+          <w:tcPr>
+            <w:tcW w:w="5061" w:type="dxa"/>
+          </w:tcPr>
+          <w:p>
+            <w:pPr>
+              <w:rPr>
+                <w:b w:val="0"/>
+                <w:sz w:val="22"/>
+              </w:rPr>
+            </w:pPr>
+            <w:r>
+              <w:rPr>
+                <w:b w:val="0"/>
+                <w:sz w:val="22"/>
+              </w:rPr>
+              <w:t>Наименование сигнала на ФСУ</w:t>
+            </w:r>
+          </w:p>
+        </w:tc>
+      </w:tr>
+      <w:tr>
+        <w:tc>
+          <w:tcPr>
+            <w:tcW w:w="2482" w:type="dxa"/>
+          </w:tcPr>
+          <w:p>
+            <w:pPr>
+              <w:pStyle w:val="af0"/>
+            </w:pPr>
+            <w:r>
+              <w:t>М3.</w:t>
+            </w:r>
+            <w:r>
+              <w:rPr>
+                <w:lang w:val="en-US"/>
+              </w:rPr>
+              <w:t>XB:1</w:t>
+            </w:r>
+          </w:p>
+        </w:tc>
+        <w:tc>
+          <w:tcPr>
+            <w:tcW w:w="2062" w:type="dxa"/>
+          </w:tcPr>
+          <w:p>
+            <w:pPr>
+              <w:pStyle w:val="af0"/>
+              <w:rPr>
+                <w:lang w:val="en-US"/>
+              </w:rPr>
+            </w:pPr>
+            <w:r>
+              <w:t>М3.</w:t>
+            </w:r>
+            <w:r>
+              <w:rPr>
+                <w:lang w:val="en-US"/>
+              </w:rPr>
+              <w:t>1</w:t>
+            </w:r>
+          </w:p>
+        </w:tc>
+        <w:tc>
+          <w:tcPr>
+            <w:tcW w:w="5061" w:type="dxa"/>
             <w:shd w:val="clear" w:color="auto" w:fill="auto"/>
           </w:tcPr>
           <w:p>
@@ -9214,11 +8436,11 @@
       <w:pPr>
         <w:pStyle w:val="2"/>
       </w:pPr>
-      <w:bookmarkStart w:id="23" w:name="_Toc201995468"/>
+      <w:bookmarkStart w:id="24" w:name="_Toc204005558"/>
       <w:r>
         <w:t>Назначение выходных реле устройства ЮНИТ-М-300</w:t>
       </w:r>
-      <w:bookmarkEnd w:id="23"/>
+      <w:bookmarkEnd w:id="24"/>
     </w:p>
     <w:p>
       <w:pPr>
@@ -9301,19 +8523,19 @@
       <w:pPr>
         <w:pStyle w:val="a"/>
       </w:pPr>
-      <w:bookmarkStart w:id="24" w:name="_Ref192835076"/>
-      <w:bookmarkStart w:id="25" w:name="_Ref195520006"/>
+      <w:bookmarkStart w:id="25" w:name="_Ref192835076"/>
+      <w:bookmarkStart w:id="26" w:name="_Ref195520006"/>
       <w:r>
         <w:t xml:space="preserve">Выходные реле устройства ЮНИТ-М300 для проверки </w:t>
       </w:r>
-      <w:bookmarkEnd w:id="24"/>
+      <w:bookmarkEnd w:id="25"/>
       <w:r>
         <w:t>У</w:t>
       </w:r>
       <w:r>
         <w:t>В</w:t>
       </w:r>
-      <w:bookmarkEnd w:id="25"/>
+      <w:bookmarkEnd w:id="26"/>
     </w:p>
     <w:tbl>
       <w:tblPr>
@@ -9820,11 +9042,9 @@
               <w:pStyle w:val="af0"/>
               <w:jc w:val="left"/>
             </w:pPr>
-            <w:bookmarkStart w:id="26" w:name="_GoBack"/>
             <w:r>
               <w:t>ПС: Пуск</w:t>
             </w:r>
-            <w:bookmarkEnd w:id="26"/>
           </w:p>
         </w:tc>
       </w:tr>
@@ -14683,27 +13903,14 @@
           <w:r>
             <w:t>/</w:t>
           </w:r>
-          <w:r>
-            <w:fldChar w:fldCharType="begin"/>
-          </w:r>
-          <w:r>
-            <w:instrText xml:space="preserve"> NUMPAGES   \* MERGEFORMAT </w:instrText>
-          </w:r>
-          <w:r>
-            <w:fldChar w:fldCharType="separate"/>
-          </w:r>
-          <w:r>
-            <w:rPr>
-              <w:noProof/>
-            </w:rPr>
-            <w:t>10</w:t>
-          </w:r>
-          <w:r>
-            <w:rPr>
-              <w:noProof/>
-            </w:rPr>
-            <w:fldChar w:fldCharType="end"/>
-          </w:r>
+          <w:fldSimple w:instr=" NUMPAGES   \* MERGEFORMAT ">
+            <w:r>
+              <w:rPr>
+                <w:noProof/>
+              </w:rPr>
+              <w:t>10</w:t>
+            </w:r>
+          </w:fldSimple>
         </w:p>
       </w:tc>
     </w:tr>
@@ -14788,27 +13995,14 @@
           <w:r>
             <w:t xml:space="preserve"> из </w:t>
           </w:r>
-          <w:r>
-            <w:fldChar w:fldCharType="begin"/>
-          </w:r>
-          <w:r>
-            <w:instrText xml:space="preserve"> NUMPAGES </w:instrText>
-          </w:r>
-          <w:r>
-            <w:fldChar w:fldCharType="separate"/>
-          </w:r>
-          <w:r>
-            <w:rPr>
-              <w:noProof/>
-            </w:rPr>
-            <w:t>10</w:t>
-          </w:r>
-          <w:r>
-            <w:rPr>
-              <w:noProof/>
-            </w:rPr>
-            <w:fldChar w:fldCharType="end"/>
-          </w:r>
+          <w:fldSimple w:instr=" NUMPAGES ">
+            <w:r>
+              <w:rPr>
+                <w:noProof/>
+              </w:rPr>
+              <w:t>10</w:t>
+            </w:r>
+          </w:fldSimple>
           <w:r>
             <w:t xml:space="preserve"> </w:t>
           </w:r>
@@ -16989,7 +16183,7 @@
 </file>
 
 <file path=customXml/itemProps1.xml><?xml version="1.0" encoding="utf-8"?>
-<ds:datastoreItem xmlns:ds="http://schemas.openxmlformats.org/officeDocument/2006/customXml" ds:itemID="{34A30E2F-1518-4B1C-9162-EACA0F1D08C8}">
+<ds:datastoreItem xmlns:ds="http://schemas.openxmlformats.org/officeDocument/2006/customXml" ds:itemID="{BBB6DB78-446B-4F94-B189-430D1696D178}">
   <ds:schemaRefs>
     <ds:schemaRef ds:uri="http://schemas.openxmlformats.org/officeDocument/2006/bibliography"/>
   </ds:schemaRefs>

--- a/mode_docx_nc/pmi_ka2/template.docx
+++ b/mode_docx_nc/pmi_ka2/template.docx
@@ -162,6 +162,12 @@
               <w:rPr>
                 <w:sz w:val="22"/>
               </w:rPr>
+              <w:t>2</w:t>
+            </w:r>
+            <w:r>
+              <w:rPr>
+                <w:sz w:val="22"/>
+              </w:rPr>
               <w:t>»</w:t>
             </w:r>
           </w:p>
@@ -219,6 +225,12 @@
                 <w:sz w:val="22"/>
               </w:rPr>
               <w:t>ЮНИТ-М319-Т</w:t>
+            </w:r>
+            <w:r>
+              <w:rPr>
+                <w:sz w:val="22"/>
+              </w:rPr>
+              <w:t>2</w:t>
             </w:r>
             <w:r>
               <w:rPr>
@@ -430,8 +442,6 @@
         <w:t>СОДЕРЖАНИЕ</w:t>
       </w:r>
     </w:p>
-    <w:bookmarkStart w:id="0" w:name="_GoBack"/>
-    <w:bookmarkEnd w:id="0"/>
     <w:p>
       <w:pPr>
         <w:pStyle w:val="12"/>
@@ -456,7 +466,7 @@
       <w:r>
         <w:fldChar w:fldCharType="separate"/>
       </w:r>
-      <w:hyperlink w:anchor="_Toc204005546" w:history="1">
+      <w:hyperlink w:anchor="_Toc204171869" w:history="1">
         <w:r>
           <w:rPr>
             <w:rStyle w:val="af4"/>
@@ -500,7 +510,7 @@
             <w:noProof/>
             <w:webHidden/>
           </w:rPr>
-          <w:instrText xml:space="preserve"> PAGEREF _Toc204005546 \h </w:instrText>
+          <w:instrText xml:space="preserve"> PAGEREF _Toc204171869 \h </w:instrText>
         </w:r>
         <w:r>
           <w:rPr>
@@ -542,7 +552,7 @@
           <w:lang w:val="en-US"/>
         </w:rPr>
       </w:pPr>
-      <w:hyperlink w:anchor="_Toc204005547" w:history="1">
+      <w:hyperlink w:anchor="_Toc204171870" w:history="1">
         <w:r>
           <w:rPr>
             <w:rStyle w:val="af4"/>
@@ -569,7 +579,7 @@
             <w:noProof/>
             <w:webHidden/>
           </w:rPr>
-          <w:instrText xml:space="preserve"> PAGEREF _Toc204005547 \h </w:instrText>
+          <w:instrText xml:space="preserve"> PAGEREF _Toc204171870 \h </w:instrText>
         </w:r>
         <w:r>
           <w:rPr>
@@ -611,7 +621,7 @@
           <w:lang w:val="en-US"/>
         </w:rPr>
       </w:pPr>
-      <w:hyperlink w:anchor="_Toc204005548" w:history="1">
+      <w:hyperlink w:anchor="_Toc204171871" w:history="1">
         <w:r>
           <w:rPr>
             <w:rStyle w:val="af4"/>
@@ -638,7 +648,7 @@
             <w:noProof/>
             <w:webHidden/>
           </w:rPr>
-          <w:instrText xml:space="preserve"> PAGEREF _Toc204005548 \h </w:instrText>
+          <w:instrText xml:space="preserve"> PAGEREF _Toc204171871 \h </w:instrText>
         </w:r>
         <w:r>
           <w:rPr>
@@ -680,7 +690,7 @@
           <w:lang w:val="en-US"/>
         </w:rPr>
       </w:pPr>
-      <w:hyperlink w:anchor="_Toc204005549" w:history="1">
+      <w:hyperlink w:anchor="_Toc204171872" w:history="1">
         <w:r>
           <w:rPr>
             <w:rStyle w:val="af4"/>
@@ -707,7 +717,7 @@
             <w:noProof/>
             <w:webHidden/>
           </w:rPr>
-          <w:instrText xml:space="preserve"> PAGEREF _Toc204005549 \h </w:instrText>
+          <w:instrText xml:space="preserve"> PAGEREF _Toc204171872 \h </w:instrText>
         </w:r>
         <w:r>
           <w:rPr>
@@ -749,7 +759,7 @@
           <w:lang w:val="en-US"/>
         </w:rPr>
       </w:pPr>
-      <w:hyperlink w:anchor="_Toc204005550" w:history="1">
+      <w:hyperlink w:anchor="_Toc204171873" w:history="1">
         <w:r>
           <w:rPr>
             <w:rStyle w:val="af4"/>
@@ -776,7 +786,7 @@
             <w:noProof/>
             <w:webHidden/>
           </w:rPr>
-          <w:instrText xml:space="preserve"> PAGEREF _Toc204005550 \h </w:instrText>
+          <w:instrText xml:space="preserve"> PAGEREF _Toc204171873 \h </w:instrText>
         </w:r>
         <w:r>
           <w:rPr>
@@ -818,7 +828,7 @@
           <w:lang w:val="en-US"/>
         </w:rPr>
       </w:pPr>
-      <w:hyperlink w:anchor="_Toc204005551" w:history="1">
+      <w:hyperlink w:anchor="_Toc204171874" w:history="1">
         <w:r>
           <w:rPr>
             <w:rStyle w:val="af4"/>
@@ -845,7 +855,7 @@
             <w:noProof/>
             <w:webHidden/>
           </w:rPr>
-          <w:instrText xml:space="preserve"> PAGEREF _Toc204005551 \h </w:instrText>
+          <w:instrText xml:space="preserve"> PAGEREF _Toc204171874 \h </w:instrText>
         </w:r>
         <w:r>
           <w:rPr>
@@ -887,7 +897,7 @@
           <w:lang w:val="en-US"/>
         </w:rPr>
       </w:pPr>
-      <w:hyperlink w:anchor="_Toc204005552" w:history="1">
+      <w:hyperlink w:anchor="_Toc204171875" w:history="1">
         <w:r>
           <w:rPr>
             <w:rStyle w:val="af4"/>
@@ -914,7 +924,7 @@
             <w:noProof/>
             <w:webHidden/>
           </w:rPr>
-          <w:instrText xml:space="preserve"> PAGEREF _Toc204005552 \h </w:instrText>
+          <w:instrText xml:space="preserve"> PAGEREF _Toc204171875 \h </w:instrText>
         </w:r>
         <w:r>
           <w:rPr>
@@ -956,7 +966,7 @@
           <w:lang w:val="en-US"/>
         </w:rPr>
       </w:pPr>
-      <w:hyperlink w:anchor="_Toc204005553" w:history="1">
+      <w:hyperlink w:anchor="_Toc204171876" w:history="1">
         <w:r>
           <w:rPr>
             <w:rStyle w:val="af4"/>
@@ -983,7 +993,7 @@
             <w:noProof/>
             <w:webHidden/>
           </w:rPr>
-          <w:instrText xml:space="preserve"> PAGEREF _Toc204005553 \h </w:instrText>
+          <w:instrText xml:space="preserve"> PAGEREF _Toc204171876 \h </w:instrText>
         </w:r>
         <w:r>
           <w:rPr>
@@ -1029,7 +1039,7 @@
           <w:lang w:val="en-US"/>
         </w:rPr>
       </w:pPr>
-      <w:hyperlink w:anchor="_Toc204005554" w:history="1">
+      <w:hyperlink w:anchor="_Toc204171877" w:history="1">
         <w:r>
           <w:rPr>
             <w:rStyle w:val="af4"/>
@@ -1052,7 +1062,7 @@
             <w:rStyle w:val="af4"/>
             <w:noProof/>
           </w:rPr>
-          <w:t>ПРОГРАММА ПРОВЕДЕНИЯ ИСПЫТАНИЙ</w:t>
+          <w:t>ПРОГРАММА И МЕТОДИКИ ПРОВЕДЕНИЯ ИСПЫТАНИЙ</w:t>
         </w:r>
         <w:r>
           <w:rPr>
@@ -1073,7 +1083,7 @@
             <w:noProof/>
             <w:webHidden/>
           </w:rPr>
-          <w:instrText xml:space="preserve"> PAGEREF _Toc204005554 \h </w:instrText>
+          <w:instrText xml:space="preserve"> PAGEREF _Toc204171877 \h </w:instrText>
         </w:r>
         <w:r>
           <w:rPr>
@@ -1115,7 +1125,7 @@
           <w:lang w:val="en-US"/>
         </w:rPr>
       </w:pPr>
-      <w:hyperlink w:anchor="_Toc204005555" w:history="1">
+      <w:hyperlink w:anchor="_Toc204171878" w:history="1">
         <w:r>
           <w:rPr>
             <w:rStyle w:val="af4"/>
@@ -1142,7 +1152,7 @@
             <w:noProof/>
             <w:webHidden/>
           </w:rPr>
-          <w:instrText xml:space="preserve"> PAGEREF _Toc204005555 \h </w:instrText>
+          <w:instrText xml:space="preserve"> PAGEREF _Toc204171878 \h </w:instrText>
         </w:r>
         <w:r>
           <w:rPr>
@@ -1184,7 +1194,7 @@
           <w:lang w:val="en-US"/>
         </w:rPr>
       </w:pPr>
-      <w:hyperlink w:anchor="_Toc204005556" w:history="1">
+      <w:hyperlink w:anchor="_Toc204171879" w:history="1">
         <w:r>
           <w:rPr>
             <w:rStyle w:val="af4"/>
@@ -1211,7 +1221,7 @@
             <w:noProof/>
             <w:webHidden/>
           </w:rPr>
-          <w:instrText xml:space="preserve"> PAGEREF _Toc204005556 \h </w:instrText>
+          <w:instrText xml:space="preserve"> PAGEREF _Toc204171879 \h </w:instrText>
         </w:r>
         <w:r>
           <w:rPr>
@@ -1253,7 +1263,7 @@
           <w:lang w:val="en-US"/>
         </w:rPr>
       </w:pPr>
-      <w:hyperlink w:anchor="_Toc204005557" w:history="1">
+      <w:hyperlink w:anchor="_Toc204171880" w:history="1">
         <w:r>
           <w:rPr>
             <w:rStyle w:val="af4"/>
@@ -1280,7 +1290,7 @@
             <w:noProof/>
             <w:webHidden/>
           </w:rPr>
-          <w:instrText xml:space="preserve"> PAGEREF _Toc204005557 \h </w:instrText>
+          <w:instrText xml:space="preserve"> PAGEREF _Toc204171880 \h </w:instrText>
         </w:r>
         <w:r>
           <w:rPr>
@@ -1322,7 +1332,7 @@
           <w:lang w:val="en-US"/>
         </w:rPr>
       </w:pPr>
-      <w:hyperlink w:anchor="_Toc204005558" w:history="1">
+      <w:hyperlink w:anchor="_Toc204171881" w:history="1">
         <w:r>
           <w:rPr>
             <w:rStyle w:val="af4"/>
@@ -1349,7 +1359,7 @@
             <w:noProof/>
             <w:webHidden/>
           </w:rPr>
-          <w:instrText xml:space="preserve"> PAGEREF _Toc204005558 \h </w:instrText>
+          <w:instrText xml:space="preserve"> PAGEREF _Toc204171881 \h </w:instrText>
         </w:r>
         <w:r>
           <w:rPr>
@@ -1430,34 +1440,40 @@
         <w:lastRenderedPageBreak/>
         <w:tab/>
       </w:r>
-      <w:bookmarkStart w:id="1" w:name="_Toc204005546"/>
+      <w:bookmarkStart w:id="0" w:name="_Toc204171869"/>
       <w:r>
         <w:t>ОБЩИЕ СВЕДЕНИЯ</w:t>
       </w:r>
-      <w:bookmarkEnd w:id="1"/>
+      <w:bookmarkEnd w:id="0"/>
     </w:p>
     <w:p>
       <w:pPr>
         <w:pStyle w:val="2"/>
       </w:pPr>
-      <w:bookmarkStart w:id="2" w:name="_Toc204005547"/>
+      <w:bookmarkStart w:id="1" w:name="_Toc204171870"/>
       <w:r>
         <w:t>Цель проведения испытаний</w:t>
       </w:r>
-      <w:bookmarkEnd w:id="2"/>
+      <w:bookmarkEnd w:id="1"/>
     </w:p>
     <w:p>
       <w:pPr>
         <w:pStyle w:val="a5"/>
       </w:pPr>
       <w:r>
-        <w:t xml:space="preserve">Проверка и подтверждение соответствия взаимосвязей функциональных блоков устройства ЮНИТ-М300-Т согласованной функциональной схеме устройства (далее ФСУ) </w:t>
-      </w:r>
-      <w:r>
-        <w:rPr>
-          <w:highlight w:val="yellow"/>
-        </w:rPr>
-        <w:t>версии 2.1</w:t>
+        <w:t>Проверка и подтверждение соответствия взаимосвязей функциональных блоков устройства ЮНИТ-М300-Т</w:t>
+      </w:r>
+      <w:r>
+        <w:t>2</w:t>
+      </w:r>
+      <w:r>
+        <w:t xml:space="preserve"> согласованной функциональной схеме устройства (далее </w:t>
+      </w:r>
+      <w:r>
+        <w:t xml:space="preserve">ФСУ) версии </w:t>
+      </w:r>
+      <w:r>
+        <w:t>___</w:t>
       </w:r>
       <w:r>
         <w:t xml:space="preserve"> в части </w:t>
@@ -1470,14 +1486,14 @@
       <w:pPr>
         <w:pStyle w:val="2"/>
       </w:pPr>
-      <w:bookmarkStart w:id="3" w:name="_Toc204005548"/>
+      <w:bookmarkStart w:id="2" w:name="_Toc204171871"/>
       <w:r>
         <w:t>Место</w:t>
       </w:r>
       <w:r>
         <w:t xml:space="preserve"> проведения испытаний</w:t>
       </w:r>
-      <w:bookmarkEnd w:id="3"/>
+      <w:bookmarkEnd w:id="2"/>
     </w:p>
     <w:tbl>
       <w:tblPr>
@@ -1599,9 +1615,8 @@
             <w:r>
               <w:rPr>
                 <w:szCs w:val="24"/>
-                <w:highlight w:val="yellow"/>
-              </w:rPr>
-              <w:t>111024</w:t>
+              </w:rPr>
+              <w:t>153040</w:t>
             </w:r>
             <w:r>
               <w:rPr>
@@ -1617,11 +1632,11 @@
       <w:pPr>
         <w:pStyle w:val="2"/>
       </w:pPr>
-      <w:bookmarkStart w:id="4" w:name="_Toc204005549"/>
+      <w:bookmarkStart w:id="3" w:name="_Toc204171872"/>
       <w:r>
         <w:t>Информация об объекте испытаний</w:t>
       </w:r>
-      <w:bookmarkEnd w:id="4"/>
+      <w:bookmarkEnd w:id="3"/>
     </w:p>
     <w:p>
       <w:pPr>
@@ -1651,7 +1666,7 @@
         </w:trPr>
         <w:tc>
           <w:tcPr>
-            <w:tcW w:w="9911" w:type="dxa"/>
+            <w:tcW w:w="9605" w:type="dxa"/>
             <w:gridSpan w:val="3"/>
           </w:tcPr>
           <w:p>
@@ -1673,11 +1688,10 @@
         </w:trPr>
         <w:tc>
           <w:tcPr>
-            <w:tcW w:w="4815" w:type="dxa"/>
-          </w:tcPr>
-          <w:p>
-            <w:pPr>
-              <w:jc w:val="left"/>
+            <w:tcW w:w="4644" w:type="dxa"/>
+          </w:tcPr>
+          <w:p>
+            <w:pPr>
               <w:rPr>
                 <w:b/>
               </w:rPr>
@@ -1692,11 +1706,10 @@
         </w:tc>
         <w:tc>
           <w:tcPr>
-            <w:tcW w:w="2551" w:type="dxa"/>
-          </w:tcPr>
-          <w:p>
-            <w:pPr>
-              <w:jc w:val="left"/>
+            <w:tcW w:w="2477" w:type="dxa"/>
+          </w:tcPr>
+          <w:p>
+            <w:pPr>
               <w:rPr>
                 <w:b/>
               </w:rPr>
@@ -1711,11 +1724,10 @@
         </w:tc>
         <w:tc>
           <w:tcPr>
-            <w:tcW w:w="2545" w:type="dxa"/>
-          </w:tcPr>
-          <w:p>
-            <w:pPr>
-              <w:jc w:val="left"/>
+            <w:tcW w:w="2484" w:type="dxa"/>
+          </w:tcPr>
+          <w:p>
+            <w:pPr>
               <w:rPr>
                 <w:b/>
               </w:rPr>
@@ -1735,43 +1747,57 @@
         </w:trPr>
         <w:tc>
           <w:tcPr>
-            <w:tcW w:w="4815" w:type="dxa"/>
+            <w:tcW w:w="4644" w:type="dxa"/>
           </w:tcPr>
           <w:p>
             <w:pPr>
               <w:jc w:val="left"/>
             </w:pPr>
             <w:r>
-              <w:t>Микропроцессорное устройство защи</w:t>
-            </w:r>
-            <w:r>
-              <w:t>ты отходящей линии «ЮНИТ-М300-Т</w:t>
-            </w:r>
-            <w:r>
-              <w:t>»,</w:t>
+              <w:t xml:space="preserve">Наименование: </w:t>
+            </w:r>
+            <w:r>
+              <w:rPr>
+                <w:i/>
+              </w:rPr>
+              <w:t xml:space="preserve">Микропроцессорное устройство защиты </w:t>
+            </w:r>
+            <w:r>
+              <w:rPr>
+                <w:i/>
+              </w:rPr>
+              <w:t>защиты и автоматики трансформатора</w:t>
+            </w:r>
+            <w:r>
+              <w:rPr>
+                <w:i/>
+              </w:rPr>
+              <w:t xml:space="preserve"> «ЮНИТ-М300-Т</w:t>
+            </w:r>
+            <w:r>
+              <w:rPr>
+                <w:i/>
+              </w:rPr>
+              <w:t>2</w:t>
+            </w:r>
+            <w:r>
+              <w:rPr>
+                <w:i/>
+              </w:rPr>
+              <w:t>»</w:t>
             </w:r>
           </w:p>
           <w:p>
             <w:pPr>
               <w:jc w:val="left"/>
             </w:pPr>
-            <w:r>
-              <w:rPr>
-                <w:highlight w:val="yellow"/>
-              </w:rPr>
-              <w:t xml:space="preserve">Модель </w:t>
-            </w:r>
-            <w:r>
-              <w:rPr>
-                <w:highlight w:val="yellow"/>
-              </w:rPr>
-              <w:t>ЮНИТ-М314-Т</w:t>
-            </w:r>
-            <w:r>
-              <w:rPr>
-                <w:highlight w:val="yellow"/>
-              </w:rPr>
-              <w:t>-Р02с-B021-В021-В001-К001-К003-M046-5400-x-C02.00,</w:t>
+            <w:proofErr w:type="gramStart"/>
+            <w:r>
+              <w:t>Модель:_</w:t>
+            </w:r>
+            <w:proofErr w:type="gramEnd"/>
+            <w:r>
+              <w:t>_______________________________</w:t>
             </w:r>
           </w:p>
           <w:p>
@@ -1779,25 +1805,27 @@
               <w:jc w:val="left"/>
             </w:pPr>
             <w:r>
-              <w:t xml:space="preserve">ПО версия </w:t>
-            </w:r>
-            <w:r>
-              <w:rPr>
-                <w:highlight w:val="yellow"/>
-              </w:rPr>
-              <w:t>ХХ</w:t>
-            </w:r>
-          </w:p>
-        </w:tc>
-        <w:tc>
-          <w:tcPr>
-            <w:tcW w:w="2551" w:type="dxa"/>
+              <w:t>_______________________________________</w:t>
+            </w:r>
+          </w:p>
+          <w:p>
+            <w:pPr>
+              <w:jc w:val="left"/>
+            </w:pPr>
+            <w:r>
+              <w:t>Версия ПО: _________</w:t>
+            </w:r>
+          </w:p>
+        </w:tc>
+        <w:tc>
+          <w:tcPr>
+            <w:tcW w:w="2477" w:type="dxa"/>
           </w:tcPr>
           <w:p/>
         </w:tc>
         <w:tc>
           <w:tcPr>
-            <w:tcW w:w="2545" w:type="dxa"/>
+            <w:tcW w:w="2484" w:type="dxa"/>
           </w:tcPr>
           <w:p>
             <w:r>
@@ -1864,7 +1892,6 @@
           </w:tcPr>
           <w:p>
             <w:pPr>
-              <w:jc w:val="left"/>
               <w:rPr>
                 <w:b/>
               </w:rPr>
@@ -1883,7 +1910,6 @@
           </w:tcPr>
           <w:p>
             <w:pPr>
-              <w:jc w:val="left"/>
               <w:rPr>
                 <w:b/>
               </w:rPr>
@@ -1902,7 +1928,6 @@
           </w:tcPr>
           <w:p>
             <w:pPr>
-              <w:jc w:val="left"/>
               <w:rPr>
                 <w:b/>
               </w:rPr>
@@ -1924,11 +1949,6 @@
           <w:tcPr>
             <w:tcW w:w="4815" w:type="dxa"/>
           </w:tcPr>
-          <w:p>
-            <w:pPr>
-              <w:jc w:val="left"/>
-            </w:pPr>
-          </w:p>
           <w:p>
             <w:pPr>
               <w:jc w:val="left"/>
@@ -1973,9 +1993,33 @@
       <w:pPr>
         <w:pStyle w:val="2"/>
       </w:pPr>
-      <w:bookmarkStart w:id="5" w:name="_Toc204005550"/>
+      <w:bookmarkStart w:id="4" w:name="_Toc204171873"/>
       <w:r>
         <w:t>Период проведения испытаний</w:t>
+      </w:r>
+      <w:bookmarkEnd w:id="4"/>
+    </w:p>
+    <w:p>
+      <w:pPr>
+        <w:pStyle w:val="a5"/>
+      </w:pPr>
+      <w:r>
+        <w:t>Дата проведения испытаний:</w:t>
+      </w:r>
+      <w:r>
+        <w:tab/>
+      </w:r>
+      <w:r>
+        <w:t>_____________________</w:t>
+      </w:r>
+    </w:p>
+    <w:p>
+      <w:pPr>
+        <w:pStyle w:val="2"/>
+      </w:pPr>
+      <w:bookmarkStart w:id="5" w:name="_Toc204171874"/>
+      <w:r>
+        <w:t>Условия проведения испытаний и измерений</w:t>
       </w:r>
       <w:bookmarkEnd w:id="5"/>
     </w:p>
@@ -1984,25 +2028,16 @@
         <w:pStyle w:val="a5"/>
       </w:pPr>
       <w:r>
-        <w:t>Дата проведения испытаний:</w:t>
-      </w:r>
-      <w:r>
-        <w:tab/>
-      </w:r>
-      <w:r>
-        <w:rPr>
-          <w:highlight w:val="yellow"/>
-        </w:rPr>
-        <w:t>15.09.2025 - 17.10.2025</w:t>
+        <w:t>Испытания проводились при нормальных климатических условиях (температура воздуха 20±5 ºС, относительная влажность до 80%).</w:t>
       </w:r>
     </w:p>
     <w:p>
       <w:pPr>
         <w:pStyle w:val="2"/>
       </w:pPr>
-      <w:bookmarkStart w:id="6" w:name="_Toc204005551"/>
-      <w:r>
-        <w:t>Условия проведения испытаний и измерений</w:t>
+      <w:bookmarkStart w:id="6" w:name="_Toc204171875"/>
+      <w:r>
+        <w:t>Нормативная документация</w:t>
       </w:r>
       <w:bookmarkEnd w:id="6"/>
     </w:p>
@@ -2011,66 +2046,48 @@
         <w:pStyle w:val="a5"/>
       </w:pPr>
       <w:r>
-        <w:t>Испытания проводились при нормальных климатических условиях (температура воздуха 20±5 ºС, относительная влажность до 80%).</w:t>
+        <w:t xml:space="preserve">1. СТО 56947007-33.040.20.296-2019 </w:t>
+      </w:r>
+      <w:r>
+        <w:t>Типовые шкафы ШЭТ и ОЭТ 6-35 кВ. Архитектура I типа</w:t>
+      </w:r>
+      <w:r>
+        <w:t>, ПАО «ФСК ЕЭС».</w:t>
+      </w:r>
+    </w:p>
+    <w:p>
+      <w:pPr>
+        <w:pStyle w:val="a5"/>
+      </w:pPr>
+      <w:r>
+        <w:lastRenderedPageBreak/>
+        <w:t xml:space="preserve">2. СТО 56947007-33.040.20.297-2019 </w:t>
+      </w:r>
+      <w:r>
+        <w:t>Типовые шкафы ШЭТ и ОЭТ 6-35 кВ. Архитектура I</w:t>
+      </w:r>
+      <w:r>
+        <w:rPr>
+          <w:lang w:val="en-US"/>
+        </w:rPr>
+        <w:t>I</w:t>
+      </w:r>
+      <w:r>
+        <w:t xml:space="preserve"> типа</w:t>
+      </w:r>
+      <w:r>
+        <w:t>, ПАО «ФСК ЕЭС».</w:t>
       </w:r>
     </w:p>
     <w:p>
       <w:pPr>
         <w:pStyle w:val="2"/>
       </w:pPr>
-      <w:bookmarkStart w:id="7" w:name="_Toc204005552"/>
-      <w:r>
-        <w:t>Нормативная документация</w:t>
+      <w:bookmarkStart w:id="7" w:name="_Toc204171876"/>
+      <w:r>
+        <w:t>Перечень используемых средств измерений (СИ), испытательного оборудования (ИО) и вспомогательного оборудования (ВО)</w:t>
       </w:r>
       <w:bookmarkEnd w:id="7"/>
-    </w:p>
-    <w:p>
-      <w:pPr>
-        <w:pStyle w:val="a5"/>
-      </w:pPr>
-      <w:r>
-        <w:t xml:space="preserve">1. СТО 56947007-33.040.20.296-2019 </w:t>
-      </w:r>
-      <w:r>
-        <w:t>Типовые шкафы ШЭТ и ОЭТ 6-35 кВ. Архитектура I типа</w:t>
-      </w:r>
-      <w:r>
-        <w:t>, ПАО «ФСК ЕЭС».</w:t>
-      </w:r>
-    </w:p>
-    <w:p>
-      <w:pPr>
-        <w:pStyle w:val="a5"/>
-      </w:pPr>
-      <w:r>
-        <w:lastRenderedPageBreak/>
-        <w:t xml:space="preserve">2. СТО 56947007-33.040.20.297-2019 </w:t>
-      </w:r>
-      <w:r>
-        <w:t>Типовые шкафы ШЭТ и ОЭТ 6-35 кВ. Архитектура I</w:t>
-      </w:r>
-      <w:r>
-        <w:rPr>
-          <w:lang w:val="en-US"/>
-        </w:rPr>
-        <w:t>I</w:t>
-      </w:r>
-      <w:r>
-        <w:t xml:space="preserve"> типа</w:t>
-      </w:r>
-      <w:r>
-        <w:t>, ПАО «ФСК ЕЭС».</w:t>
-      </w:r>
-    </w:p>
-    <w:p>
-      <w:pPr>
-        <w:pStyle w:val="2"/>
-      </w:pPr>
-      <w:bookmarkStart w:id="8" w:name="_Toc204005553"/>
-      <w:r>
-        <w:t>Перечень используемых средств измерений (СИ), испытательного оборудования (ИО) и вспомогательного оборудования (ВО)</w:t>
-      </w:r>
-      <w:bookmarkEnd w:id="8"/>
     </w:p>
     <w:p>
       <w:pPr>
@@ -3472,18 +3489,18 @@
       <w:pPr>
         <w:pStyle w:val="1"/>
       </w:pPr>
-      <w:bookmarkStart w:id="9" w:name="_Toc204005554"/>
+      <w:bookmarkStart w:id="8" w:name="_Toc204171877"/>
       <w:r>
         <w:lastRenderedPageBreak/>
         <w:t>ПРОГРАММА ПРОВЕДЕНИЯ ИСПЫТАНИЙ</w:t>
       </w:r>
-      <w:bookmarkEnd w:id="9"/>
+      <w:bookmarkEnd w:id="8"/>
     </w:p>
     <w:p>
       <w:pPr>
         <w:pStyle w:val="2"/>
       </w:pPr>
-      <w:bookmarkStart w:id="10" w:name="_Toc204005555"/>
+      <w:bookmarkStart w:id="9" w:name="_Toc204171878"/>
       <w:r>
         <w:t>Цел</w:t>
       </w:r>
@@ -3493,7 +3510,7 @@
       <w:r>
         <w:t xml:space="preserve"> испытаний</w:t>
       </w:r>
-      <w:bookmarkEnd w:id="10"/>
+      <w:bookmarkEnd w:id="9"/>
     </w:p>
     <w:p>
       <w:pPr>
@@ -3550,33 +3567,55 @@
     </w:p>
     <w:p>
       <w:pPr>
+        <w:pStyle w:val="a5"/>
+      </w:pPr>
+      <w:r>
+        <w:t xml:space="preserve">2.1.2 В приложении к данному </w:t>
+      </w:r>
+      <w:r>
+        <w:rPr>
+          <w:highlight w:val="yellow"/>
+        </w:rPr>
+        <w:t xml:space="preserve">протоколу (см. </w:t>
+      </w:r>
+      <w:proofErr w:type="gramStart"/>
+      <w:r>
+        <w:rPr>
+          <w:highlight w:val="yellow"/>
+        </w:rPr>
+        <w:t>фа</w:t>
+      </w:r>
+      <w:r>
+        <w:t>йл )</w:t>
+      </w:r>
+      <w:proofErr w:type="gramEnd"/>
+      <w:r>
+        <w:t xml:space="preserve"> приведены выставляемые уставки и параметры для каждого режима.</w:t>
+      </w:r>
+    </w:p>
+    <w:p>
+      <w:pPr>
         <w:pStyle w:val="2"/>
       </w:pPr>
-      <w:bookmarkStart w:id="11" w:name="_Toc198633114"/>
-      <w:bookmarkStart w:id="12" w:name="_Toc198732865"/>
-      <w:bookmarkStart w:id="13" w:name="_Toc204005556"/>
+      <w:bookmarkStart w:id="10" w:name="_Toc198633114"/>
+      <w:bookmarkStart w:id="11" w:name="_Toc198732865"/>
+      <w:bookmarkStart w:id="12" w:name="_Toc204171879"/>
       <w:r>
         <w:t>Подключение испытатель</w:t>
       </w:r>
       <w:r>
         <w:t>ной установки к устройству</w:t>
       </w:r>
+      <w:bookmarkEnd w:id="10"/>
       <w:bookmarkEnd w:id="11"/>
       <w:bookmarkEnd w:id="12"/>
-      <w:bookmarkEnd w:id="13"/>
     </w:p>
     <w:p>
       <w:pPr>
         <w:pStyle w:val="3"/>
       </w:pPr>
       <w:r>
-        <w:t>Перед началом испытаний необходимо подключить аналоговые</w:t>
-      </w:r>
-      <w:r>
-        <w:t>,</w:t>
-      </w:r>
-      <w:r>
-        <w:t xml:space="preserve"> дискретные цепи терминала и испытательной установки в соответствии со </w:t>
+        <w:t xml:space="preserve">Перед началом испытаний необходимо подключить дискретные цепи терминала и испытательной установки в соответствии со </w:t>
       </w:r>
       <w:r>
         <w:t>схемами на рисунках</w:t>
@@ -3656,6 +3695,7 @@
         </w:rPr>
       </w:pPr>
     </w:p>
+    <w:bookmarkStart w:id="13" w:name="_GoBack"/>
     <w:p>
       <w:pPr>
         <w:pStyle w:val="aa"/>
@@ -3684,12 +3724,13 @@
             <v:path o:extrusionok="f" gradientshapeok="t" o:connecttype="rect"/>
             <o:lock v:ext="edit" aspectratio="t"/>
           </v:shapetype>
-          <v:shape id="_x0000_i1025" type="#_x0000_t75" style="width:373.75pt;height:473.3pt" o:ole="">
+          <v:shape id="_x0000_i1025" type="#_x0000_t75" style="width:357pt;height:452.5pt" o:ole="">
             <v:imagedata r:id="rId10" o:title=""/>
           </v:shape>
-          <o:OLEObject Type="Embed" ProgID="Acrobat.Document.DC" ShapeID="_x0000_i1025" DrawAspect="Content" ObjectID="_1814618293" r:id="rId11"/>
+          <o:OLEObject Type="Embed" ProgID="Acrobat.Document.DC" ShapeID="_x0000_i1025" DrawAspect="Content" ObjectID="_1814790529" r:id="rId11"/>
         </w:object>
       </w:r>
+      <w:bookmarkEnd w:id="13"/>
     </w:p>
     <w:p>
       <w:pPr>
@@ -3734,10 +3775,10 @@
       </w:pPr>
       <w:r>
         <w:object w:dxaOrig="14235" w:dyaOrig="16485">
-          <v:shape id="_x0000_i1026" type="#_x0000_t75" style="width:380.65pt;height:440.75pt" o:ole="">
+          <v:shape id="_x0000_i1026" type="#_x0000_t75" style="width:381pt;height:441pt" o:ole="">
             <v:imagedata r:id="rId12" o:title=""/>
           </v:shape>
-          <o:OLEObject Type="Embed" ProgID="Acrobat.Document.DC" ShapeID="_x0000_i1026" DrawAspect="Content" ObjectID="_1814618294" r:id="rId13"/>
+          <o:OLEObject Type="Embed" ProgID="Acrobat.Document.DC" ShapeID="_x0000_i1026" DrawAspect="Content" ObjectID="_1814790530" r:id="rId13"/>
         </w:object>
       </w:r>
     </w:p>
@@ -3788,7 +3829,7 @@
       <w:pPr>
         <w:pStyle w:val="2"/>
       </w:pPr>
-      <w:bookmarkStart w:id="16" w:name="_Toc204005557"/>
+      <w:bookmarkStart w:id="16" w:name="_Toc204171880"/>
       <w:r>
         <w:t>Назначение дискретных входов устройства ЮНИТ-М-300</w:t>
       </w:r>
@@ -4220,8 +4261,13 @@
                 <w:lang w:val="en-US"/>
               </w:rPr>
             </w:pPr>
-            <w:r>
-              <w:t>Низ.уров.изоляц. В</w:t>
+            <w:proofErr w:type="gramStart"/>
+            <w:r>
+              <w:t>Низ.уров.изоляц</w:t>
+            </w:r>
+            <w:proofErr w:type="gramEnd"/>
+            <w:r>
+              <w:t>. В</w:t>
             </w:r>
           </w:p>
         </w:tc>
@@ -6493,8 +6539,13 @@
               <w:pStyle w:val="af0"/>
               <w:jc w:val="left"/>
             </w:pPr>
-            <w:r>
-              <w:t>Авар.уров.изоляц. В</w:t>
+            <w:proofErr w:type="gramStart"/>
+            <w:r>
+              <w:t>Авар.уров.изоляц</w:t>
+            </w:r>
+            <w:proofErr w:type="gramEnd"/>
+            <w:r>
+              <w:t>. В</w:t>
             </w:r>
           </w:p>
         </w:tc>
@@ -6544,8 +6595,13 @@
               <w:pStyle w:val="af0"/>
               <w:jc w:val="left"/>
             </w:pPr>
-            <w:r>
-              <w:t>Низ.уров.изоляц. В</w:t>
+            <w:proofErr w:type="gramStart"/>
+            <w:r>
+              <w:t>Низ.уров.изоляц</w:t>
+            </w:r>
+            <w:proofErr w:type="gramEnd"/>
+            <w:r>
+              <w:t>. В</w:t>
             </w:r>
           </w:p>
         </w:tc>
@@ -8436,7 +8492,7 @@
       <w:pPr>
         <w:pStyle w:val="2"/>
       </w:pPr>
-      <w:bookmarkStart w:id="24" w:name="_Toc204005558"/>
+      <w:bookmarkStart w:id="24" w:name="_Toc204171881"/>
       <w:r>
         <w:t>Назначение выходных реле устройства ЮНИТ-М-300</w:t>
       </w:r>
@@ -13452,11 +13508,6 @@
           <w:numId w:val="0"/>
         </w:numPr>
         <w:ind w:left="709"/>
-      </w:pPr>
-    </w:p>
-    <w:p>
-      <w:pPr>
-        <w:pStyle w:val="a5"/>
       </w:pPr>
     </w:p>
     <w:sectPr>
@@ -13987,7 +14038,7 @@
             <w:rPr>
               <w:noProof/>
             </w:rPr>
-            <w:t>9</w:t>
+            <w:t>10</w:t>
           </w:r>
           <w:r>
             <w:fldChar w:fldCharType="end"/>
@@ -16183,7 +16234,7 @@
 </file>
 
 <file path=customXml/itemProps1.xml><?xml version="1.0" encoding="utf-8"?>
-<ds:datastoreItem xmlns:ds="http://schemas.openxmlformats.org/officeDocument/2006/customXml" ds:itemID="{BBB6DB78-446B-4F94-B189-430D1696D178}">
+<ds:datastoreItem xmlns:ds="http://schemas.openxmlformats.org/officeDocument/2006/customXml" ds:itemID="{8241D2DB-B0C7-4288-909D-46E3F0CAF837}">
   <ds:schemaRefs>
     <ds:schemaRef ds:uri="http://schemas.openxmlformats.org/officeDocument/2006/bibliography"/>
   </ds:schemaRefs>

--- a/mode_docx_nc/pmi_ka2/template.docx
+++ b/mode_docx_nc/pmi_ka2/template.docx
@@ -442,6 +442,8 @@
         <w:t>СОДЕРЖАНИЕ</w:t>
       </w:r>
     </w:p>
+    <w:bookmarkStart w:id="0" w:name="_GoBack"/>
+    <w:bookmarkEnd w:id="0"/>
     <w:p>
       <w:pPr>
         <w:pStyle w:val="12"/>
@@ -466,7 +468,7 @@
       <w:r>
         <w:fldChar w:fldCharType="separate"/>
       </w:r>
-      <w:hyperlink w:anchor="_Toc204171869" w:history="1">
+      <w:hyperlink w:anchor="_Toc204183948" w:history="1">
         <w:r>
           <w:rPr>
             <w:rStyle w:val="af4"/>
@@ -510,7 +512,7 @@
             <w:noProof/>
             <w:webHidden/>
           </w:rPr>
-          <w:instrText xml:space="preserve"> PAGEREF _Toc204171869 \h </w:instrText>
+          <w:instrText xml:space="preserve"> PAGEREF _Toc204183948 \h </w:instrText>
         </w:r>
         <w:r>
           <w:rPr>
@@ -552,7 +554,7 @@
           <w:lang w:val="en-US"/>
         </w:rPr>
       </w:pPr>
-      <w:hyperlink w:anchor="_Toc204171870" w:history="1">
+      <w:hyperlink w:anchor="_Toc204183949" w:history="1">
         <w:r>
           <w:rPr>
             <w:rStyle w:val="af4"/>
@@ -579,7 +581,7 @@
             <w:noProof/>
             <w:webHidden/>
           </w:rPr>
-          <w:instrText xml:space="preserve"> PAGEREF _Toc204171870 \h </w:instrText>
+          <w:instrText xml:space="preserve"> PAGEREF _Toc204183949 \h </w:instrText>
         </w:r>
         <w:r>
           <w:rPr>
@@ -621,7 +623,7 @@
           <w:lang w:val="en-US"/>
         </w:rPr>
       </w:pPr>
-      <w:hyperlink w:anchor="_Toc204171871" w:history="1">
+      <w:hyperlink w:anchor="_Toc204183950" w:history="1">
         <w:r>
           <w:rPr>
             <w:rStyle w:val="af4"/>
@@ -648,7 +650,7 @@
             <w:noProof/>
             <w:webHidden/>
           </w:rPr>
-          <w:instrText xml:space="preserve"> PAGEREF _Toc204171871 \h </w:instrText>
+          <w:instrText xml:space="preserve"> PAGEREF _Toc204183950 \h </w:instrText>
         </w:r>
         <w:r>
           <w:rPr>
@@ -690,7 +692,7 @@
           <w:lang w:val="en-US"/>
         </w:rPr>
       </w:pPr>
-      <w:hyperlink w:anchor="_Toc204171872" w:history="1">
+      <w:hyperlink w:anchor="_Toc204183951" w:history="1">
         <w:r>
           <w:rPr>
             <w:rStyle w:val="af4"/>
@@ -717,7 +719,7 @@
             <w:noProof/>
             <w:webHidden/>
           </w:rPr>
-          <w:instrText xml:space="preserve"> PAGEREF _Toc204171872 \h </w:instrText>
+          <w:instrText xml:space="preserve"> PAGEREF _Toc204183951 \h </w:instrText>
         </w:r>
         <w:r>
           <w:rPr>
@@ -759,7 +761,7 @@
           <w:lang w:val="en-US"/>
         </w:rPr>
       </w:pPr>
-      <w:hyperlink w:anchor="_Toc204171873" w:history="1">
+      <w:hyperlink w:anchor="_Toc204183952" w:history="1">
         <w:r>
           <w:rPr>
             <w:rStyle w:val="af4"/>
@@ -786,7 +788,7 @@
             <w:noProof/>
             <w:webHidden/>
           </w:rPr>
-          <w:instrText xml:space="preserve"> PAGEREF _Toc204171873 \h </w:instrText>
+          <w:instrText xml:space="preserve"> PAGEREF _Toc204183952 \h </w:instrText>
         </w:r>
         <w:r>
           <w:rPr>
@@ -828,7 +830,7 @@
           <w:lang w:val="en-US"/>
         </w:rPr>
       </w:pPr>
-      <w:hyperlink w:anchor="_Toc204171874" w:history="1">
+      <w:hyperlink w:anchor="_Toc204183953" w:history="1">
         <w:r>
           <w:rPr>
             <w:rStyle w:val="af4"/>
@@ -855,7 +857,7 @@
             <w:noProof/>
             <w:webHidden/>
           </w:rPr>
-          <w:instrText xml:space="preserve"> PAGEREF _Toc204171874 \h </w:instrText>
+          <w:instrText xml:space="preserve"> PAGEREF _Toc204183953 \h </w:instrText>
         </w:r>
         <w:r>
           <w:rPr>
@@ -897,7 +899,7 @@
           <w:lang w:val="en-US"/>
         </w:rPr>
       </w:pPr>
-      <w:hyperlink w:anchor="_Toc204171875" w:history="1">
+      <w:hyperlink w:anchor="_Toc204183954" w:history="1">
         <w:r>
           <w:rPr>
             <w:rStyle w:val="af4"/>
@@ -924,7 +926,7 @@
             <w:noProof/>
             <w:webHidden/>
           </w:rPr>
-          <w:instrText xml:space="preserve"> PAGEREF _Toc204171875 \h </w:instrText>
+          <w:instrText xml:space="preserve"> PAGEREF _Toc204183954 \h </w:instrText>
         </w:r>
         <w:r>
           <w:rPr>
@@ -966,7 +968,7 @@
           <w:lang w:val="en-US"/>
         </w:rPr>
       </w:pPr>
-      <w:hyperlink w:anchor="_Toc204171876" w:history="1">
+      <w:hyperlink w:anchor="_Toc204183955" w:history="1">
         <w:r>
           <w:rPr>
             <w:rStyle w:val="af4"/>
@@ -993,7 +995,7 @@
             <w:noProof/>
             <w:webHidden/>
           </w:rPr>
-          <w:instrText xml:space="preserve"> PAGEREF _Toc204171876 \h </w:instrText>
+          <w:instrText xml:space="preserve"> PAGEREF _Toc204183955 \h </w:instrText>
         </w:r>
         <w:r>
           <w:rPr>
@@ -1039,7 +1041,7 @@
           <w:lang w:val="en-US"/>
         </w:rPr>
       </w:pPr>
-      <w:hyperlink w:anchor="_Toc204171877" w:history="1">
+      <w:hyperlink w:anchor="_Toc204183956" w:history="1">
         <w:r>
           <w:rPr>
             <w:rStyle w:val="af4"/>
@@ -1062,7 +1064,7 @@
             <w:rStyle w:val="af4"/>
             <w:noProof/>
           </w:rPr>
-          <w:t>ПРОГРАММА И МЕТОДИКИ ПРОВЕДЕНИЯ ИСПЫТАНИЙ</w:t>
+          <w:t>ПРОГРАММА ПРОВЕДЕНИЯ ИСПЫТАНИЙ</w:t>
         </w:r>
         <w:r>
           <w:rPr>
@@ -1083,7 +1085,7 @@
             <w:noProof/>
             <w:webHidden/>
           </w:rPr>
-          <w:instrText xml:space="preserve"> PAGEREF _Toc204171877 \h </w:instrText>
+          <w:instrText xml:space="preserve"> PAGEREF _Toc204183956 \h </w:instrText>
         </w:r>
         <w:r>
           <w:rPr>
@@ -1125,7 +1127,7 @@
           <w:lang w:val="en-US"/>
         </w:rPr>
       </w:pPr>
-      <w:hyperlink w:anchor="_Toc204171878" w:history="1">
+      <w:hyperlink w:anchor="_Toc204183957" w:history="1">
         <w:r>
           <w:rPr>
             <w:rStyle w:val="af4"/>
@@ -1152,7 +1154,7 @@
             <w:noProof/>
             <w:webHidden/>
           </w:rPr>
-          <w:instrText xml:space="preserve"> PAGEREF _Toc204171878 \h </w:instrText>
+          <w:instrText xml:space="preserve"> PAGEREF _Toc204183957 \h </w:instrText>
         </w:r>
         <w:r>
           <w:rPr>
@@ -1194,7 +1196,7 @@
           <w:lang w:val="en-US"/>
         </w:rPr>
       </w:pPr>
-      <w:hyperlink w:anchor="_Toc204171879" w:history="1">
+      <w:hyperlink w:anchor="_Toc204183958" w:history="1">
         <w:r>
           <w:rPr>
             <w:rStyle w:val="af4"/>
@@ -1221,7 +1223,7 @@
             <w:noProof/>
             <w:webHidden/>
           </w:rPr>
-          <w:instrText xml:space="preserve"> PAGEREF _Toc204171879 \h </w:instrText>
+          <w:instrText xml:space="preserve"> PAGEREF _Toc204183958 \h </w:instrText>
         </w:r>
         <w:r>
           <w:rPr>
@@ -1263,7 +1265,7 @@
           <w:lang w:val="en-US"/>
         </w:rPr>
       </w:pPr>
-      <w:hyperlink w:anchor="_Toc204171880" w:history="1">
+      <w:hyperlink w:anchor="_Toc204183959" w:history="1">
         <w:r>
           <w:rPr>
             <w:rStyle w:val="af4"/>
@@ -1290,7 +1292,7 @@
             <w:noProof/>
             <w:webHidden/>
           </w:rPr>
-          <w:instrText xml:space="preserve"> PAGEREF _Toc204171880 \h </w:instrText>
+          <w:instrText xml:space="preserve"> PAGEREF _Toc204183959 \h </w:instrText>
         </w:r>
         <w:r>
           <w:rPr>
@@ -1332,7 +1334,7 @@
           <w:lang w:val="en-US"/>
         </w:rPr>
       </w:pPr>
-      <w:hyperlink w:anchor="_Toc204171881" w:history="1">
+      <w:hyperlink w:anchor="_Toc204183960" w:history="1">
         <w:r>
           <w:rPr>
             <w:rStyle w:val="af4"/>
@@ -1359,7 +1361,7 @@
             <w:noProof/>
             <w:webHidden/>
           </w:rPr>
-          <w:instrText xml:space="preserve"> PAGEREF _Toc204171881 \h </w:instrText>
+          <w:instrText xml:space="preserve"> PAGEREF _Toc204183960 \h </w:instrText>
         </w:r>
         <w:r>
           <w:rPr>
@@ -1440,21 +1442,21 @@
         <w:lastRenderedPageBreak/>
         <w:tab/>
       </w:r>
-      <w:bookmarkStart w:id="0" w:name="_Toc204171869"/>
+      <w:bookmarkStart w:id="1" w:name="_Toc204183948"/>
       <w:r>
         <w:t>ОБЩИЕ СВЕДЕНИЯ</w:t>
       </w:r>
-      <w:bookmarkEnd w:id="0"/>
+      <w:bookmarkEnd w:id="1"/>
     </w:p>
     <w:p>
       <w:pPr>
         <w:pStyle w:val="2"/>
       </w:pPr>
-      <w:bookmarkStart w:id="1" w:name="_Toc204171870"/>
+      <w:bookmarkStart w:id="2" w:name="_Toc204183949"/>
       <w:r>
         <w:t>Цель проведения испытаний</w:t>
       </w:r>
-      <w:bookmarkEnd w:id="1"/>
+      <w:bookmarkEnd w:id="2"/>
     </w:p>
     <w:p>
       <w:pPr>
@@ -1486,14 +1488,14 @@
       <w:pPr>
         <w:pStyle w:val="2"/>
       </w:pPr>
-      <w:bookmarkStart w:id="2" w:name="_Toc204171871"/>
+      <w:bookmarkStart w:id="3" w:name="_Toc204183950"/>
       <w:r>
         <w:t>Место</w:t>
       </w:r>
       <w:r>
         <w:t xml:space="preserve"> проведения испытаний</w:t>
       </w:r>
-      <w:bookmarkEnd w:id="2"/>
+      <w:bookmarkEnd w:id="3"/>
     </w:p>
     <w:tbl>
       <w:tblPr>
@@ -1632,11 +1634,11 @@
       <w:pPr>
         <w:pStyle w:val="2"/>
       </w:pPr>
-      <w:bookmarkStart w:id="3" w:name="_Toc204171872"/>
+      <w:bookmarkStart w:id="4" w:name="_Toc204183951"/>
       <w:r>
         <w:t>Информация об объекте испытаний</w:t>
       </w:r>
-      <w:bookmarkEnd w:id="3"/>
+      <w:bookmarkEnd w:id="4"/>
     </w:p>
     <w:p>
       <w:pPr>
@@ -1791,13 +1793,8 @@
             <w:pPr>
               <w:jc w:val="left"/>
             </w:pPr>
-            <w:proofErr w:type="gramStart"/>
-            <w:r>
-              <w:t>Модель:_</w:t>
-            </w:r>
-            <w:proofErr w:type="gramEnd"/>
-            <w:r>
-              <w:t>_______________________________</w:t>
+            <w:r>
+              <w:t>Модель:________________________________</w:t>
             </w:r>
           </w:p>
           <w:p>
@@ -1993,33 +1990,9 @@
       <w:pPr>
         <w:pStyle w:val="2"/>
       </w:pPr>
-      <w:bookmarkStart w:id="4" w:name="_Toc204171873"/>
+      <w:bookmarkStart w:id="5" w:name="_Toc204183952"/>
       <w:r>
         <w:t>Период проведения испытаний</w:t>
-      </w:r>
-      <w:bookmarkEnd w:id="4"/>
-    </w:p>
-    <w:p>
-      <w:pPr>
-        <w:pStyle w:val="a5"/>
-      </w:pPr>
-      <w:r>
-        <w:t>Дата проведения испытаний:</w:t>
-      </w:r>
-      <w:r>
-        <w:tab/>
-      </w:r>
-      <w:r>
-        <w:t>_____________________</w:t>
-      </w:r>
-    </w:p>
-    <w:p>
-      <w:pPr>
-        <w:pStyle w:val="2"/>
-      </w:pPr>
-      <w:bookmarkStart w:id="5" w:name="_Toc204171874"/>
-      <w:r>
-        <w:t>Условия проведения испытаний и измерений</w:t>
       </w:r>
       <w:bookmarkEnd w:id="5"/>
     </w:p>
@@ -2028,16 +2001,22 @@
         <w:pStyle w:val="a5"/>
       </w:pPr>
       <w:r>
-        <w:t>Испытания проводились при нормальных климатических условиях (температура воздуха 20±5 ºС, относительная влажность до 80%).</w:t>
+        <w:t>Дата проведения испытаний:</w:t>
+      </w:r>
+      <w:r>
+        <w:tab/>
+      </w:r>
+      <w:r>
+        <w:t>_____________________</w:t>
       </w:r>
     </w:p>
     <w:p>
       <w:pPr>
         <w:pStyle w:val="2"/>
       </w:pPr>
-      <w:bookmarkStart w:id="6" w:name="_Toc204171875"/>
-      <w:r>
-        <w:t>Нормативная документация</w:t>
+      <w:bookmarkStart w:id="6" w:name="_Toc204183953"/>
+      <w:r>
+        <w:t>Условия проведения испытаний и измерений</w:t>
       </w:r>
       <w:bookmarkEnd w:id="6"/>
     </w:p>
@@ -2046,20 +2025,38 @@
         <w:pStyle w:val="a5"/>
       </w:pPr>
       <w:r>
-        <w:t xml:space="preserve">1. СТО 56947007-33.040.20.296-2019 </w:t>
-      </w:r>
-      <w:r>
-        <w:t>Типовые шкафы ШЭТ и ОЭТ 6-35 кВ. Архитектура I типа</w:t>
-      </w:r>
-      <w:r>
-        <w:t>, ПАО «ФСК ЕЭС».</w:t>
-      </w:r>
+        <w:t>Испытания проводились при нормальных климатических условиях (температура воздуха 20±5 ºС, относительная влажность до 80%).</w:t>
+      </w:r>
+    </w:p>
+    <w:p>
+      <w:pPr>
+        <w:pStyle w:val="2"/>
+      </w:pPr>
+      <w:bookmarkStart w:id="7" w:name="_Toc204183954"/>
+      <w:r>
+        <w:t>Нормативная документация</w:t>
+      </w:r>
+      <w:bookmarkEnd w:id="7"/>
     </w:p>
     <w:p>
       <w:pPr>
         <w:pStyle w:val="a5"/>
       </w:pPr>
       <w:r>
+        <w:t xml:space="preserve">1. СТО 56947007-33.040.20.296-2019 </w:t>
+      </w:r>
+      <w:r>
+        <w:t>Типовые шкафы ШЭТ и ОЭТ 6-35 кВ. Архитектура I типа</w:t>
+      </w:r>
+      <w:r>
+        <w:t>, ПАО «ФСК ЕЭС».</w:t>
+      </w:r>
+    </w:p>
+    <w:p>
+      <w:pPr>
+        <w:pStyle w:val="a5"/>
+      </w:pPr>
+      <w:r>
         <w:lastRenderedPageBreak/>
         <w:t xml:space="preserve">2. СТО 56947007-33.040.20.297-2019 </w:t>
       </w:r>
@@ -2083,11 +2080,11 @@
       <w:pPr>
         <w:pStyle w:val="2"/>
       </w:pPr>
-      <w:bookmarkStart w:id="7" w:name="_Toc204171876"/>
+      <w:bookmarkStart w:id="8" w:name="_Toc204183955"/>
       <w:r>
         <w:t>Перечень используемых средств измерений (СИ), испытательного оборудования (ИО) и вспомогательного оборудования (ВО)</w:t>
       </w:r>
-      <w:bookmarkEnd w:id="7"/>
+      <w:bookmarkEnd w:id="8"/>
     </w:p>
     <w:p>
       <w:pPr>
@@ -3489,18 +3486,18 @@
       <w:pPr>
         <w:pStyle w:val="1"/>
       </w:pPr>
-      <w:bookmarkStart w:id="8" w:name="_Toc204171877"/>
+      <w:bookmarkStart w:id="9" w:name="_Toc204183956"/>
       <w:r>
         <w:lastRenderedPageBreak/>
         <w:t>ПРОГРАММА ПРОВЕДЕНИЯ ИСПЫТАНИЙ</w:t>
       </w:r>
-      <w:bookmarkEnd w:id="8"/>
+      <w:bookmarkEnd w:id="9"/>
     </w:p>
     <w:p>
       <w:pPr>
         <w:pStyle w:val="2"/>
       </w:pPr>
-      <w:bookmarkStart w:id="9" w:name="_Toc204171878"/>
+      <w:bookmarkStart w:id="10" w:name="_Toc204183957"/>
       <w:r>
         <w:t>Цел</w:t>
       </w:r>
@@ -3510,7 +3507,7 @@
       <w:r>
         <w:t xml:space="preserve"> испытаний</w:t>
       </w:r>
-      <w:bookmarkEnd w:id="9"/>
+      <w:bookmarkEnd w:id="10"/>
     </w:p>
     <w:p>
       <w:pPr>
@@ -3576,39 +3573,28 @@
         <w:rPr>
           <w:highlight w:val="yellow"/>
         </w:rPr>
-        <w:t xml:space="preserve">протоколу (см. </w:t>
-      </w:r>
-      <w:proofErr w:type="gramStart"/>
-      <w:r>
-        <w:rPr>
-          <w:highlight w:val="yellow"/>
-        </w:rPr>
-        <w:t>фа</w:t>
-      </w:r>
-      <w:r>
-        <w:t>йл )</w:t>
-      </w:r>
-      <w:proofErr w:type="gramEnd"/>
-      <w:r>
-        <w:t xml:space="preserve"> приведены выставляемые уставки и параметры для каждого режима.</w:t>
+        <w:t>протоколу (см. фа</w:t>
+      </w:r>
+      <w:r>
+        <w:t>йл ) приведены выставляемые уставки и параметры для каждого режима.</w:t>
       </w:r>
     </w:p>
     <w:p>
       <w:pPr>
         <w:pStyle w:val="2"/>
       </w:pPr>
-      <w:bookmarkStart w:id="10" w:name="_Toc198633114"/>
-      <w:bookmarkStart w:id="11" w:name="_Toc198732865"/>
-      <w:bookmarkStart w:id="12" w:name="_Toc204171879"/>
+      <w:bookmarkStart w:id="11" w:name="_Toc198633114"/>
+      <w:bookmarkStart w:id="12" w:name="_Toc198732865"/>
+      <w:bookmarkStart w:id="13" w:name="_Toc204183958"/>
       <w:r>
         <w:t>Подключение испытатель</w:t>
       </w:r>
       <w:r>
         <w:t>ной установки к устройству</w:t>
       </w:r>
-      <w:bookmarkEnd w:id="10"/>
       <w:bookmarkEnd w:id="11"/>
       <w:bookmarkEnd w:id="12"/>
+      <w:bookmarkEnd w:id="13"/>
     </w:p>
     <w:p>
       <w:pPr>
@@ -3695,7 +3681,6 @@
         </w:rPr>
       </w:pPr>
     </w:p>
-    <w:bookmarkStart w:id="13" w:name="_GoBack"/>
     <w:p>
       <w:pPr>
         <w:pStyle w:val="aa"/>
@@ -3724,13 +3709,12 @@
             <v:path o:extrusionok="f" gradientshapeok="t" o:connecttype="rect"/>
             <o:lock v:ext="edit" aspectratio="t"/>
           </v:shapetype>
-          <v:shape id="_x0000_i1025" type="#_x0000_t75" style="width:357pt;height:452.5pt" o:ole="">
+          <v:shape id="_x0000_i1025" type="#_x0000_t75" style="width:357.1pt;height:452.75pt" o:ole="">
             <v:imagedata r:id="rId10" o:title=""/>
           </v:shape>
-          <o:OLEObject Type="Embed" ProgID="Acrobat.Document.DC" ShapeID="_x0000_i1025" DrawAspect="Content" ObjectID="_1814790529" r:id="rId11"/>
+          <o:OLEObject Type="Embed" ProgID="Acrobat.Document.DC" ShapeID="_x0000_i1025" DrawAspect="Content" ObjectID="_1814796694" r:id="rId11"/>
         </w:object>
       </w:r>
-      <w:bookmarkEnd w:id="13"/>
     </w:p>
     <w:p>
       <w:pPr>
@@ -3775,10 +3759,10 @@
       </w:pPr>
       <w:r>
         <w:object w:dxaOrig="14235" w:dyaOrig="16485">
-          <v:shape id="_x0000_i1026" type="#_x0000_t75" style="width:381pt;height:441pt" o:ole="">
+          <v:shape id="_x0000_i1026" type="#_x0000_t75" style="width:380.75pt;height:441.2pt" o:ole="">
             <v:imagedata r:id="rId12" o:title=""/>
           </v:shape>
-          <o:OLEObject Type="Embed" ProgID="Acrobat.Document.DC" ShapeID="_x0000_i1026" DrawAspect="Content" ObjectID="_1814790530" r:id="rId13"/>
+          <o:OLEObject Type="Embed" ProgID="Acrobat.Document.DC" ShapeID="_x0000_i1026" DrawAspect="Content" ObjectID="_1814796695" r:id="rId13"/>
         </w:object>
       </w:r>
     </w:p>
@@ -3829,7 +3813,7 @@
       <w:pPr>
         <w:pStyle w:val="2"/>
       </w:pPr>
-      <w:bookmarkStart w:id="16" w:name="_Toc204171880"/>
+      <w:bookmarkStart w:id="16" w:name="_Toc204183959"/>
       <w:r>
         <w:t>Назначение дискретных входов устройства ЮНИТ-М-300</w:t>
       </w:r>
@@ -4261,13 +4245,8 @@
                 <w:lang w:val="en-US"/>
               </w:rPr>
             </w:pPr>
-            <w:proofErr w:type="gramStart"/>
-            <w:r>
-              <w:t>Низ.уров.изоляц</w:t>
-            </w:r>
-            <w:proofErr w:type="gramEnd"/>
-            <w:r>
-              <w:t>. В</w:t>
+            <w:r>
+              <w:t>Низ.уров.изоляц. В</w:t>
             </w:r>
           </w:p>
         </w:tc>
@@ -6539,13 +6518,8 @@
               <w:pStyle w:val="af0"/>
               <w:jc w:val="left"/>
             </w:pPr>
-            <w:proofErr w:type="gramStart"/>
-            <w:r>
-              <w:t>Авар.уров.изоляц</w:t>
-            </w:r>
-            <w:proofErr w:type="gramEnd"/>
-            <w:r>
-              <w:t>. В</w:t>
+            <w:r>
+              <w:t>Авар.уров.изоляц. В</w:t>
             </w:r>
           </w:p>
         </w:tc>
@@ -6595,13 +6569,8 @@
               <w:pStyle w:val="af0"/>
               <w:jc w:val="left"/>
             </w:pPr>
-            <w:proofErr w:type="gramStart"/>
-            <w:r>
-              <w:t>Низ.уров.изоляц</w:t>
-            </w:r>
-            <w:proofErr w:type="gramEnd"/>
-            <w:r>
-              <w:t>. В</w:t>
+            <w:r>
+              <w:t>Низ.уров.изоляц. В</w:t>
             </w:r>
           </w:p>
         </w:tc>
@@ -8492,7 +8461,7 @@
       <w:pPr>
         <w:pStyle w:val="2"/>
       </w:pPr>
-      <w:bookmarkStart w:id="24" w:name="_Toc204171881"/>
+      <w:bookmarkStart w:id="24" w:name="_Toc204183960"/>
       <w:r>
         <w:t>Назначение выходных реле устройства ЮНИТ-М-300</w:t>
       </w:r>
@@ -13954,14 +13923,27 @@
           <w:r>
             <w:t>/</w:t>
           </w:r>
-          <w:fldSimple w:instr=" NUMPAGES   \* MERGEFORMAT ">
-            <w:r>
-              <w:rPr>
-                <w:noProof/>
-              </w:rPr>
-              <w:t>10</w:t>
-            </w:r>
-          </w:fldSimple>
+          <w:r>
+            <w:fldChar w:fldCharType="begin"/>
+          </w:r>
+          <w:r>
+            <w:instrText xml:space="preserve"> NUMPAGES   \* MERGEFORMAT </w:instrText>
+          </w:r>
+          <w:r>
+            <w:fldChar w:fldCharType="separate"/>
+          </w:r>
+          <w:r>
+            <w:rPr>
+              <w:noProof/>
+            </w:rPr>
+            <w:t>10</w:t>
+          </w:r>
+          <w:r>
+            <w:rPr>
+              <w:noProof/>
+            </w:rPr>
+            <w:fldChar w:fldCharType="end"/>
+          </w:r>
         </w:p>
       </w:tc>
     </w:tr>
@@ -14046,14 +14028,27 @@
           <w:r>
             <w:t xml:space="preserve"> из </w:t>
           </w:r>
-          <w:fldSimple w:instr=" NUMPAGES ">
-            <w:r>
-              <w:rPr>
-                <w:noProof/>
-              </w:rPr>
-              <w:t>10</w:t>
-            </w:r>
-          </w:fldSimple>
+          <w:r>
+            <w:fldChar w:fldCharType="begin"/>
+          </w:r>
+          <w:r>
+            <w:instrText xml:space="preserve"> NUMPAGES </w:instrText>
+          </w:r>
+          <w:r>
+            <w:fldChar w:fldCharType="separate"/>
+          </w:r>
+          <w:r>
+            <w:rPr>
+              <w:noProof/>
+            </w:rPr>
+            <w:t>10</w:t>
+          </w:r>
+          <w:r>
+            <w:rPr>
+              <w:noProof/>
+            </w:rPr>
+            <w:fldChar w:fldCharType="end"/>
+          </w:r>
           <w:r>
             <w:t xml:space="preserve"> </w:t>
           </w:r>
@@ -16234,7 +16229,7 @@
 </file>
 
 <file path=customXml/itemProps1.xml><?xml version="1.0" encoding="utf-8"?>
-<ds:datastoreItem xmlns:ds="http://schemas.openxmlformats.org/officeDocument/2006/customXml" ds:itemID="{8241D2DB-B0C7-4288-909D-46E3F0CAF837}">
+<ds:datastoreItem xmlns:ds="http://schemas.openxmlformats.org/officeDocument/2006/customXml" ds:itemID="{0ED77E90-29A4-4A91-9080-F89B68B33632}">
   <ds:schemaRefs>
     <ds:schemaRef ds:uri="http://schemas.openxmlformats.org/officeDocument/2006/bibliography"/>
   </ds:schemaRefs>
